--- a/05-数字电路/03-单片机及嵌入式接口/UART串口电路/UART串口电路.docx
+++ b/05-数字电路/03-单片机及嵌入式接口/UART串口电路/UART串口电路.docx
@@ -1976,6 +1976,20 @@
     </w:p>
     <w:bookmarkEnd w:id="26"/>
     <w:bookmarkEnd w:id="27"/>
+    <w:p>
+      <w:pPr>
+        <w:spacing w:before="360"/>
+        <w:jc w:val="center"/>
+      </w:pPr>
+      <w:r>
+        <w:rPr>
+          <w:rFonts w:ascii="Times New Roman" w:hAnsi="Times New Roman"/>
+          <w:color w:val="555555"/>
+          <w:sz w:val="21"/>
+        </w:rPr>
+        <w:t>材料收集者：杜文杰</w:t>
+      </w:r>
+    </w:p>
     <w:sectPr>
       <w:headerReference r:id="rId9" w:type="default"/>
       <w:footerReference r:id="rId10" w:type="default"/>

--- a/05-数字电路/03-单片机及嵌入式接口/UART串口电路/UART串口电路.docx
+++ b/05-数字电路/03-单片机及嵌入式接口/UART串口电路/UART串口电路.docx
@@ -1,6 +1,6 @@
 
 <file path=word/document.xml><?xml version="1.0" encoding="utf-8"?>
-<w:document xmlns:w="http://schemas.openxmlformats.org/wordprocessingml/2006/main" xmlns:m="http://schemas.openxmlformats.org/officeDocument/2006/math" xmlns:r="http://schemas.openxmlformats.org/officeDocument/2006/relationships" xmlns:o="urn:schemas-microsoft-com:office:office" xmlns:v="urn:schemas-microsoft-com:vml" xmlns:w10="urn:schemas-microsoft-com:office:word" xmlns:a="http://schemas.openxmlformats.org/drawingml/2006/main" xmlns:pic="http://schemas.openxmlformats.org/drawingml/2006/picture" xmlns:wp="http://schemas.openxmlformats.org/drawingml/2006/wordprocessingDrawing">
+<w:document xmlns:m="http://schemas.openxmlformats.org/officeDocument/2006/math" xmlns:r="http://schemas.openxmlformats.org/officeDocument/2006/relationships" xmlns:w="http://schemas.openxmlformats.org/wordprocessingml/2006/main" xmlns:o="urn:schemas-microsoft-com:office:office" xmlns:v="urn:schemas-microsoft-com:vml" xmlns:w10="urn:schemas-microsoft-com:office:word" xmlns:a="http://schemas.openxmlformats.org/drawingml/2006/main" xmlns:pic="http://schemas.openxmlformats.org/drawingml/2006/picture" xmlns:wp="http://schemas.openxmlformats.org/drawingml/2006/wordprocessingDrawing">
   <w:body>
     <w:bookmarkStart w:id="27" w:name="uart-串口电路"/>
     <w:p>
@@ -8,11 +8,14 @@
         <w:pStyle w:val="Heading1"/>
       </w:pPr>
       <w:r>
+        <w:rPr>
+          <w:rFonts w:eastAsia="黑体"/>
+        </w:rPr>
         <w:t xml:space="preserve">UART </w:t>
       </w:r>
       <w:r>
         <w:rPr>
-          <w:rFonts w:hint="eastAsia"/>
+          <w:rFonts w:hint="eastAsia" w:eastAsia="黑体"/>
         </w:rPr>
         <w:t xml:space="preserve">串口电路</w:t>
       </w:r>
@@ -24,7 +27,7 @@
       </w:pPr>
       <w:r>
         <w:rPr>
-          <w:rFonts w:hint="eastAsia"/>
+          <w:rFonts w:hint="eastAsia" w:eastAsia="黑体"/>
         </w:rPr>
         <w:t xml:space="preserve">拓扑描述</w:t>
       </w:r>
@@ -35,15 +38,19 @@
       </w:pPr>
       <w:r>
         <w:rPr>
-          <w:rFonts w:hint="eastAsia"/>
+          <w:rFonts w:hint="eastAsia" w:eastAsia="黑体"/>
         </w:rPr>
         <w:t xml:space="preserve">由</w:t>
       </w:r>
       <w:r>
+        <w:rPr>
+          <w:rFonts w:eastAsia="黑体"/>
+        </w:rPr>
         <w:t xml:space="preserve"> </w:t>
       </w:r>
       <w:r>
         <w:rPr>
+          <w:rFonts w:eastAsia="黑体"/>
           <w:b/>
           <w:bCs/>
         </w:rPr>
@@ -51,7 +58,7 @@
       </w:r>
       <w:r>
         <w:rPr>
-          <w:rFonts w:hint="eastAsia"/>
+          <w:rFonts w:hint="eastAsia" w:eastAsia="黑体"/>
           <w:b/>
           <w:bCs/>
         </w:rPr>
@@ -59,6 +66,7 @@
       </w:r>
       <w:r>
         <w:rPr>
+          <w:rFonts w:eastAsia="黑体"/>
           <w:b/>
           <w:bCs/>
         </w:rPr>
@@ -66,27 +74,33 @@
       </w:r>
       <w:r>
         <w:rPr>
-          <w:rFonts w:hint="eastAsia"/>
+          <w:rFonts w:hint="eastAsia" w:eastAsia="黑体"/>
           <w:b/>
           <w:bCs/>
         </w:rPr>
         <w:t xml:space="preserve">外设</w:t>
       </w:r>
       <w:r>
+        <w:rPr>
+          <w:rFonts w:eastAsia="黑体"/>
+        </w:rPr>
         <w:t xml:space="preserve"> </w:t>
       </w:r>
       <w:r>
         <w:rPr>
-          <w:rFonts w:hint="eastAsia"/>
+          <w:rFonts w:hint="eastAsia" w:eastAsia="黑体"/>
         </w:rPr>
         <w:t xml:space="preserve">与</w:t>
       </w:r>
       <w:r>
+        <w:rPr>
+          <w:rFonts w:eastAsia="黑体"/>
+        </w:rPr>
         <w:t xml:space="preserve"> </w:t>
       </w:r>
       <w:r>
         <w:rPr>
-          <w:rFonts w:hint="eastAsia"/>
+          <w:rFonts w:hint="eastAsia" w:eastAsia="黑体"/>
           <w:b/>
           <w:bCs/>
         </w:rPr>
@@ -94,34 +108,43 @@
       </w:r>
       <w:r>
         <w:rPr>
-          <w:rFonts w:hint="eastAsia"/>
+          <w:rFonts w:hint="eastAsia" w:eastAsia="黑体"/>
         </w:rPr>
         <w:t xml:space="preserve">（PC、传感器、另一</w:t>
       </w:r>
       <w:r>
+        <w:rPr>
+          <w:rFonts w:eastAsia="黑体"/>
+        </w:rPr>
         <w:t xml:space="preserve"> </w:t>
       </w:r>
       <w:r>
         <w:rPr>
-          <w:rFonts w:hint="eastAsia"/>
+          <w:rFonts w:hint="eastAsia" w:eastAsia="黑体"/>
         </w:rPr>
         <w:t xml:space="preserve">MCU）通过交叉连接的</w:t>
       </w:r>
       <w:r>
+        <w:rPr>
+          <w:rFonts w:eastAsia="黑体"/>
+        </w:rPr>
         <w:t xml:space="preserve"> TXD/RXD </w:t>
       </w:r>
       <w:r>
         <w:rPr>
-          <w:rFonts w:hint="eastAsia"/>
+          <w:rFonts w:hint="eastAsia" w:eastAsia="黑体"/>
         </w:rPr>
         <w:t xml:space="preserve">组成异步串行通信链路，中间常加</w:t>
       </w:r>
       <w:r>
+        <w:rPr>
+          <w:rFonts w:eastAsia="黑体"/>
+        </w:rPr>
         <w:t xml:space="preserve"> </w:t>
       </w:r>
       <w:r>
         <w:rPr>
-          <w:rFonts w:hint="eastAsia"/>
+          <w:rFonts w:hint="eastAsia" w:eastAsia="黑体"/>
           <w:b/>
           <w:bCs/>
         </w:rPr>
@@ -129,6 +152,7 @@
       </w:r>
       <w:r>
         <w:rPr>
+          <w:rFonts w:eastAsia="黑体"/>
           <w:b/>
           <w:bCs/>
         </w:rPr>
@@ -136,49 +160,61 @@
       </w:r>
       <w:r>
         <w:rPr>
-          <w:rFonts w:hint="eastAsia"/>
+          <w:rFonts w:hint="eastAsia" w:eastAsia="黑体"/>
         </w:rPr>
         <w:t xml:space="preserve">（RS-232</w:t>
       </w:r>
       <w:r>
+        <w:rPr>
+          <w:rFonts w:eastAsia="黑体"/>
+        </w:rPr>
         <w:t xml:space="preserve"> </w:t>
       </w:r>
       <w:r>
         <w:rPr>
-          <w:rFonts w:hint="eastAsia"/>
+          <w:rFonts w:hint="eastAsia" w:eastAsia="黑体"/>
         </w:rPr>
         <w:t xml:space="preserve">用</w:t>
       </w:r>
       <w:r>
+        <w:rPr>
+          <w:rFonts w:eastAsia="黑体"/>
+        </w:rPr>
         <w:t xml:space="preserve"> MAX232、RS-485 </w:t>
       </w:r>
       <w:r>
         <w:rPr>
-          <w:rFonts w:hint="eastAsia"/>
+          <w:rFonts w:hint="eastAsia" w:eastAsia="黑体"/>
         </w:rPr>
         <w:t xml:space="preserve">用</w:t>
       </w:r>
       <w:r>
+        <w:rPr>
+          <w:rFonts w:eastAsia="黑体"/>
+        </w:rPr>
         <w:t xml:space="preserve"> </w:t>
       </w:r>
       <w:r>
         <w:rPr>
-          <w:rFonts w:hint="eastAsia"/>
+          <w:rFonts w:hint="eastAsia" w:eastAsia="黑体"/>
         </w:rPr>
         <w:t xml:space="preserve">MAX485）。电路共有</w:t>
       </w:r>
       <w:r>
+        <w:rPr>
+          <w:rFonts w:eastAsia="黑体"/>
+        </w:rPr>
         <w:t xml:space="preserve"> 4 </w:t>
       </w:r>
       <w:r>
         <w:rPr>
-          <w:rFonts w:hint="eastAsia"/>
+          <w:rFonts w:hint="eastAsia" w:eastAsia="黑体"/>
         </w:rPr>
         <w:t xml:space="preserve">个关键节点：</w:t>
       </w:r>
       <w:r>
         <w:rPr>
-          <w:rFonts w:hint="eastAsia"/>
+          <w:rFonts w:hint="eastAsia" w:eastAsia="黑体"/>
           <w:b/>
           <w:bCs/>
         </w:rPr>
@@ -186,6 +222,7 @@
       </w:r>
       <w:r>
         <w:rPr>
+          <w:rFonts w:eastAsia="黑体"/>
           <w:b/>
           <w:bCs/>
         </w:rPr>
@@ -193,7 +230,7 @@
       </w:r>
       <w:r>
         <w:rPr>
-          <w:rFonts w:hint="eastAsia"/>
+          <w:rFonts w:hint="eastAsia" w:eastAsia="黑体"/>
           <w:b/>
           <w:bCs/>
         </w:rPr>
@@ -201,40 +238,49 @@
       </w:r>
       <w:r>
         <w:rPr>
-          <w:rFonts w:hint="eastAsia"/>
+          <w:rFonts w:hint="eastAsia" w:eastAsia="黑体"/>
         </w:rPr>
         <w:t xml:space="preserve">（MCU</w:t>
       </w:r>
       <w:r>
+        <w:rPr>
+          <w:rFonts w:eastAsia="黑体"/>
+        </w:rPr>
         <w:t xml:space="preserve"> </w:t>
       </w:r>
       <w:r>
         <w:rPr>
-          <w:rFonts w:hint="eastAsia"/>
+          <w:rFonts w:hint="eastAsia" w:eastAsia="黑体"/>
         </w:rPr>
         <w:t xml:space="preserve">的</w:t>
       </w:r>
       <w:r>
+        <w:rPr>
+          <w:rFonts w:eastAsia="黑体"/>
+        </w:rPr>
         <w:t xml:space="preserve"> TXD </w:t>
       </w:r>
       <w:r>
         <w:rPr>
-          <w:rFonts w:hint="eastAsia"/>
+          <w:rFonts w:hint="eastAsia" w:eastAsia="黑体"/>
         </w:rPr>
         <w:t xml:space="preserve">端，经电平转换后接到对端</w:t>
       </w:r>
       <w:r>
+        <w:rPr>
+          <w:rFonts w:eastAsia="黑体"/>
+        </w:rPr>
         <w:t xml:space="preserve"> </w:t>
       </w:r>
       <w:r>
         <w:rPr>
-          <w:rFonts w:hint="eastAsia"/>
+          <w:rFonts w:hint="eastAsia" w:eastAsia="黑体"/>
         </w:rPr>
         <w:t xml:space="preserve">RX）；</w:t>
       </w:r>
       <w:r>
         <w:rPr>
-          <w:rFonts w:hint="eastAsia"/>
+          <w:rFonts w:hint="eastAsia" w:eastAsia="黑体"/>
           <w:b/>
           <w:bCs/>
         </w:rPr>
@@ -242,6 +288,7 @@
       </w:r>
       <w:r>
         <w:rPr>
+          <w:rFonts w:eastAsia="黑体"/>
           <w:b/>
           <w:bCs/>
         </w:rPr>
@@ -249,7 +296,7 @@
       </w:r>
       <w:r>
         <w:rPr>
-          <w:rFonts w:hint="eastAsia"/>
+          <w:rFonts w:hint="eastAsia" w:eastAsia="黑体"/>
           <w:b/>
           <w:bCs/>
         </w:rPr>
@@ -257,40 +304,49 @@
       </w:r>
       <w:r>
         <w:rPr>
-          <w:rFonts w:hint="eastAsia"/>
+          <w:rFonts w:hint="eastAsia" w:eastAsia="黑体"/>
         </w:rPr>
         <w:t xml:space="preserve">（MCU</w:t>
       </w:r>
       <w:r>
+        <w:rPr>
+          <w:rFonts w:eastAsia="黑体"/>
+        </w:rPr>
         <w:t xml:space="preserve"> </w:t>
       </w:r>
       <w:r>
         <w:rPr>
-          <w:rFonts w:hint="eastAsia"/>
+          <w:rFonts w:hint="eastAsia" w:eastAsia="黑体"/>
         </w:rPr>
         <w:t xml:space="preserve">的</w:t>
       </w:r>
       <w:r>
+        <w:rPr>
+          <w:rFonts w:eastAsia="黑体"/>
+        </w:rPr>
         <w:t xml:space="preserve"> RXD </w:t>
       </w:r>
       <w:r>
         <w:rPr>
-          <w:rFonts w:hint="eastAsia"/>
+          <w:rFonts w:hint="eastAsia" w:eastAsia="黑体"/>
         </w:rPr>
         <w:t xml:space="preserve">端，经电平转换后接到对端</w:t>
       </w:r>
       <w:r>
+        <w:rPr>
+          <w:rFonts w:eastAsia="黑体"/>
+        </w:rPr>
         <w:t xml:space="preserve"> </w:t>
       </w:r>
       <w:r>
         <w:rPr>
-          <w:rFonts w:hint="eastAsia"/>
+          <w:rFonts w:hint="eastAsia" w:eastAsia="黑体"/>
         </w:rPr>
         <w:t xml:space="preserve">TX）；</w:t>
       </w:r>
       <w:r>
         <w:rPr>
-          <w:rFonts w:hint="eastAsia"/>
+          <w:rFonts w:hint="eastAsia" w:eastAsia="黑体"/>
           <w:b/>
           <w:bCs/>
         </w:rPr>
@@ -298,6 +354,7 @@
       </w:r>
       <w:r>
         <w:rPr>
+          <w:rFonts w:eastAsia="黑体"/>
           <w:b/>
           <w:bCs/>
         </w:rPr>
@@ -305,7 +362,7 @@
       </w:r>
       <w:r>
         <w:rPr>
-          <w:rFonts w:hint="eastAsia"/>
+          <w:rFonts w:hint="eastAsia" w:eastAsia="黑体"/>
           <w:b/>
           <w:bCs/>
         </w:rPr>
@@ -313,6 +370,7 @@
       </w:r>
       <w:r>
         <w:rPr>
+          <w:rFonts w:eastAsia="黑体"/>
           <w:b/>
           <w:bCs/>
         </w:rPr>
@@ -320,13 +378,13 @@
       </w:r>
       <w:r>
         <w:rPr>
-          <w:rFonts w:hint="eastAsia"/>
+          <w:rFonts w:hint="eastAsia" w:eastAsia="黑体"/>
         </w:rPr>
         <w:t xml:space="preserve">；</w:t>
       </w:r>
       <w:r>
         <w:rPr>
-          <w:rFonts w:hint="eastAsia"/>
+          <w:rFonts w:hint="eastAsia" w:eastAsia="黑体"/>
           <w:b/>
           <w:bCs/>
         </w:rPr>
@@ -334,6 +392,7 @@
       </w:r>
       <w:r>
         <w:rPr>
+          <w:rFonts w:eastAsia="黑体"/>
           <w:b/>
           <w:bCs/>
         </w:rPr>
@@ -341,7 +400,7 @@
       </w:r>
       <w:r>
         <w:rPr>
-          <w:rFonts w:hint="eastAsia"/>
+          <w:rFonts w:hint="eastAsia" w:eastAsia="黑体"/>
           <w:b/>
           <w:bCs/>
         </w:rPr>
@@ -349,6 +408,7 @@
       </w:r>
       <w:r>
         <w:rPr>
+          <w:rFonts w:eastAsia="黑体"/>
           <w:b/>
           <w:bCs/>
         </w:rPr>
@@ -378,6 +438,9 @@
         </m:sSub>
       </m:oMath>
       <w:r>
+        <w:rPr>
+          <w:rFonts w:eastAsia="黑体"/>
+        </w:rPr>
         <w:t xml:space="preserve">。</w:t>
       </w:r>
     </w:p>
@@ -385,63 +448,82 @@
       <w:pPr/>
       <w:r>
         <w:rPr>
-          <w:rFonts w:hint="eastAsia"/>
+          <w:rFonts w:hint="eastAsia" w:eastAsia="黑体"/>
         </w:rPr>
         <w:t xml:space="preserve">各元件管脚连接：</w:t>
       </w:r>
       <w:r>
         <w:rPr>
+          <w:rFonts w:eastAsia="黑体"/>
           <w:b/>
           <w:bCs/>
         </w:rPr>
         <w:t xml:space="preserve">MCU</w:t>
       </w:r>
       <w:r>
+        <w:rPr>
+          <w:rFonts w:eastAsia="黑体"/>
+        </w:rPr>
         <w:t xml:space="preserve"> </w:t>
       </w:r>
       <w:r>
         <w:rPr>
-          <w:rFonts w:hint="eastAsia"/>
+          <w:rFonts w:hint="eastAsia" w:eastAsia="黑体"/>
         </w:rPr>
         <w:t xml:space="preserve">的发送引脚</w:t>
       </w:r>
       <w:r>
+        <w:rPr>
+          <w:rFonts w:eastAsia="黑体"/>
+        </w:rPr>
         <w:t xml:space="preserve"> TXD </w:t>
       </w:r>
       <w:r>
         <w:rPr>
-          <w:rFonts w:hint="eastAsia"/>
+          <w:rFonts w:hint="eastAsia" w:eastAsia="黑体"/>
         </w:rPr>
         <w:t xml:space="preserve">接节点①、接收引脚</w:t>
       </w:r>
       <w:r>
+        <w:rPr>
+          <w:rFonts w:eastAsia="黑体"/>
+        </w:rPr>
         <w:t xml:space="preserve"> RXD </w:t>
       </w:r>
       <w:r>
         <w:rPr>
-          <w:rFonts w:hint="eastAsia"/>
+          <w:rFonts w:hint="eastAsia" w:eastAsia="黑体"/>
         </w:rPr>
         <w:t xml:space="preserve">接节点②、正电源脚</w:t>
       </w:r>
       <w:r>
+        <w:rPr>
+          <w:rFonts w:eastAsia="黑体"/>
+        </w:rPr>
         <w:t xml:space="preserve"> VCC </w:t>
       </w:r>
       <w:r>
         <w:rPr>
-          <w:rFonts w:hint="eastAsia"/>
+          <w:rFonts w:hint="eastAsia" w:eastAsia="黑体"/>
         </w:rPr>
         <w:t xml:space="preserve">接节点④</w:t>
       </w:r>
       <w:r>
+        <w:rPr>
+          <w:rFonts w:eastAsia="黑体"/>
+        </w:rPr>
         <w:t xml:space="preserve"> </w:t>
       </w:r>
       <w:r>
         <w:rPr>
-          <w:rFonts w:hint="eastAsia"/>
+          <w:rFonts w:hint="eastAsia" w:eastAsia="黑体"/>
         </w:rPr>
         <w:t xml:space="preserve">的</w:t>
       </w:r>
       <w:r>
+        <w:rPr>
+          <w:rFonts w:eastAsia="黑体"/>
+        </w:rPr>
         <w:t xml:space="preserve"> </w:t>
       </w:r>
       <m:oMath>
@@ -469,236 +551,307 @@
       </m:oMath>
       <w:r>
         <w:rPr>
-          <w:rFonts w:hint="eastAsia"/>
+          <w:rFonts w:hint="eastAsia" w:eastAsia="黑体"/>
         </w:rPr>
         <w:t xml:space="preserve">、地脚</w:t>
       </w:r>
       <w:r>
+        <w:rPr>
+          <w:rFonts w:eastAsia="黑体"/>
+        </w:rPr>
         <w:t xml:space="preserve"> GND </w:t>
       </w:r>
       <w:r>
         <w:rPr>
-          <w:rFonts w:hint="eastAsia"/>
+          <w:rFonts w:hint="eastAsia" w:eastAsia="黑体"/>
         </w:rPr>
         <w:t xml:space="preserve">接节点③；</w:t>
       </w:r>
       <w:r>
         <w:rPr>
-          <w:rFonts w:hint="eastAsia"/>
+          <w:rFonts w:hint="eastAsia" w:eastAsia="黑体"/>
           <w:b/>
           <w:bCs/>
         </w:rPr>
         <w:t xml:space="preserve">对端设备</w:t>
       </w:r>
       <w:r>
+        <w:rPr>
+          <w:rFonts w:eastAsia="黑体"/>
+        </w:rPr>
         <w:t xml:space="preserve"> </w:t>
       </w:r>
       <w:r>
         <w:rPr>
-          <w:rFonts w:hint="eastAsia"/>
+          <w:rFonts w:hint="eastAsia" w:eastAsia="黑体"/>
         </w:rPr>
         <w:t xml:space="preserve">的</w:t>
       </w:r>
       <w:r>
+        <w:rPr>
+          <w:rFonts w:eastAsia="黑体"/>
+        </w:rPr>
         <w:t xml:space="preserve"> RX </w:t>
       </w:r>
       <w:r>
         <w:rPr>
-          <w:rFonts w:hint="eastAsia"/>
+          <w:rFonts w:hint="eastAsia" w:eastAsia="黑体"/>
         </w:rPr>
         <w:t xml:space="preserve">脚接节点①、TX</w:t>
       </w:r>
       <w:r>
+        <w:rPr>
+          <w:rFonts w:eastAsia="黑体"/>
+        </w:rPr>
         <w:t xml:space="preserve"> </w:t>
       </w:r>
       <w:r>
         <w:rPr>
-          <w:rFonts w:hint="eastAsia"/>
+          <w:rFonts w:hint="eastAsia" w:eastAsia="黑体"/>
         </w:rPr>
         <w:t xml:space="preserve">脚接节点②、GND</w:t>
       </w:r>
       <w:r>
+        <w:rPr>
+          <w:rFonts w:eastAsia="黑体"/>
+        </w:rPr>
         <w:t xml:space="preserve"> </w:t>
       </w:r>
       <w:r>
         <w:rPr>
-          <w:rFonts w:hint="eastAsia"/>
+          <w:rFonts w:hint="eastAsia" w:eastAsia="黑体"/>
         </w:rPr>
         <w:t xml:space="preserve">接节点③，实现交叉连接（双方</w:t>
       </w:r>
       <w:r>
+        <w:rPr>
+          <w:rFonts w:eastAsia="黑体"/>
+        </w:rPr>
         <w:t xml:space="preserve"> TXD </w:t>
       </w:r>
       <w:r>
         <w:rPr>
-          <w:rFonts w:hint="eastAsia"/>
+          <w:rFonts w:hint="eastAsia" w:eastAsia="黑体"/>
         </w:rPr>
         <w:t xml:space="preserve">接对方</w:t>
       </w:r>
       <w:r>
+        <w:rPr>
+          <w:rFonts w:eastAsia="黑体"/>
+        </w:rPr>
         <w:t xml:space="preserve"> </w:t>
       </w:r>
       <w:r>
         <w:rPr>
-          <w:rFonts w:hint="eastAsia"/>
+          <w:rFonts w:hint="eastAsia" w:eastAsia="黑体"/>
         </w:rPr>
         <w:t xml:space="preserve">RXD）；</w:t>
       </w:r>
       <w:r>
         <w:rPr>
+          <w:rFonts w:eastAsia="黑体"/>
           <w:b/>
           <w:bCs/>
         </w:rPr>
         <w:t xml:space="preserve">MAX232</w:t>
       </w:r>
       <w:r>
+        <w:rPr>
+          <w:rFonts w:eastAsia="黑体"/>
+        </w:rPr>
         <w:t xml:space="preserve"> </w:t>
       </w:r>
       <w:r>
         <w:rPr>
-          <w:rFonts w:hint="eastAsia"/>
+          <w:rFonts w:hint="eastAsia" w:eastAsia="黑体"/>
         </w:rPr>
         <w:t xml:space="preserve">的</w:t>
       </w:r>
       <w:r>
+        <w:rPr>
+          <w:rFonts w:eastAsia="黑体"/>
+        </w:rPr>
         <w:t xml:space="preserve"> T1IN </w:t>
       </w:r>
       <w:r>
         <w:rPr>
-          <w:rFonts w:hint="eastAsia"/>
+          <w:rFonts w:hint="eastAsia" w:eastAsia="黑体"/>
         </w:rPr>
         <w:t xml:space="preserve">接</w:t>
       </w:r>
       <w:r>
+        <w:rPr>
+          <w:rFonts w:eastAsia="黑体"/>
+        </w:rPr>
         <w:t xml:space="preserve"> MCU </w:t>
       </w:r>
       <w:r>
         <w:rPr>
-          <w:rFonts w:hint="eastAsia"/>
+          <w:rFonts w:hint="eastAsia" w:eastAsia="黑体"/>
         </w:rPr>
         <w:t xml:space="preserve">的</w:t>
       </w:r>
       <w:r>
+        <w:rPr>
+          <w:rFonts w:eastAsia="黑体"/>
+        </w:rPr>
         <w:t xml:space="preserve"> TXD、T1OUT </w:t>
       </w:r>
       <w:r>
         <w:rPr>
-          <w:rFonts w:hint="eastAsia"/>
+          <w:rFonts w:hint="eastAsia" w:eastAsia="黑体"/>
         </w:rPr>
         <w:t xml:space="preserve">接对端</w:t>
       </w:r>
       <w:r>
+        <w:rPr>
+          <w:rFonts w:eastAsia="黑体"/>
+        </w:rPr>
         <w:t xml:space="preserve"> RX、R1IN </w:t>
       </w:r>
       <w:r>
         <w:rPr>
-          <w:rFonts w:hint="eastAsia"/>
+          <w:rFonts w:hint="eastAsia" w:eastAsia="黑体"/>
         </w:rPr>
         <w:t xml:space="preserve">接对端</w:t>
       </w:r>
       <w:r>
+        <w:rPr>
+          <w:rFonts w:eastAsia="黑体"/>
+        </w:rPr>
         <w:t xml:space="preserve"> TX、R1OUT </w:t>
       </w:r>
       <w:r>
         <w:rPr>
-          <w:rFonts w:hint="eastAsia"/>
+          <w:rFonts w:hint="eastAsia" w:eastAsia="黑体"/>
         </w:rPr>
         <w:t xml:space="preserve">接</w:t>
       </w:r>
       <w:r>
+        <w:rPr>
+          <w:rFonts w:eastAsia="黑体"/>
+        </w:rPr>
         <w:t xml:space="preserve"> MCU </w:t>
       </w:r>
       <w:r>
         <w:rPr>
-          <w:rFonts w:hint="eastAsia"/>
+          <w:rFonts w:hint="eastAsia" w:eastAsia="黑体"/>
         </w:rPr>
         <w:t xml:space="preserve">的</w:t>
       </w:r>
       <w:r>
+        <w:rPr>
+          <w:rFonts w:eastAsia="黑体"/>
+        </w:rPr>
         <w:t xml:space="preserve"> </w:t>
       </w:r>
       <w:r>
         <w:rPr>
-          <w:rFonts w:hint="eastAsia"/>
+          <w:rFonts w:hint="eastAsia" w:eastAsia="黑体"/>
         </w:rPr>
         <w:t xml:space="preserve">RXD，其</w:t>
       </w:r>
       <w:r>
+        <w:rPr>
+          <w:rFonts w:eastAsia="黑体"/>
+        </w:rPr>
         <w:t xml:space="preserve"> VCC/V+、V− </w:t>
       </w:r>
       <w:r>
         <w:rPr>
-          <w:rFonts w:hint="eastAsia"/>
+          <w:rFonts w:hint="eastAsia" w:eastAsia="黑体"/>
         </w:rPr>
         <w:t xml:space="preserve">接电源与地；</w:t>
       </w:r>
       <w:r>
         <w:rPr>
+          <w:rFonts w:eastAsia="黑体"/>
           <w:b/>
           <w:bCs/>
         </w:rPr>
         <w:t xml:space="preserve">MAX485</w:t>
       </w:r>
       <w:r>
+        <w:rPr>
+          <w:rFonts w:eastAsia="黑体"/>
+        </w:rPr>
         <w:t xml:space="preserve"> </w:t>
       </w:r>
       <w:r>
         <w:rPr>
-          <w:rFonts w:hint="eastAsia"/>
+          <w:rFonts w:hint="eastAsia" w:eastAsia="黑体"/>
         </w:rPr>
         <w:t xml:space="preserve">则将</w:t>
       </w:r>
       <w:r>
+        <w:rPr>
+          <w:rFonts w:eastAsia="黑体"/>
+        </w:rPr>
         <w:t xml:space="preserve"> A/B </w:t>
       </w:r>
       <w:r>
         <w:rPr>
-          <w:rFonts w:hint="eastAsia"/>
+          <w:rFonts w:hint="eastAsia" w:eastAsia="黑体"/>
         </w:rPr>
         <w:t xml:space="preserve">差分对接到对端，RE/DE</w:t>
       </w:r>
       <w:r>
+        <w:rPr>
+          <w:rFonts w:eastAsia="黑体"/>
+        </w:rPr>
         <w:t xml:space="preserve"> </w:t>
       </w:r>
       <w:r>
         <w:rPr>
-          <w:rFonts w:hint="eastAsia"/>
+          <w:rFonts w:hint="eastAsia" w:eastAsia="黑体"/>
         </w:rPr>
         <w:t xml:space="preserve">方向脚由</w:t>
       </w:r>
       <w:r>
+        <w:rPr>
+          <w:rFonts w:eastAsia="黑体"/>
+        </w:rPr>
         <w:t xml:space="preserve"> MCU GPIO </w:t>
       </w:r>
       <w:r>
         <w:rPr>
-          <w:rFonts w:hint="eastAsia"/>
+          <w:rFonts w:hint="eastAsia" w:eastAsia="黑体"/>
         </w:rPr>
         <w:t xml:space="preserve">控制。双方</w:t>
       </w:r>
       <w:r>
+        <w:rPr>
+          <w:rFonts w:eastAsia="黑体"/>
+        </w:rPr>
         <w:t xml:space="preserve"> GND </w:t>
       </w:r>
       <w:r>
         <w:rPr>
-          <w:rFonts w:hint="eastAsia"/>
+          <w:rFonts w:hint="eastAsia" w:eastAsia="黑体"/>
         </w:rPr>
         <w:t xml:space="preserve">必须共地，TX</w:t>
       </w:r>
       <w:r>
+        <w:rPr>
+          <w:rFonts w:eastAsia="黑体"/>
+        </w:rPr>
         <w:t xml:space="preserve"> </w:t>
       </w:r>
       <w:r>
         <w:rPr>
-          <w:rFonts w:hint="eastAsia"/>
+          <w:rFonts w:hint="eastAsia" w:eastAsia="黑体"/>
         </w:rPr>
         <w:t xml:space="preserve">与</w:t>
       </w:r>
       <w:r>
+        <w:rPr>
+          <w:rFonts w:eastAsia="黑体"/>
+        </w:rPr>
         <w:t xml:space="preserve"> RX </w:t>
       </w:r>
       <w:r>
         <w:rPr>
-          <w:rFonts w:hint="eastAsia"/>
+          <w:rFonts w:hint="eastAsia" w:eastAsia="黑体"/>
         </w:rPr>
         <w:t xml:space="preserve">交叉互联，且双方约定波特率、数据位、校验位与停止位。</w:t>
       </w:r>
@@ -707,34 +860,43 @@
       <w:pPr/>
       <w:r>
         <w:rPr>
-          <w:rFonts w:hint="eastAsia"/>
+          <w:rFonts w:hint="eastAsia" w:eastAsia="黑体"/>
         </w:rPr>
         <w:t xml:space="preserve">由此构成”双方按约定波特率/数据位/校验位/停止位、无共享时钟的点对点异步串行通信”的</w:t>
       </w:r>
       <w:r>
+        <w:rPr>
+          <w:rFonts w:eastAsia="黑体"/>
+        </w:rPr>
         <w:t xml:space="preserve"> UART </w:t>
       </w:r>
       <w:r>
         <w:rPr>
-          <w:rFonts w:hint="eastAsia"/>
+          <w:rFonts w:hint="eastAsia" w:eastAsia="黑体"/>
         </w:rPr>
         <w:t xml:space="preserve">组态，配合电平转换器实现</w:t>
       </w:r>
       <w:r>
+        <w:rPr>
+          <w:rFonts w:eastAsia="黑体"/>
+        </w:rPr>
         <w:t xml:space="preserve"> TTL </w:t>
       </w:r>
       <w:r>
         <w:rPr>
-          <w:rFonts w:hint="eastAsia"/>
+          <w:rFonts w:hint="eastAsia" w:eastAsia="黑体"/>
         </w:rPr>
         <w:t xml:space="preserve">与</w:t>
       </w:r>
       <w:r>
+        <w:rPr>
+          <w:rFonts w:eastAsia="黑体"/>
+        </w:rPr>
         <w:t xml:space="preserve"> RS-232/RS-485 </w:t>
       </w:r>
       <w:r>
         <w:rPr>
-          <w:rFonts w:hint="eastAsia"/>
+          <w:rFonts w:hint="eastAsia" w:eastAsia="黑体"/>
         </w:rPr>
         <w:t xml:space="preserve">之间的电平匹配与传输。</w:t>
       </w:r>
@@ -747,7 +909,7 @@
       </w:pPr>
       <w:r>
         <w:rPr>
-          <w:rFonts w:hint="eastAsia"/>
+          <w:rFonts w:hint="eastAsia" w:eastAsia="黑体"/>
         </w:rPr>
         <w:t xml:space="preserve">工作原理</w:t>
       </w:r>
@@ -758,16 +920,19 @@
       </w:pPr>
       <w:r>
         <w:rPr>
-          <w:rFonts w:hint="eastAsia"/>
+          <w:rFonts w:hint="eastAsia" w:eastAsia="黑体"/>
         </w:rPr>
         <w:t xml:space="preserve">发送方按约定的位定时把数据逐位移位到</w:t>
       </w:r>
       <w:r>
+        <w:rPr>
+          <w:rFonts w:eastAsia="黑体"/>
+        </w:rPr>
         <w:t xml:space="preserve"> TXD </w:t>
       </w:r>
       <w:r>
         <w:rPr>
-          <w:rFonts w:hint="eastAsia"/>
+          <w:rFonts w:hint="eastAsia" w:eastAsia="黑体"/>
         </w:rPr>
         <w:t xml:space="preserve">线上，先发起始位（拉低），再发数据位、可选校验位，最后发停止位（拉高）；接收方用本地时钟过采样检测起始位并对每个数据位中间采样，还原出并行数据。</w:t>
       </w:r>
@@ -780,7 +945,7 @@
       </w:pPr>
       <w:r>
         <w:rPr>
-          <w:rFonts w:hint="eastAsia"/>
+          <w:rFonts w:hint="eastAsia" w:eastAsia="黑体"/>
         </w:rPr>
         <w:t xml:space="preserve">关键计算公式</w:t>
       </w:r>
@@ -794,7 +959,7 @@
       </w:pPr>
       <w:r>
         <w:rPr>
-          <w:rFonts w:hint="eastAsia"/>
+          <w:rFonts w:hint="eastAsia" w:eastAsia="黑体"/>
         </w:rPr>
         <w:t xml:space="preserve">波特率与位周期：</w:t>
       </w:r>
@@ -864,16 +1029,19 @@
       </w:pPr>
       <w:r>
         <w:rPr>
-          <w:rFonts w:hint="eastAsia"/>
+          <w:rFonts w:hint="eastAsia" w:eastAsia="黑体"/>
         </w:rPr>
         <w:t xml:space="preserve">波特率发生器分频值（PCLK</w:t>
       </w:r>
       <w:r>
+        <w:rPr>
+          <w:rFonts w:eastAsia="黑体"/>
+        </w:rPr>
         <w:t xml:space="preserve"> </w:t>
       </w:r>
       <w:r>
         <w:rPr>
-          <w:rFonts w:hint="eastAsia"/>
+          <w:rFonts w:hint="eastAsia" w:eastAsia="黑体"/>
         </w:rPr>
         <w:t xml:space="preserve">为外设时钟）：</w:t>
       </w:r>
@@ -959,7 +1127,7 @@
       </w:pPr>
       <w:r>
         <w:rPr>
-          <w:rFonts w:hint="eastAsia"/>
+          <w:rFonts w:hint="eastAsia" w:eastAsia="黑体"/>
         </w:rPr>
         <w:t xml:space="preserve">有效数据吞吐率：</w:t>
       </w:r>
@@ -1057,7 +1225,7 @@
             </w:pPr>
             <w:r>
               <w:rPr>
-                <w:rFonts w:hint="eastAsia"/>
+                <w:rFonts w:hint="eastAsia" w:eastAsia="黑体"/>
               </w:rPr>
               <w:t xml:space="preserve">符号</w:t>
             </w:r>
@@ -1071,7 +1239,7 @@
             </w:pPr>
             <w:r>
               <w:rPr>
-                <w:rFonts w:hint="eastAsia"/>
+                <w:rFonts w:hint="eastAsia" w:eastAsia="黑体"/>
               </w:rPr>
               <w:t xml:space="preserve">含义</w:t>
             </w:r>
@@ -1085,7 +1253,7 @@
             </w:pPr>
             <w:r>
               <w:rPr>
-                <w:rFonts w:hint="eastAsia"/>
+                <w:rFonts w:hint="eastAsia" w:eastAsia="黑体"/>
               </w:rPr>
               <w:t xml:space="preserve">单位</w:t>
             </w:r>
@@ -1109,6 +1277,9 @@
               </m:r>
             </m:oMath>
             <w:r>
+              <w:rPr>
+                <w:rFonts w:eastAsia="黑体"/>
+              </w:rPr>
               <w:t xml:space="preserve">​</w:t>
             </w:r>
           </w:p>
@@ -1121,7 +1292,7 @@
             </w:pPr>
             <w:r>
               <w:rPr>
-                <w:rFonts w:hint="eastAsia"/>
+                <w:rFonts w:hint="eastAsia" w:eastAsia="黑体"/>
               </w:rPr>
               <w:t xml:space="preserve">波特率</w:t>
             </w:r>
@@ -1134,6 +1305,9 @@
               <w:pStyle w:val="Compact"/>
             </w:pPr>
             <w:r>
+              <w:rPr>
+                <w:rFonts w:eastAsia="黑体"/>
+              </w:rPr>
               <w:t xml:space="preserve">bit/s</w:t>
             </w:r>
           </w:p>
@@ -1167,6 +1341,9 @@
               </m:sSub>
             </m:oMath>
             <w:r>
+              <w:rPr>
+                <w:rFonts w:eastAsia="黑体"/>
+              </w:rPr>
               <w:t xml:space="preserve">​</w:t>
             </w:r>
           </w:p>
@@ -1179,7 +1356,7 @@
             </w:pPr>
             <w:r>
               <w:rPr>
-                <w:rFonts w:hint="eastAsia"/>
+                <w:rFonts w:hint="eastAsia" w:eastAsia="黑体"/>
               </w:rPr>
               <w:t xml:space="preserve">位周期</w:t>
             </w:r>
@@ -1192,6 +1369,9 @@
               <w:pStyle w:val="Compact"/>
             </w:pPr>
             <w:r>
+              <w:rPr>
+                <w:rFonts w:eastAsia="黑体"/>
+              </w:rPr>
               <w:t xml:space="preserve">s</w:t>
             </w:r>
           </w:p>
@@ -1228,6 +1408,9 @@
               </m:sSub>
             </m:oMath>
             <w:r>
+              <w:rPr>
+                <w:rFonts w:eastAsia="黑体"/>
+              </w:rPr>
               <w:t xml:space="preserve">​</w:t>
             </w:r>
           </w:p>
@@ -1240,7 +1423,7 @@
             </w:pPr>
             <w:r>
               <w:rPr>
-                <w:rFonts w:hint="eastAsia"/>
+                <w:rFonts w:hint="eastAsia" w:eastAsia="黑体"/>
               </w:rPr>
               <w:t xml:space="preserve">外设时钟频率</w:t>
             </w:r>
@@ -1253,6 +1436,9 @@
               <w:pStyle w:val="Compact"/>
             </w:pPr>
             <w:r>
+              <w:rPr>
+                <w:rFonts w:eastAsia="黑体"/>
+              </w:rPr>
               <w:t xml:space="preserve">Hz</w:t>
             </w:r>
           </w:p>
@@ -1275,6 +1461,9 @@
               </m:r>
             </m:oMath>
             <w:r>
+              <w:rPr>
+                <w:rFonts w:eastAsia="黑体"/>
+              </w:rPr>
               <w:t xml:space="preserve">​</w:t>
             </w:r>
           </w:p>
@@ -1287,7 +1476,7 @@
             </w:pPr>
             <w:r>
               <w:rPr>
-                <w:rFonts w:hint="eastAsia"/>
+                <w:rFonts w:hint="eastAsia" w:eastAsia="黑体"/>
               </w:rPr>
               <w:t xml:space="preserve">分频系数</w:t>
             </w:r>
@@ -1300,6 +1489,9 @@
               <w:pStyle w:val="Compact"/>
             </w:pPr>
             <w:r>
+              <w:rPr>
+                <w:rFonts w:eastAsia="黑体"/>
+              </w:rPr>
               <w:t xml:space="preserve">—</w:t>
             </w:r>
           </w:p>
@@ -1314,7 +1506,7 @@
       </w:pPr>
       <w:r>
         <w:rPr>
-          <w:rFonts w:hint="eastAsia"/>
+          <w:rFonts w:hint="eastAsia" w:eastAsia="黑体"/>
         </w:rPr>
         <w:t xml:space="preserve">元件调整影响</w:t>
       </w:r>
@@ -1329,21 +1521,27 @@
       </w:pPr>
       <w:r>
         <w:rPr>
-          <w:rFonts w:hint="eastAsia"/>
+          <w:rFonts w:hint="eastAsia" w:eastAsia="黑体"/>
           <w:b/>
           <w:bCs/>
         </w:rPr>
         <w:t xml:space="preserve">波特率↑</w:t>
       </w:r>
       <w:r>
+        <w:rPr>
+          <w:rFonts w:eastAsia="黑体"/>
+        </w:rPr>
         <w:t xml:space="preserve"> </w:t>
       </w:r>
       <w:r>
+        <w:rPr>
+          <w:rFonts w:eastAsia="黑体"/>
+        </w:rPr>
         <w:t xml:space="preserve">→ </w:t>
       </w:r>
       <w:r>
         <w:rPr>
-          <w:rFonts w:hint="eastAsia"/>
+          <w:rFonts w:hint="eastAsia" w:eastAsia="黑体"/>
         </w:rPr>
         <w:t xml:space="preserve">传输更快，但对时钟误差和信号质量更敏感，误码率上升。</w:t>
       </w:r>
@@ -1358,21 +1556,27 @@
       </w:pPr>
       <w:r>
         <w:rPr>
-          <w:rFonts w:hint="eastAsia"/>
+          <w:rFonts w:hint="eastAsia" w:eastAsia="黑体"/>
           <w:b/>
           <w:bCs/>
         </w:rPr>
         <w:t xml:space="preserve">主时钟误差↑</w:t>
       </w:r>
       <w:r>
+        <w:rPr>
+          <w:rFonts w:eastAsia="黑体"/>
+        </w:rPr>
         <w:t xml:space="preserve"> </w:t>
       </w:r>
       <w:r>
+        <w:rPr>
+          <w:rFonts w:eastAsia="黑体"/>
+        </w:rPr>
         <w:t xml:space="preserve">→ </w:t>
       </w:r>
       <w:r>
         <w:rPr>
-          <w:rFonts w:hint="eastAsia"/>
+          <w:rFonts w:hint="eastAsia" w:eastAsia="黑体"/>
         </w:rPr>
         <w:t xml:space="preserve">收发双方定时偏差增大，误差超限会导致通信失败。</w:t>
       </w:r>
@@ -1387,21 +1591,27 @@
       </w:pPr>
       <w:r>
         <w:rPr>
-          <w:rFonts w:hint="eastAsia"/>
+          <w:rFonts w:hint="eastAsia" w:eastAsia="黑体"/>
           <w:b/>
           <w:bCs/>
         </w:rPr>
         <w:t xml:space="preserve">信号线过长/电容过大</w:t>
       </w:r>
       <w:r>
+        <w:rPr>
+          <w:rFonts w:eastAsia="黑体"/>
+        </w:rPr>
         <w:t xml:space="preserve"> </w:t>
       </w:r>
       <w:r>
+        <w:rPr>
+          <w:rFonts w:eastAsia="黑体"/>
+        </w:rPr>
         <w:t xml:space="preserve">→ </w:t>
       </w:r>
       <w:r>
         <w:rPr>
-          <w:rFonts w:hint="eastAsia"/>
+          <w:rFonts w:hint="eastAsia" w:eastAsia="黑体"/>
         </w:rPr>
         <w:t xml:space="preserve">边沿变缓，最高可靠波特率下降。</w:t>
       </w:r>
@@ -1416,21 +1626,27 @@
       </w:pPr>
       <w:r>
         <w:rPr>
-          <w:rFonts w:hint="eastAsia"/>
+          <w:rFonts w:hint="eastAsia" w:eastAsia="黑体"/>
           <w:b/>
           <w:bCs/>
         </w:rPr>
         <w:t xml:space="preserve">校验位（奇/偶）选择</w:t>
       </w:r>
       <w:r>
+        <w:rPr>
+          <w:rFonts w:eastAsia="黑体"/>
+        </w:rPr>
         <w:t xml:space="preserve"> </w:t>
       </w:r>
       <w:r>
+        <w:rPr>
+          <w:rFonts w:eastAsia="黑体"/>
+        </w:rPr>
         <w:t xml:space="preserve">→ </w:t>
       </w:r>
       <w:r>
         <w:rPr>
-          <w:rFonts w:hint="eastAsia"/>
+          <w:rFonts w:hint="eastAsia" w:eastAsia="黑体"/>
         </w:rPr>
         <w:t xml:space="preserve">增加一位开销换取出错检测能力。</w:t>
       </w:r>
@@ -1443,7 +1659,7 @@
       </w:pPr>
       <w:r>
         <w:rPr>
-          <w:rFonts w:hint="eastAsia"/>
+          <w:rFonts w:hint="eastAsia" w:eastAsia="黑体"/>
         </w:rPr>
         <w:t xml:space="preserve">典型参数示例</w:t>
       </w:r>
@@ -1458,11 +1674,14 @@
       </w:pPr>
       <w:r>
         <w:rPr>
-          <w:rFonts w:hint="eastAsia"/>
+          <w:rFonts w:hint="eastAsia" w:eastAsia="黑体"/>
         </w:rPr>
         <w:t xml:space="preserve">波特率</w:t>
       </w:r>
       <w:r>
+        <w:rPr>
+          <w:rFonts w:eastAsia="黑体"/>
+        </w:rPr>
         <w:t xml:space="preserve"> </w:t>
       </w:r>
       <m:oMath>
@@ -1471,11 +1690,14 @@
         </m:r>
       </m:oMath>
       <w:r>
+        <w:rPr>
+          <w:rFonts w:eastAsia="黑体"/>
+        </w:rPr>
         <w:t xml:space="preserve"> </w:t>
       </w:r>
       <w:r>
         <w:rPr>
-          <w:rFonts w:hint="eastAsia"/>
+          <w:rFonts w:hint="eastAsia" w:eastAsia="黑体"/>
         </w:rPr>
         <w:t xml:space="preserve">bps：</w:t>
       </w:r>
@@ -1543,6 +1765,9 @@
         </m:r>
       </m:oMath>
       <w:r>
+        <w:rPr>
+          <w:rFonts w:eastAsia="黑体"/>
+        </w:rPr>
         <w:t xml:space="preserve">。</w:t>
       </w:r>
     </w:p>
@@ -1597,9 +1822,15 @@
         </m:r>
       </m:oMath>
       <w:r>
+        <w:rPr>
+          <w:rFonts w:eastAsia="黑体"/>
+        </w:rPr>
         <w:t xml:space="preserve">、Baud</w:t>
       </w:r>
       <w:r>
+        <w:rPr>
+          <w:rFonts w:eastAsia="黑体"/>
+        </w:rPr>
         <w:t xml:space="preserve"> </w:t>
       </w:r>
       <m:oMath>
@@ -1615,7 +1846,7 @@
       </m:oMath>
       <w:r>
         <w:rPr>
-          <w:rFonts w:hint="eastAsia"/>
+          <w:rFonts w:hint="eastAsia" w:eastAsia="黑体"/>
         </w:rPr>
         <w:t xml:space="preserve">：</w:t>
       </w:r>
@@ -1687,7 +1918,7 @@
       </m:oMath>
       <w:r>
         <w:rPr>
-          <w:rFonts w:hint="eastAsia"/>
+          <w:rFonts w:hint="eastAsia" w:eastAsia="黑体"/>
         </w:rPr>
         <w:t xml:space="preserve">，取整后实际波特率误差在容限内。</w:t>
       </w:r>
@@ -1700,7 +1931,7 @@
       </w:pPr>
       <w:r>
         <w:rPr>
-          <w:rFonts w:hint="eastAsia"/>
+          <w:rFonts w:hint="eastAsia" w:eastAsia="黑体"/>
         </w:rPr>
         <w:t xml:space="preserve">常见器件型号</w:t>
       </w:r>
@@ -1715,16 +1946,19 @@
       </w:pPr>
       <w:r>
         <w:rPr>
-          <w:rFonts w:hint="eastAsia"/>
+          <w:rFonts w:hint="eastAsia" w:eastAsia="黑体"/>
         </w:rPr>
         <w:t xml:space="preserve">电平转换：MAX232（RS-232）、MAX485/SN75176（RS-485）、CH340G（USB</w:t>
       </w:r>
       <w:r>
+        <w:rPr>
+          <w:rFonts w:eastAsia="黑体"/>
+        </w:rPr>
         <w:t xml:space="preserve"> </w:t>
       </w:r>
       <w:r>
         <w:rPr>
-          <w:rFonts w:hint="eastAsia"/>
+          <w:rFonts w:hint="eastAsia" w:eastAsia="黑体"/>
         </w:rPr>
         <w:t xml:space="preserve">转串口）。</w:t>
       </w:r>
@@ -1739,7 +1973,7 @@
       </w:pPr>
       <w:r>
         <w:rPr>
-          <w:rFonts w:hint="eastAsia"/>
+          <w:rFonts w:hint="eastAsia" w:eastAsia="黑体"/>
         </w:rPr>
         <w:t xml:space="preserve">逻辑转换：74LVC1T45、TXS0102。</w:t>
       </w:r>
@@ -1754,25 +1988,31 @@
       </w:pPr>
       <w:r>
         <w:rPr>
-          <w:rFonts w:hint="eastAsia"/>
+          <w:rFonts w:hint="eastAsia" w:eastAsia="黑体"/>
         </w:rPr>
         <w:t xml:space="preserve">主控：STM32F1、STC89C52</w:t>
       </w:r>
       <w:r>
+        <w:rPr>
+          <w:rFonts w:eastAsia="黑体"/>
+        </w:rPr>
         <w:t xml:space="preserve"> </w:t>
       </w:r>
       <w:r>
         <w:rPr>
-          <w:rFonts w:hint="eastAsia"/>
+          <w:rFonts w:hint="eastAsia" w:eastAsia="黑体"/>
         </w:rPr>
         <w:t xml:space="preserve">等</w:t>
       </w:r>
       <w:r>
+        <w:rPr>
+          <w:rFonts w:eastAsia="黑体"/>
+        </w:rPr>
         <w:t xml:space="preserve"> UART </w:t>
       </w:r>
       <w:r>
         <w:rPr>
-          <w:rFonts w:hint="eastAsia"/>
+          <w:rFonts w:hint="eastAsia" w:eastAsia="黑体"/>
         </w:rPr>
         <w:t xml:space="preserve">外设。</w:t>
       </w:r>
@@ -1785,7 +2025,7 @@
       </w:pPr>
       <w:r>
         <w:rPr>
-          <w:rFonts w:hint="eastAsia"/>
+          <w:rFonts w:hint="eastAsia" w:eastAsia="黑体"/>
         </w:rPr>
         <w:t xml:space="preserve">注意事项</w:t>
       </w:r>
@@ -1800,34 +2040,43 @@
       </w:pPr>
       <w:r>
         <w:rPr>
-          <w:rFonts w:hint="eastAsia"/>
+          <w:rFonts w:hint="eastAsia" w:eastAsia="黑体"/>
         </w:rPr>
         <w:t xml:space="preserve">两设备必须</w:t>
       </w:r>
       <w:r>
+        <w:rPr>
+          <w:rFonts w:eastAsia="黑体"/>
+        </w:rPr>
         <w:t xml:space="preserve"> TTL/RS-232 </w:t>
       </w:r>
       <w:r>
         <w:rPr>
-          <w:rFonts w:hint="eastAsia"/>
+          <w:rFonts w:hint="eastAsia" w:eastAsia="黑体"/>
         </w:rPr>
         <w:t xml:space="preserve">电平匹配，TTL</w:t>
       </w:r>
       <w:r>
+        <w:rPr>
+          <w:rFonts w:eastAsia="黑体"/>
+        </w:rPr>
         <w:t xml:space="preserve"> </w:t>
       </w:r>
       <w:r>
         <w:rPr>
-          <w:rFonts w:hint="eastAsia"/>
+          <w:rFonts w:hint="eastAsia" w:eastAsia="黑体"/>
         </w:rPr>
         <w:t xml:space="preserve">与</w:t>
       </w:r>
       <w:r>
+        <w:rPr>
+          <w:rFonts w:eastAsia="黑体"/>
+        </w:rPr>
         <w:t xml:space="preserve"> RS-232 </w:t>
       </w:r>
       <w:r>
         <w:rPr>
-          <w:rFonts w:hint="eastAsia"/>
+          <w:rFonts w:hint="eastAsia" w:eastAsia="黑体"/>
         </w:rPr>
         <w:t xml:space="preserve">之间不能直连。</w:t>
       </w:r>
@@ -1842,16 +2091,19 @@
       </w:pPr>
       <w:r>
         <w:rPr>
-          <w:rFonts w:hint="eastAsia"/>
+          <w:rFonts w:hint="eastAsia" w:eastAsia="黑体"/>
         </w:rPr>
         <w:t xml:space="preserve">收发双方的波特率误差通常需控制在</w:t>
       </w:r>
       <w:r>
+        <w:rPr>
+          <w:rFonts w:eastAsia="黑体"/>
+        </w:rPr>
         <w:t xml:space="preserve"> ±2% </w:t>
       </w:r>
       <w:r>
         <w:rPr>
-          <w:rFonts w:hint="eastAsia"/>
+          <w:rFonts w:hint="eastAsia" w:eastAsia="黑体"/>
         </w:rPr>
         <w:t xml:space="preserve">以内。</w:t>
       </w:r>
@@ -1865,29 +2117,38 @@
         </w:numPr>
       </w:pPr>
       <w:r>
+        <w:rPr>
+          <w:rFonts w:eastAsia="黑体"/>
+        </w:rPr>
         <w:t xml:space="preserve">TXD </w:t>
       </w:r>
       <w:r>
         <w:rPr>
-          <w:rFonts w:hint="eastAsia"/>
+          <w:rFonts w:hint="eastAsia" w:eastAsia="黑体"/>
         </w:rPr>
         <w:t xml:space="preserve">接对方</w:t>
       </w:r>
       <w:r>
+        <w:rPr>
+          <w:rFonts w:eastAsia="黑体"/>
+        </w:rPr>
         <w:t xml:space="preserve"> </w:t>
       </w:r>
       <w:r>
         <w:rPr>
-          <w:rFonts w:hint="eastAsia"/>
+          <w:rFonts w:hint="eastAsia" w:eastAsia="黑体"/>
         </w:rPr>
         <w:t xml:space="preserve">RXD（交叉连接），GND</w:t>
       </w:r>
       <w:r>
+        <w:rPr>
+          <w:rFonts w:eastAsia="黑体"/>
+        </w:rPr>
         <w:t xml:space="preserve"> </w:t>
       </w:r>
       <w:r>
         <w:rPr>
-          <w:rFonts w:hint="eastAsia"/>
+          <w:rFonts w:hint="eastAsia" w:eastAsia="黑体"/>
         </w:rPr>
         <w:t xml:space="preserve">必须共地。</w:t>
       </w:r>
@@ -1902,16 +2163,19 @@
       </w:pPr>
       <w:r>
         <w:rPr>
-          <w:rFonts w:hint="eastAsia"/>
+          <w:rFonts w:hint="eastAsia" w:eastAsia="黑体"/>
         </w:rPr>
         <w:t xml:space="preserve">使用含晶振或精准时钟源，避免内部</w:t>
       </w:r>
       <w:r>
+        <w:rPr>
+          <w:rFonts w:eastAsia="黑体"/>
+        </w:rPr>
         <w:t xml:space="preserve"> RC </w:t>
       </w:r>
       <w:r>
         <w:rPr>
-          <w:rFonts w:hint="eastAsia"/>
+          <w:rFonts w:hint="eastAsia" w:eastAsia="黑体"/>
         </w:rPr>
         <w:t xml:space="preserve">振荡器温漂造成波特率失配。</w:t>
       </w:r>
@@ -1924,7 +2188,7 @@
       </w:pPr>
       <w:r>
         <w:rPr>
-          <w:rFonts w:hint="eastAsia"/>
+          <w:rFonts w:hint="eastAsia" w:eastAsia="黑体"/>
         </w:rPr>
         <w:t xml:space="preserve">参考资料</w:t>
       </w:r>
@@ -1938,6 +2202,9 @@
         </w:numPr>
       </w:pPr>
       <w:r>
+        <w:rPr>
+          <w:rFonts w:eastAsia="黑体"/>
+        </w:rPr>
         <w:t xml:space="preserve">Wikipedia: Universal asynchronous receiver-transmitter。</w:t>
       </w:r>
     </w:p>
@@ -1950,11 +2217,14 @@
         </w:numPr>
       </w:pPr>
       <w:r>
+        <w:rPr>
+          <w:rFonts w:eastAsia="黑体"/>
+        </w:rPr>
         <w:t xml:space="preserve">MAX232 </w:t>
       </w:r>
       <w:r>
         <w:rPr>
-          <w:rFonts w:hint="eastAsia"/>
+          <w:rFonts w:hint="eastAsia" w:eastAsia="黑体"/>
         </w:rPr>
         <w:t xml:space="preserve">数据手册（Maxim/TI）。</w:t>
       </w:r>
@@ -1969,7 +2239,7 @@
       </w:pPr>
       <w:r>
         <w:rPr>
-          <w:rFonts w:hint="eastAsia"/>
+          <w:rFonts w:hint="eastAsia" w:eastAsia="黑体"/>
         </w:rPr>
         <w:t xml:space="preserve">《嵌入式系统接口技术》相关章节。</w:t>
       </w:r>
@@ -1983,11 +2253,11 @@
       </w:pPr>
       <w:r>
         <w:rPr>
-          <w:rFonts w:ascii="Times New Roman" w:hAnsi="Times New Roman"/>
+          <w:rFonts w:ascii="Times New Roman" w:hAnsi="Times New Roman" w:eastAsia="黑体"/>
           <w:color w:val="555555"/>
           <w:sz w:val="21"/>
         </w:rPr>
-        <w:t>材料收集者：杜文杰</w:t>
+        <w:t>材料收集者：杜文杰，WX手机：19519196569，QQ:3478827729</w:t>
       </w:r>
     </w:p>
     <w:sectPr>
@@ -2007,7 +2277,7 @@
 </file>
 
 <file path=word/footer1.xml><?xml version="1.0" encoding="utf-8"?>
-<w:ftr xmlns:m="http://schemas.openxmlformats.org/officeDocument/2006/math" xmlns:mc="http://schemas.openxmlformats.org/markup-compatibility/2006" xmlns:mo="http://schemas.microsoft.com/office/mac/office/2008/main" xmlns:mv="urn:schemas-microsoft-com:mac:vml" xmlns:o="urn:schemas-microsoft-com:office:office" xmlns:r="http://schemas.openxmlformats.org/officeDocument/2006/relationships" xmlns:v="urn:schemas-microsoft-com:vml" xmlns:w10="urn:schemas-microsoft-com:office:word" xmlns:w14="http://schemas.microsoft.com/office/word/2010/wordml" xmlns:w="http://schemas.openxmlformats.org/wordprocessingml/2006/main" xmlns:wne="http://schemas.microsoft.com/office/word/2006/wordml" xmlns:wp14="http://schemas.microsoft.com/office/word/2010/wordprocessingDrawing" xmlns:wp="http://schemas.openxmlformats.org/drawingml/2006/wordprocessingDrawing" xmlns:wpc="http://schemas.microsoft.com/office/word/2010/wordprocessingCanvas" xmlns:wpg="http://schemas.microsoft.com/office/word/2010/wordprocessingGroup" xmlns:wpi="http://schemas.microsoft.com/office/word/2010/wordprocessingInk" xmlns:wps="http://schemas.microsoft.com/office/word/2010/wordprocessingShape" mc:Ignorable="w14 wp14">
+<w:ftr xmlns:mc="http://schemas.openxmlformats.org/markup-compatibility/2006" xmlns:w="http://schemas.openxmlformats.org/wordprocessingml/2006/main" xmlns:m="http://schemas.openxmlformats.org/officeDocument/2006/math" xmlns:mo="http://schemas.microsoft.com/office/mac/office/2008/main" xmlns:mv="urn:schemas-microsoft-com:mac:vml" xmlns:o="urn:schemas-microsoft-com:office:office" xmlns:r="http://schemas.openxmlformats.org/officeDocument/2006/relationships" xmlns:v="urn:schemas-microsoft-com:vml" xmlns:w10="urn:schemas-microsoft-com:office:word" xmlns:w14="http://schemas.microsoft.com/office/word/2010/wordml" xmlns:wne="http://schemas.microsoft.com/office/word/2006/wordml" xmlns:wp14="http://schemas.microsoft.com/office/word/2010/wordprocessingDrawing" xmlns:wp="http://schemas.openxmlformats.org/drawingml/2006/wordprocessingDrawing" xmlns:wpc="http://schemas.microsoft.com/office/word/2010/wordprocessingCanvas" xmlns:wpg="http://schemas.microsoft.com/office/word/2010/wordprocessingGroup" xmlns:wpi="http://schemas.microsoft.com/office/word/2010/wordprocessingInk" xmlns:wps="http://schemas.microsoft.com/office/word/2010/wordprocessingShape" mc:Ignorable="w14 wp14">
   <w:p>
     <w:pPr>
       <w:pStyle w:val="Footer"/>
@@ -2015,12 +2285,14 @@
     </w:pPr>
     <w:r>
       <w:rPr>
+        <w:rFonts w:eastAsia="黑体"/>
         <w:sz w:val="18"/>
       </w:rPr>
       <w:t xml:space="preserve">第 </w:t>
     </w:r>
     <w:r>
       <w:rPr>
+        <w:rFonts w:eastAsia="黑体"/>
         <w:sz w:val="18"/>
       </w:rPr>
       <w:fldChar w:fldCharType="begin"/>
@@ -2029,6 +2301,7 @@
     </w:r>
     <w:r>
       <w:rPr>
+        <w:rFonts w:eastAsia="黑体"/>
         <w:sz w:val="18"/>
       </w:rPr>
       <w:t xml:space="preserve"> 页</w:t>
@@ -2042,6 +2315,9 @@
   <w:footnote w:type="continuationSeparator" w:id="0">
     <w:p>
       <w:r>
+        <w:rPr>
+          <w:rFonts w:eastAsia="黑体"/>
+        </w:rPr>
         <w:continuationSeparator/>
       </w:r>
     </w:p>
@@ -2049,6 +2325,9 @@
   <w:footnote w:type="separator" w:id="-1">
     <w:p>
       <w:r>
+        <w:rPr>
+          <w:rFonts w:eastAsia="黑体"/>
+        </w:rPr>
         <w:separator/>
       </w:r>
     </w:p>
@@ -2057,7 +2336,7 @@
 </file>
 
 <file path=word/header1.xml><?xml version="1.0" encoding="utf-8"?>
-<w:hdr xmlns:m="http://schemas.openxmlformats.org/officeDocument/2006/math" xmlns:mc="http://schemas.openxmlformats.org/markup-compatibility/2006" xmlns:mo="http://schemas.microsoft.com/office/mac/office/2008/main" xmlns:mv="urn:schemas-microsoft-com:mac:vml" xmlns:o="urn:schemas-microsoft-com:office:office" xmlns:r="http://schemas.openxmlformats.org/officeDocument/2006/relationships" xmlns:v="urn:schemas-microsoft-com:vml" xmlns:w10="urn:schemas-microsoft-com:office:word" xmlns:w14="http://schemas.microsoft.com/office/word/2010/wordml" xmlns:w="http://schemas.openxmlformats.org/wordprocessingml/2006/main" xmlns:wne="http://schemas.microsoft.com/office/word/2006/wordml" xmlns:wp14="http://schemas.microsoft.com/office/word/2010/wordprocessingDrawing" xmlns:wp="http://schemas.openxmlformats.org/drawingml/2006/wordprocessingDrawing" xmlns:wpc="http://schemas.microsoft.com/office/word/2010/wordprocessingCanvas" xmlns:wpg="http://schemas.microsoft.com/office/word/2010/wordprocessingGroup" xmlns:wpi="http://schemas.microsoft.com/office/word/2010/wordprocessingInk" xmlns:wps="http://schemas.microsoft.com/office/word/2010/wordprocessingShape" mc:Ignorable="w14 wp14">
+<w:hdr xmlns:mc="http://schemas.openxmlformats.org/markup-compatibility/2006" xmlns:w="http://schemas.openxmlformats.org/wordprocessingml/2006/main" xmlns:m="http://schemas.openxmlformats.org/officeDocument/2006/math" xmlns:mo="http://schemas.microsoft.com/office/mac/office/2008/main" xmlns:mv="urn:schemas-microsoft-com:mac:vml" xmlns:o="urn:schemas-microsoft-com:office:office" xmlns:r="http://schemas.openxmlformats.org/officeDocument/2006/relationships" xmlns:v="urn:schemas-microsoft-com:vml" xmlns:w10="urn:schemas-microsoft-com:office:word" xmlns:w14="http://schemas.microsoft.com/office/word/2010/wordml" xmlns:wne="http://schemas.microsoft.com/office/word/2006/wordml" xmlns:wp14="http://schemas.microsoft.com/office/word/2010/wordprocessingDrawing" xmlns:wp="http://schemas.openxmlformats.org/drawingml/2006/wordprocessingDrawing" xmlns:wpc="http://schemas.microsoft.com/office/word/2010/wordprocessingCanvas" xmlns:wpg="http://schemas.microsoft.com/office/word/2010/wordprocessingGroup" xmlns:wpi="http://schemas.microsoft.com/office/word/2010/wordprocessingInk" xmlns:wps="http://schemas.microsoft.com/office/word/2010/wordprocessingShape" mc:Ignorable="w14 wp14">
   <w:p>
     <w:pPr>
       <w:pStyle w:val="Header"/>
@@ -2065,7 +2344,7 @@
     </w:pPr>
     <w:r>
       <w:rPr>
-        <w:rFonts w:ascii="Times New Roman" w:hAnsi="Times New Roman"/>
+        <w:rFonts w:ascii="Times New Roman" w:hAnsi="Times New Roman" w:eastAsia="黑体"/>
         <w:sz w:val="18"/>
         <w:rFonts w:eastAsia="黑体"/>
         <w:rFonts w:eastAsia="黑体"/>
@@ -2077,7 +2356,7 @@
 </file>
 
 <file path=word/numbering.xml><?xml version="1.0" encoding="utf-8"?>
-<w:numbering xmlns:m="http://schemas.openxmlformats.org/officeDocument/2006/math" xmlns:mc="http://schemas.openxmlformats.org/markup-compatibility/2006" xmlns:mo="http://schemas.microsoft.com/office/mac/office/2008/main" xmlns:mv="urn:schemas-microsoft-com:mac:vml" xmlns:o="urn:schemas-microsoft-com:office:office" xmlns:r="http://schemas.openxmlformats.org/officeDocument/2006/relationships" xmlns:v="urn:schemas-microsoft-com:vml" xmlns:w="http://schemas.openxmlformats.org/wordprocessingml/2006/main" xmlns:w10="urn:schemas-microsoft-com:office:word" xmlns:w14="http://schemas.microsoft.com/office/word/2010/wordml" xmlns:wne="http://schemas.microsoft.com/office/word/2006/wordml" xmlns:wp="http://schemas.openxmlformats.org/drawingml/2006/wordprocessingDrawing" xmlns:wp14="http://schemas.microsoft.com/office/word/2010/wordprocessingDrawing" xmlns:wpc="http://schemas.microsoft.com/office/word/2010/wordprocessingCanvas" xmlns:wpg="http://schemas.microsoft.com/office/word/2010/wordprocessingGroup" xmlns:wpi="http://schemas.microsoft.com/office/word/2010/wordprocessingInk" xmlns:wps="http://schemas.microsoft.com/office/word/2010/wordprocessingShape" mc:Ignorable="w14 wp14">
+<w:numbering xmlns:mc="http://schemas.openxmlformats.org/markup-compatibility/2006" xmlns:w="http://schemas.openxmlformats.org/wordprocessingml/2006/main" xmlns:m="http://schemas.openxmlformats.org/officeDocument/2006/math" xmlns:mo="http://schemas.microsoft.com/office/mac/office/2008/main" xmlns:mv="urn:schemas-microsoft-com:mac:vml" xmlns:o="urn:schemas-microsoft-com:office:office" xmlns:r="http://schemas.openxmlformats.org/officeDocument/2006/relationships" xmlns:v="urn:schemas-microsoft-com:vml" xmlns:w10="urn:schemas-microsoft-com:office:word" xmlns:w14="http://schemas.microsoft.com/office/word/2010/wordml" xmlns:wne="http://schemas.microsoft.com/office/word/2006/wordml" xmlns:wp="http://schemas.openxmlformats.org/drawingml/2006/wordprocessingDrawing" xmlns:wp14="http://schemas.microsoft.com/office/word/2010/wordprocessingDrawing" xmlns:wpc="http://schemas.microsoft.com/office/word/2010/wordprocessingCanvas" xmlns:wpg="http://schemas.microsoft.com/office/word/2010/wordprocessingGroup" xmlns:wpi="http://schemas.microsoft.com/office/word/2010/wordprocessingInk" xmlns:wps="http://schemas.microsoft.com/office/word/2010/wordprocessingShape" mc:Ignorable="w14 wp14">
   <w:abstractNum w:abstractNumId="0">
     <w:nsid w:val="FFFFFF7C"/>
     <w:multiLevelType w:val="singleLevel"/>
@@ -2164,7 +2443,7 @@
         <w:ind w:hanging="360" w:left="1440"/>
       </w:pPr>
       <w:rPr>
-        <w:rFonts w:ascii="Symbol" w:hAnsi="Symbol" w:hint="default"/>
+        <w:rFonts w:ascii="Symbol" w:hAnsi="Symbol" w:hint="default" w:eastAsia="黑体"/>
       </w:rPr>
     </w:lvl>
   </w:abstractNum>
@@ -2185,7 +2464,7 @@
         <w:ind w:hanging="360" w:left="1080"/>
       </w:pPr>
       <w:rPr>
-        <w:rFonts w:ascii="Symbol" w:hAnsi="Symbol" w:hint="default"/>
+        <w:rFonts w:ascii="Symbol" w:hAnsi="Symbol" w:hint="default" w:eastAsia="黑体"/>
       </w:rPr>
     </w:lvl>
   </w:abstractNum>
@@ -2206,7 +2485,7 @@
         <w:ind w:hanging="360" w:left="720"/>
       </w:pPr>
       <w:rPr>
-        <w:rFonts w:ascii="Symbol" w:hAnsi="Symbol" w:hint="default"/>
+        <w:rFonts w:ascii="Symbol" w:hAnsi="Symbol" w:hint="default" w:eastAsia="黑体"/>
       </w:rPr>
     </w:lvl>
   </w:abstractNum>
@@ -2245,7 +2524,7 @@
         <w:ind w:hanging="360" w:left="360"/>
       </w:pPr>
       <w:rPr>
-        <w:rFonts w:ascii="Symbol" w:hAnsi="Symbol" w:hint="default"/>
+        <w:rFonts w:ascii="Symbol" w:hAnsi="Symbol" w:hint="default" w:eastAsia="黑体"/>
       </w:rPr>
     </w:lvl>
   </w:abstractNum>
@@ -2336,7 +2615,7 @@
         <w:ind w:left="720" w:hanging="360"/>
       </w:pPr>
       <w:rPr>
-        <w:rFonts w:ascii="Symbol" w:hAnsi="Symbol" w:cs="Symbol" w:hint="default"/>
+        <w:rFonts w:ascii="Symbol" w:hAnsi="Symbol" w:cs="Symbol" w:hint="default" w:eastAsia="黑体"/>
       </w:rPr>
     </w:lvl>
     <w:lvl w:ilvl="1">
@@ -2347,7 +2626,7 @@
         <w:ind w:left="1440" w:hanging="360"/>
       </w:pPr>
       <w:rPr>
-        <w:rFonts w:ascii="Courier New" w:hAnsi="Courier New" w:cs="Courier New" w:hint="default"/>
+        <w:rFonts w:ascii="Courier New" w:hAnsi="Courier New" w:cs="Courier New" w:hint="default" w:eastAsia="黑体"/>
       </w:rPr>
     </w:lvl>
     <w:lvl w:ilvl="2">
@@ -2358,7 +2637,7 @@
         <w:ind w:left="2160" w:hanging="360"/>
       </w:pPr>
       <w:rPr>
-        <w:rFonts w:ascii="Wingdings" w:hAnsi="Wingdings" w:cs="Wingdings" w:hint="default"/>
+        <w:rFonts w:ascii="Wingdings" w:hAnsi="Wingdings" w:cs="Wingdings" w:hint="default" w:eastAsia="黑体"/>
       </w:rPr>
     </w:lvl>
     <w:lvl w:ilvl="3">
@@ -2369,7 +2648,7 @@
         <w:ind w:left="2880" w:hanging="360"/>
       </w:pPr>
       <w:rPr>
-        <w:rFonts w:ascii="Symbol" w:hAnsi="Symbol" w:cs="Symbol" w:hint="default"/>
+        <w:rFonts w:ascii="Symbol" w:hAnsi="Symbol" w:cs="Symbol" w:hint="default" w:eastAsia="黑体"/>
       </w:rPr>
     </w:lvl>
     <w:lvl w:ilvl="4">
@@ -2380,7 +2659,7 @@
         <w:ind w:left="3600" w:hanging="360"/>
       </w:pPr>
       <w:rPr>
-        <w:rFonts w:ascii="Courier New" w:hAnsi="Courier New" w:cs="Courier New" w:hint="default"/>
+        <w:rFonts w:ascii="Courier New" w:hAnsi="Courier New" w:cs="Courier New" w:hint="default" w:eastAsia="黑体"/>
       </w:rPr>
     </w:lvl>
     <w:lvl w:ilvl="5">
@@ -2391,7 +2670,7 @@
         <w:ind w:left="4320" w:hanging="360"/>
       </w:pPr>
       <w:rPr>
-        <w:rFonts w:ascii="Wingdings" w:hAnsi="Wingdings" w:cs="Wingdings" w:hint="default"/>
+        <w:rFonts w:ascii="Wingdings" w:hAnsi="Wingdings" w:cs="Wingdings" w:hint="default" w:eastAsia="黑体"/>
       </w:rPr>
     </w:lvl>
     <w:lvl w:ilvl="6">
@@ -2402,7 +2681,7 @@
         <w:ind w:left="5040" w:hanging="360"/>
       </w:pPr>
       <w:rPr>
-        <w:rFonts w:ascii="Symbol" w:hAnsi="Symbol" w:cs="Symbol" w:hint="default"/>
+        <w:rFonts w:ascii="Symbol" w:hAnsi="Symbol" w:cs="Symbol" w:hint="default" w:eastAsia="黑体"/>
       </w:rPr>
     </w:lvl>
     <w:lvl w:ilvl="7">
@@ -2413,7 +2692,7 @@
         <w:ind w:left="5760" w:hanging="360"/>
       </w:pPr>
       <w:rPr>
-        <w:rFonts w:ascii="Courier New" w:hAnsi="Courier New" w:cs="Courier New" w:hint="default"/>
+        <w:rFonts w:ascii="Courier New" w:hAnsi="Courier New" w:cs="Courier New" w:hint="default" w:eastAsia="黑体"/>
       </w:rPr>
     </w:lvl>
     <w:lvl w:ilvl="8">
@@ -2424,7 +2703,7 @@
         <w:ind w:left="6480" w:hanging="360"/>
       </w:pPr>
       <w:rPr>
-        <w:rFonts w:ascii="Wingdings" w:hAnsi="Wingdings" w:cs="Wingdings" w:hint="default"/>
+        <w:rFonts w:ascii="Wingdings" w:hAnsi="Wingdings" w:cs="Wingdings" w:hint="default" w:eastAsia="黑体"/>
       </w:rPr>
     </w:lvl>
   </w:abstractNum>
@@ -2480,11 +2759,11 @@
 </file>
 
 <file path=word/styles.xml><?xml version="1.0" encoding="utf-8"?>
-<w:styles xmlns:mc="http://schemas.openxmlformats.org/markup-compatibility/2006" xmlns:r="http://schemas.openxmlformats.org/officeDocument/2006/relationships" xmlns:w="http://schemas.openxmlformats.org/wordprocessingml/2006/main" xmlns:w14="http://schemas.microsoft.com/office/word/2010/wordml" mc:Ignorable="w14">
+<w:styles xmlns:mc="http://schemas.openxmlformats.org/markup-compatibility/2006" xmlns:w="http://schemas.openxmlformats.org/wordprocessingml/2006/main" xmlns:r="http://schemas.openxmlformats.org/officeDocument/2006/relationships" xmlns:w14="http://schemas.microsoft.com/office/word/2010/wordml" mc:Ignorable="w14">
   <w:docDefaults>
     <w:rPrDefault>
       <w:rPr>
-        <w:rFonts w:asciiTheme="minorHAnsi" w:cstheme="minorBidi" w:eastAsiaTheme="minorEastAsia" w:hAnsiTheme="minorHAnsi"/>
+        <w:rFonts w:asciiTheme="minorHAnsi" w:cstheme="minorBidi" w:hAnsiTheme="minorHAnsi" w:eastAsia="黑体"/>
         <w:sz w:val="22"/>
         <w:szCs w:val="22"/>
         <w:lang w:bidi="ar-SA" w:eastAsia="en-US" w:val="en-US"/>
@@ -2706,7 +2985,7 @@
       <w:outlineLvl w:val="0"/>
     </w:pPr>
     <w:rPr>
-      <w:rFonts w:ascii="Times New Roman" w:asciiTheme="majorHAnsi" w:cstheme="majorBidi" w:eastAsia="黑体" w:eastAsiaTheme="majorEastAsia" w:hAnsi="Times New Roman" w:hAnsiTheme="majorHAnsi"/>
+      <w:rFonts w:ascii="Times New Roman" w:asciiTheme="majorHAnsi" w:cstheme="majorBidi" w:eastAsia="黑体" w:hAnsi="Times New Roman" w:hAnsiTheme="majorHAnsi"/>
       <w:b/>
       <w:bCs/>
       <w:color w:val="1F3864"/>
@@ -2730,7 +3009,7 @@
       <w:outlineLvl w:val="1"/>
     </w:pPr>
     <w:rPr>
-      <w:rFonts w:ascii="Times New Roman" w:asciiTheme="majorHAnsi" w:cstheme="majorBidi" w:eastAsia="黑体" w:eastAsiaTheme="majorEastAsia" w:hAnsi="Times New Roman" w:hAnsiTheme="majorHAnsi"/>
+      <w:rFonts w:ascii="Times New Roman" w:asciiTheme="majorHAnsi" w:cstheme="majorBidi" w:eastAsia="黑体" w:hAnsi="Times New Roman" w:hAnsiTheme="majorHAnsi"/>
       <w:b/>
       <w:bCs/>
       <w:color w:val="2E4E7E"/>
@@ -2754,7 +3033,7 @@
       <w:outlineLvl w:val="2"/>
     </w:pPr>
     <w:rPr>
-      <w:rFonts w:ascii="Times New Roman" w:asciiTheme="majorHAnsi" w:cstheme="majorBidi" w:eastAsia="黑体" w:eastAsiaTheme="majorEastAsia" w:hAnsi="Times New Roman" w:hAnsiTheme="majorHAnsi"/>
+      <w:rFonts w:ascii="Times New Roman" w:asciiTheme="majorHAnsi" w:cstheme="majorBidi" w:eastAsia="黑体" w:hAnsi="Times New Roman" w:hAnsiTheme="majorHAnsi"/>
       <w:b/>
       <w:bCs/>
       <w:color w:val="2E4E7E"/>
@@ -2778,7 +3057,7 @@
       <w:outlineLvl w:val="3"/>
     </w:pPr>
     <w:rPr>
-      <w:rFonts w:ascii="Times New Roman" w:asciiTheme="majorHAnsi" w:cstheme="majorBidi" w:eastAsia="黑体" w:eastAsiaTheme="majorEastAsia" w:hAnsi="Times New Roman" w:hAnsiTheme="majorHAnsi"/>
+      <w:rFonts w:ascii="Times New Roman" w:asciiTheme="majorHAnsi" w:cstheme="majorBidi" w:eastAsia="黑体" w:hAnsi="Times New Roman" w:hAnsiTheme="majorHAnsi"/>
       <w:b/>
       <w:bCs/>
       <w:i/>
@@ -2804,7 +3083,7 @@
       <w:outlineLvl w:val="4"/>
     </w:pPr>
     <w:rPr>
-      <w:rFonts w:ascii="Times New Roman" w:asciiTheme="majorHAnsi" w:cstheme="majorBidi" w:eastAsia="黑体" w:eastAsiaTheme="majorEastAsia" w:hAnsi="Times New Roman" w:hAnsiTheme="majorHAnsi"/>
+      <w:rFonts w:ascii="Times New Roman" w:asciiTheme="majorHAnsi" w:cstheme="majorBidi" w:eastAsia="黑体" w:hAnsi="Times New Roman" w:hAnsiTheme="majorHAnsi"/>
       <w:b/>
       <w:color w:val="333333"/>
       <w:sz w:val="22"/>
@@ -2827,7 +3106,7 @@
       <w:outlineLvl w:val="5"/>
     </w:pPr>
     <w:rPr>
-      <w:rFonts w:asciiTheme="majorHAnsi" w:cstheme="majorBidi" w:eastAsiaTheme="majorEastAsia" w:hAnsiTheme="majorHAnsi"/>
+      <w:rFonts w:asciiTheme="majorHAnsi" w:cstheme="majorBidi" w:hAnsiTheme="majorHAnsi" w:eastAsia="黑体"/>
       <w:i/>
       <w:iCs/>
       <w:color w:themeColor="accent1" w:themeShade="7F" w:val="243F60"/>
@@ -2850,7 +3129,7 @@
       <w:outlineLvl w:val="6"/>
     </w:pPr>
     <w:rPr>
-      <w:rFonts w:asciiTheme="majorHAnsi" w:cstheme="majorBidi" w:eastAsiaTheme="majorEastAsia" w:hAnsiTheme="majorHAnsi"/>
+      <w:rFonts w:asciiTheme="majorHAnsi" w:cstheme="majorBidi" w:hAnsiTheme="majorHAnsi" w:eastAsia="黑体"/>
       <w:i/>
       <w:iCs/>
       <w:color w:themeColor="text1" w:themeTint="BF" w:val="404040"/>
@@ -2873,7 +3152,7 @@
       <w:outlineLvl w:val="7"/>
     </w:pPr>
     <w:rPr>
-      <w:rFonts w:asciiTheme="majorHAnsi" w:cstheme="majorBidi" w:eastAsiaTheme="majorEastAsia" w:hAnsiTheme="majorHAnsi"/>
+      <w:rFonts w:asciiTheme="majorHAnsi" w:cstheme="majorBidi" w:hAnsiTheme="majorHAnsi" w:eastAsia="黑体"/>
       <w:color w:themeColor="accent1" w:val="4F81BD"/>
       <w:sz w:val="20"/>
       <w:szCs w:val="20"/>
@@ -2896,7 +3175,7 @@
       <w:outlineLvl w:val="8"/>
     </w:pPr>
     <w:rPr>
-      <w:rFonts w:asciiTheme="majorHAnsi" w:cstheme="majorBidi" w:eastAsiaTheme="majorEastAsia" w:hAnsiTheme="majorHAnsi"/>
+      <w:rFonts w:asciiTheme="majorHAnsi" w:cstheme="majorBidi" w:hAnsiTheme="majorHAnsi" w:eastAsia="黑体"/>
       <w:i/>
       <w:iCs/>
       <w:color w:themeColor="text1" w:themeTint="BF" w:val="404040"/>
@@ -2947,7 +3226,7 @@
     <w:uiPriority w:val="9"/>
     <w:rsid w:val="00FC693F"/>
     <w:rPr>
-      <w:rFonts w:asciiTheme="majorHAnsi" w:cstheme="majorBidi" w:eastAsiaTheme="majorEastAsia" w:hAnsiTheme="majorHAnsi"/>
+      <w:rFonts w:asciiTheme="majorHAnsi" w:cstheme="majorBidi" w:hAnsiTheme="majorHAnsi" w:eastAsia="黑体"/>
       <w:b/>
       <w:bCs/>
       <w:color w:themeColor="accent1" w:themeShade="BF" w:val="365F91"/>
@@ -2962,7 +3241,7 @@
     <w:uiPriority w:val="9"/>
     <w:rsid w:val="00FC693F"/>
     <w:rPr>
-      <w:rFonts w:asciiTheme="majorHAnsi" w:cstheme="majorBidi" w:eastAsiaTheme="majorEastAsia" w:hAnsiTheme="majorHAnsi"/>
+      <w:rFonts w:asciiTheme="majorHAnsi" w:cstheme="majorBidi" w:hAnsiTheme="majorHAnsi" w:eastAsia="黑体"/>
       <w:b/>
       <w:bCs/>
       <w:color w:themeColor="accent1" w:val="4F81BD"/>
@@ -2977,7 +3256,7 @@
     <w:uiPriority w:val="9"/>
     <w:rsid w:val="00FC693F"/>
     <w:rPr>
-      <w:rFonts w:asciiTheme="majorHAnsi" w:cstheme="majorBidi" w:eastAsiaTheme="majorEastAsia" w:hAnsiTheme="majorHAnsi"/>
+      <w:rFonts w:asciiTheme="majorHAnsi" w:cstheme="majorBidi" w:hAnsiTheme="majorHAnsi" w:eastAsia="黑体"/>
       <w:b/>
       <w:bCs/>
       <w:color w:themeColor="accent1" w:val="4F81BD"/>
@@ -3000,7 +3279,7 @@
       <w:contextualSpacing/>
     </w:pPr>
     <w:rPr>
-      <w:rFonts w:ascii="Times New Roman" w:asciiTheme="majorHAnsi" w:cstheme="majorBidi" w:eastAsia="黑体" w:eastAsiaTheme="majorEastAsia" w:hAnsi="Times New Roman" w:hAnsiTheme="majorHAnsi"/>
+      <w:rFonts w:ascii="Times New Roman" w:asciiTheme="majorHAnsi" w:cstheme="majorBidi" w:eastAsia="黑体" w:hAnsi="Times New Roman" w:hAnsiTheme="majorHAnsi"/>
       <w:b/>
       <w:color w:val="1F3864"/>
       <w:spacing w:val="5"/>
@@ -3016,7 +3295,7 @@
     <w:uiPriority w:val="10"/>
     <w:rsid w:val="00FC693F"/>
     <w:rPr>
-      <w:rFonts w:asciiTheme="majorHAnsi" w:cstheme="majorBidi" w:eastAsiaTheme="majorEastAsia" w:hAnsiTheme="majorHAnsi"/>
+      <w:rFonts w:asciiTheme="majorHAnsi" w:cstheme="majorBidi" w:hAnsiTheme="majorHAnsi" w:eastAsia="黑体"/>
       <w:color w:themeColor="text2" w:themeShade="BF" w:val="17365D"/>
       <w:spacing w:val="5"/>
       <w:kern w:val="28"/>
@@ -3038,7 +3317,7 @@
       </w:numPr>
     </w:pPr>
     <w:rPr>
-      <w:rFonts w:asciiTheme="majorHAnsi" w:cstheme="majorBidi" w:eastAsiaTheme="majorEastAsia" w:hAnsiTheme="majorHAnsi"/>
+      <w:rFonts w:asciiTheme="majorHAnsi" w:cstheme="majorBidi" w:hAnsiTheme="majorHAnsi" w:eastAsia="黑体"/>
       <w:i/>
       <w:iCs/>
       <w:color w:themeColor="accent1" w:val="4F81BD"/>
@@ -3054,7 +3333,7 @@
     <w:uiPriority w:val="11"/>
     <w:rsid w:val="00FC693F"/>
     <w:rPr>
-      <w:rFonts w:asciiTheme="majorHAnsi" w:cstheme="majorBidi" w:eastAsiaTheme="majorEastAsia" w:hAnsiTheme="majorHAnsi"/>
+      <w:rFonts w:asciiTheme="majorHAnsi" w:cstheme="majorBidi" w:hAnsiTheme="majorHAnsi" w:eastAsia="黑体"/>
       <w:i/>
       <w:iCs/>
       <w:color w:themeColor="accent1" w:val="4F81BD"/>
@@ -3121,6 +3400,7 @@
       <w:spacing w:after="120"/>
     </w:pPr>
     <w:rPr>
+      <w:rFonts w:eastAsia="黑体"/>
       <w:sz w:val="16"/>
       <w:szCs w:val="16"/>
     </w:rPr>
@@ -3132,6 +3412,7 @@
     <w:uiPriority w:val="99"/>
     <w:rsid w:val="00AA1D8D"/>
     <w:rPr>
+      <w:rFonts w:eastAsia="黑体"/>
       <w:sz w:val="16"/>
       <w:szCs w:val="16"/>
     </w:rPr>
@@ -3301,7 +3582,7 @@
       </w:tabs>
     </w:pPr>
     <w:rPr>
-      <w:rFonts w:ascii="Courier" w:hAnsi="Courier"/>
+      <w:rFonts w:ascii="Courier" w:hAnsi="Courier" w:eastAsia="黑体"/>
       <w:sz w:val="20"/>
       <w:szCs w:val="20"/>
     </w:rPr>
@@ -3313,7 +3594,7 @@
     <w:uiPriority w:val="99"/>
     <w:rsid w:val="0029639D"/>
     <w:rPr>
-      <w:rFonts w:ascii="Courier" w:hAnsi="Courier"/>
+      <w:rFonts w:ascii="Courier" w:hAnsi="Courier" w:eastAsia="黑体"/>
       <w:sz w:val="20"/>
       <w:szCs w:val="20"/>
     </w:rPr>
@@ -3349,6 +3630,7 @@
     <w:uiPriority w:val="29"/>
     <w:rsid w:val="00FC693F"/>
     <w:rPr>
+      <w:rFonts w:eastAsia="黑体"/>
       <w:i/>
       <w:iCs/>
       <w:color w:themeColor="text1" w:val="000000"/>
@@ -3362,7 +3644,7 @@
     <w:semiHidden/>
     <w:rsid w:val="00FC693F"/>
     <w:rPr>
-      <w:rFonts w:asciiTheme="majorHAnsi" w:cstheme="majorBidi" w:eastAsiaTheme="majorEastAsia" w:hAnsiTheme="majorHAnsi"/>
+      <w:rFonts w:asciiTheme="majorHAnsi" w:cstheme="majorBidi" w:hAnsiTheme="majorHAnsi" w:eastAsia="黑体"/>
       <w:b/>
       <w:bCs/>
       <w:i/>
@@ -3378,7 +3660,7 @@
     <w:semiHidden/>
     <w:rsid w:val="00FC693F"/>
     <w:rPr>
-      <w:rFonts w:asciiTheme="majorHAnsi" w:cstheme="majorBidi" w:eastAsiaTheme="majorEastAsia" w:hAnsiTheme="majorHAnsi"/>
+      <w:rFonts w:asciiTheme="majorHAnsi" w:cstheme="majorBidi" w:hAnsiTheme="majorHAnsi" w:eastAsia="黑体"/>
       <w:color w:themeColor="accent1" w:themeShade="7F" w:val="243F60"/>
     </w:rPr>
   </w:style>
@@ -3390,7 +3672,7 @@
     <w:semiHidden/>
     <w:rsid w:val="00FC693F"/>
     <w:rPr>
-      <w:rFonts w:asciiTheme="majorHAnsi" w:cstheme="majorBidi" w:eastAsiaTheme="majorEastAsia" w:hAnsiTheme="majorHAnsi"/>
+      <w:rFonts w:asciiTheme="majorHAnsi" w:cstheme="majorBidi" w:hAnsiTheme="majorHAnsi" w:eastAsia="黑体"/>
       <w:i/>
       <w:iCs/>
       <w:color w:themeColor="accent1" w:themeShade="7F" w:val="243F60"/>
@@ -3404,7 +3686,7 @@
     <w:semiHidden/>
     <w:rsid w:val="00FC693F"/>
     <w:rPr>
-      <w:rFonts w:asciiTheme="majorHAnsi" w:cstheme="majorBidi" w:eastAsiaTheme="majorEastAsia" w:hAnsiTheme="majorHAnsi"/>
+      <w:rFonts w:asciiTheme="majorHAnsi" w:cstheme="majorBidi" w:hAnsiTheme="majorHAnsi" w:eastAsia="黑体"/>
       <w:i/>
       <w:iCs/>
       <w:color w:themeColor="text1" w:themeTint="BF" w:val="404040"/>
@@ -3418,7 +3700,7 @@
     <w:semiHidden/>
     <w:rsid w:val="00FC693F"/>
     <w:rPr>
-      <w:rFonts w:asciiTheme="majorHAnsi" w:cstheme="majorBidi" w:eastAsiaTheme="majorEastAsia" w:hAnsiTheme="majorHAnsi"/>
+      <w:rFonts w:asciiTheme="majorHAnsi" w:cstheme="majorBidi" w:hAnsiTheme="majorHAnsi" w:eastAsia="黑体"/>
       <w:color w:themeColor="accent1" w:val="4F81BD"/>
       <w:sz w:val="20"/>
       <w:szCs w:val="20"/>
@@ -3432,7 +3714,7 @@
     <w:semiHidden/>
     <w:rsid w:val="00FC693F"/>
     <w:rPr>
-      <w:rFonts w:asciiTheme="majorHAnsi" w:cstheme="majorBidi" w:eastAsiaTheme="majorEastAsia" w:hAnsiTheme="majorHAnsi"/>
+      <w:rFonts w:asciiTheme="majorHAnsi" w:cstheme="majorBidi" w:hAnsiTheme="majorHAnsi" w:eastAsia="黑体"/>
       <w:i/>
       <w:iCs/>
       <w:color w:themeColor="text1" w:themeTint="BF" w:val="404040"/>
@@ -3453,6 +3735,7 @@
       <w:spacing w:line="240" w:lineRule="auto"/>
     </w:pPr>
     <w:rPr>
+      <w:rFonts w:eastAsia="黑体"/>
       <w:b/>
       <w:bCs/>
       <w:color w:themeColor="accent1" w:val="4F81BD"/>
@@ -3467,6 +3750,7 @@
     <w:qFormat/>
     <w:rsid w:val="00FC693F"/>
     <w:rPr>
+      <w:rFonts w:eastAsia="黑体"/>
       <w:b/>
       <w:bCs/>
     </w:rPr>
@@ -3478,6 +3762,7 @@
     <w:qFormat/>
     <w:rsid w:val="00FC693F"/>
     <w:rPr>
+      <w:rFonts w:eastAsia="黑体"/>
       <w:i/>
       <w:iCs/>
     </w:rPr>
@@ -3498,6 +3783,7 @@
       <w:ind w:left="936" w:right="936"/>
     </w:pPr>
     <w:rPr>
+      <w:rFonts w:eastAsia="黑体"/>
       <w:b/>
       <w:bCs/>
       <w:i/>
@@ -3512,6 +3798,7 @@
     <w:uiPriority w:val="30"/>
     <w:rsid w:val="00FC693F"/>
     <w:rPr>
+      <w:rFonts w:eastAsia="黑体"/>
       <w:b/>
       <w:bCs/>
       <w:i/>
@@ -3526,6 +3813,7 @@
     <w:qFormat/>
     <w:rsid w:val="00FC693F"/>
     <w:rPr>
+      <w:rFonts w:eastAsia="黑体"/>
       <w:i/>
       <w:iCs/>
       <w:color w:themeColor="text1" w:themeTint="7F" w:val="808080"/>
@@ -3538,6 +3826,7 @@
     <w:qFormat/>
     <w:rsid w:val="00FC693F"/>
     <w:rPr>
+      <w:rFonts w:eastAsia="黑体"/>
       <w:b/>
       <w:bCs/>
       <w:i/>
@@ -3552,6 +3841,7 @@
     <w:qFormat/>
     <w:rsid w:val="00FC693F"/>
     <w:rPr>
+      <w:rFonts w:eastAsia="黑体"/>
       <w:smallCaps/>
       <w:color w:themeColor="accent2" w:val="C0504D"/>
       <w:u w:val="single"/>
@@ -3564,6 +3854,7 @@
     <w:qFormat/>
     <w:rsid w:val="00FC693F"/>
     <w:rPr>
+      <w:rFonts w:eastAsia="黑体"/>
       <w:b/>
       <w:bCs/>
       <w:smallCaps/>
@@ -3579,6 +3870,7 @@
     <w:qFormat/>
     <w:rsid w:val="00FC693F"/>
     <w:rPr>
+      <w:rFonts w:eastAsia="黑体"/>
       <w:b/>
       <w:bCs/>
       <w:smallCaps/>
@@ -3633,6 +3925,7 @@
       <w:spacing w:after="0" w:line="240" w:lineRule="auto"/>
     </w:pPr>
     <w:rPr>
+      <w:rFonts w:eastAsia="黑体"/>
       <w:color w:themeColor="text1" w:themeShade="BF" w:val="000000"/>
     </w:rPr>
     <w:tblPr>
@@ -3655,6 +3948,7 @@
         <w:spacing w:after="0" w:before="0" w:line="240" w:lineRule="auto"/>
       </w:pPr>
       <w:rPr>
+        <w:rFonts w:eastAsia="黑体"/>
         <w:b/>
         <w:bCs/>
       </w:rPr>
@@ -3675,6 +3969,7 @@
         <w:spacing w:after="0" w:before="0" w:line="240" w:lineRule="auto"/>
       </w:pPr>
       <w:rPr>
+        <w:rFonts w:eastAsia="黑体"/>
         <w:b/>
         <w:bCs/>
       </w:rPr>
@@ -3692,12 +3987,14 @@
     </w:tblStylePr>
     <w:tblStylePr w:type="firstCol">
       <w:rPr>
+        <w:rFonts w:eastAsia="黑体"/>
         <w:b/>
         <w:bCs/>
       </w:rPr>
     </w:tblStylePr>
     <w:tblStylePr w:type="lastCol">
       <w:rPr>
+        <w:rFonts w:eastAsia="黑体"/>
         <w:b/>
         <w:bCs/>
       </w:rPr>
@@ -3736,6 +4033,7 @@
       <w:spacing w:after="0" w:line="240" w:lineRule="auto"/>
     </w:pPr>
     <w:rPr>
+      <w:rFonts w:eastAsia="黑体"/>
       <w:color w:themeColor="accent1" w:themeShade="BF" w:val="365F91"/>
     </w:rPr>
     <w:tblPr>
@@ -3758,6 +4056,7 @@
         <w:spacing w:after="0" w:before="0" w:line="240" w:lineRule="auto"/>
       </w:pPr>
       <w:rPr>
+        <w:rFonts w:eastAsia="黑体"/>
         <w:b/>
         <w:bCs/>
       </w:rPr>
@@ -3778,6 +4077,7 @@
         <w:spacing w:after="0" w:before="0" w:line="240" w:lineRule="auto"/>
       </w:pPr>
       <w:rPr>
+        <w:rFonts w:eastAsia="黑体"/>
         <w:b/>
         <w:bCs/>
       </w:rPr>
@@ -3795,12 +4095,14 @@
     </w:tblStylePr>
     <w:tblStylePr w:type="firstCol">
       <w:rPr>
+        <w:rFonts w:eastAsia="黑体"/>
         <w:b/>
         <w:bCs/>
       </w:rPr>
     </w:tblStylePr>
     <w:tblStylePr w:type="lastCol">
       <w:rPr>
+        <w:rFonts w:eastAsia="黑体"/>
         <w:b/>
         <w:bCs/>
       </w:rPr>
@@ -3839,6 +4141,7 @@
       <w:spacing w:after="0" w:line="240" w:lineRule="auto"/>
     </w:pPr>
     <w:rPr>
+      <w:rFonts w:eastAsia="黑体"/>
       <w:color w:themeColor="accent2" w:themeShade="BF" w:val="943634"/>
     </w:rPr>
     <w:tblPr>
@@ -3861,6 +4164,7 @@
         <w:spacing w:after="0" w:before="0" w:line="240" w:lineRule="auto"/>
       </w:pPr>
       <w:rPr>
+        <w:rFonts w:eastAsia="黑体"/>
         <w:b/>
         <w:bCs/>
       </w:rPr>
@@ -3881,6 +4185,7 @@
         <w:spacing w:after="0" w:before="0" w:line="240" w:lineRule="auto"/>
       </w:pPr>
       <w:rPr>
+        <w:rFonts w:eastAsia="黑体"/>
         <w:b/>
         <w:bCs/>
       </w:rPr>
@@ -3898,12 +4203,14 @@
     </w:tblStylePr>
     <w:tblStylePr w:type="firstCol">
       <w:rPr>
+        <w:rFonts w:eastAsia="黑体"/>
         <w:b/>
         <w:bCs/>
       </w:rPr>
     </w:tblStylePr>
     <w:tblStylePr w:type="lastCol">
       <w:rPr>
+        <w:rFonts w:eastAsia="黑体"/>
         <w:b/>
         <w:bCs/>
       </w:rPr>
@@ -3942,6 +4249,7 @@
       <w:spacing w:after="0" w:line="240" w:lineRule="auto"/>
     </w:pPr>
     <w:rPr>
+      <w:rFonts w:eastAsia="黑体"/>
       <w:color w:themeColor="accent3" w:themeShade="BF" w:val="76923C"/>
     </w:rPr>
     <w:tblPr>
@@ -3964,6 +4272,7 @@
         <w:spacing w:after="0" w:before="0" w:line="240" w:lineRule="auto"/>
       </w:pPr>
       <w:rPr>
+        <w:rFonts w:eastAsia="黑体"/>
         <w:b/>
         <w:bCs/>
       </w:rPr>
@@ -3984,6 +4293,7 @@
         <w:spacing w:after="0" w:before="0" w:line="240" w:lineRule="auto"/>
       </w:pPr>
       <w:rPr>
+        <w:rFonts w:eastAsia="黑体"/>
         <w:b/>
         <w:bCs/>
       </w:rPr>
@@ -4001,12 +4311,14 @@
     </w:tblStylePr>
     <w:tblStylePr w:type="firstCol">
       <w:rPr>
+        <w:rFonts w:eastAsia="黑体"/>
         <w:b/>
         <w:bCs/>
       </w:rPr>
     </w:tblStylePr>
     <w:tblStylePr w:type="lastCol">
       <w:rPr>
+        <w:rFonts w:eastAsia="黑体"/>
         <w:b/>
         <w:bCs/>
       </w:rPr>
@@ -4045,6 +4357,7 @@
       <w:spacing w:after="0" w:line="240" w:lineRule="auto"/>
     </w:pPr>
     <w:rPr>
+      <w:rFonts w:eastAsia="黑体"/>
       <w:color w:themeColor="accent4" w:themeShade="BF" w:val="5F497A"/>
     </w:rPr>
     <w:tblPr>
@@ -4067,6 +4380,7 @@
         <w:spacing w:after="0" w:before="0" w:line="240" w:lineRule="auto"/>
       </w:pPr>
       <w:rPr>
+        <w:rFonts w:eastAsia="黑体"/>
         <w:b/>
         <w:bCs/>
       </w:rPr>
@@ -4087,6 +4401,7 @@
         <w:spacing w:after="0" w:before="0" w:line="240" w:lineRule="auto"/>
       </w:pPr>
       <w:rPr>
+        <w:rFonts w:eastAsia="黑体"/>
         <w:b/>
         <w:bCs/>
       </w:rPr>
@@ -4104,12 +4419,14 @@
     </w:tblStylePr>
     <w:tblStylePr w:type="firstCol">
       <w:rPr>
+        <w:rFonts w:eastAsia="黑体"/>
         <w:b/>
         <w:bCs/>
       </w:rPr>
     </w:tblStylePr>
     <w:tblStylePr w:type="lastCol">
       <w:rPr>
+        <w:rFonts w:eastAsia="黑体"/>
         <w:b/>
         <w:bCs/>
       </w:rPr>
@@ -4148,6 +4465,7 @@
       <w:spacing w:after="0" w:line="240" w:lineRule="auto"/>
     </w:pPr>
     <w:rPr>
+      <w:rFonts w:eastAsia="黑体"/>
       <w:color w:themeColor="accent5" w:themeShade="BF" w:val="31849B"/>
     </w:rPr>
     <w:tblPr>
@@ -4170,6 +4488,7 @@
         <w:spacing w:after="0" w:before="0" w:line="240" w:lineRule="auto"/>
       </w:pPr>
       <w:rPr>
+        <w:rFonts w:eastAsia="黑体"/>
         <w:b/>
         <w:bCs/>
       </w:rPr>
@@ -4190,6 +4509,7 @@
         <w:spacing w:after="0" w:before="0" w:line="240" w:lineRule="auto"/>
       </w:pPr>
       <w:rPr>
+        <w:rFonts w:eastAsia="黑体"/>
         <w:b/>
         <w:bCs/>
       </w:rPr>
@@ -4207,12 +4527,14 @@
     </w:tblStylePr>
     <w:tblStylePr w:type="firstCol">
       <w:rPr>
+        <w:rFonts w:eastAsia="黑体"/>
         <w:b/>
         <w:bCs/>
       </w:rPr>
     </w:tblStylePr>
     <w:tblStylePr w:type="lastCol">
       <w:rPr>
+        <w:rFonts w:eastAsia="黑体"/>
         <w:b/>
         <w:bCs/>
       </w:rPr>
@@ -4251,6 +4573,7 @@
       <w:spacing w:after="0" w:line="240" w:lineRule="auto"/>
     </w:pPr>
     <w:rPr>
+      <w:rFonts w:eastAsia="黑体"/>
       <w:color w:themeColor="accent6" w:themeShade="BF" w:val="E36C0A"/>
     </w:rPr>
     <w:tblPr>
@@ -4273,6 +4596,7 @@
         <w:spacing w:after="0" w:before="0" w:line="240" w:lineRule="auto"/>
       </w:pPr>
       <w:rPr>
+        <w:rFonts w:eastAsia="黑体"/>
         <w:b/>
         <w:bCs/>
       </w:rPr>
@@ -4293,6 +4617,7 @@
         <w:spacing w:after="0" w:before="0" w:line="240" w:lineRule="auto"/>
       </w:pPr>
       <w:rPr>
+        <w:rFonts w:eastAsia="黑体"/>
         <w:b/>
         <w:bCs/>
       </w:rPr>
@@ -4310,12 +4635,14 @@
     </w:tblStylePr>
     <w:tblStylePr w:type="firstCol">
       <w:rPr>
+        <w:rFonts w:eastAsia="黑体"/>
         <w:b/>
         <w:bCs/>
       </w:rPr>
     </w:tblStylePr>
     <w:tblStylePr w:type="lastCol">
       <w:rPr>
+        <w:rFonts w:eastAsia="黑体"/>
         <w:b/>
         <w:bCs/>
       </w:rPr>
@@ -4375,6 +4702,7 @@
         <w:spacing w:after="0" w:before="0" w:line="240" w:lineRule="auto"/>
       </w:pPr>
       <w:rPr>
+        <w:rFonts w:eastAsia="黑体"/>
         <w:b/>
         <w:bCs/>
         <w:color w:themeColor="background1" w:val="FFFFFF"/>
@@ -4389,6 +4717,7 @@
         <w:spacing w:after="0" w:before="0" w:line="240" w:lineRule="auto"/>
       </w:pPr>
       <w:rPr>
+        <w:rFonts w:eastAsia="黑体"/>
         <w:b/>
         <w:bCs/>
       </w:rPr>
@@ -4404,12 +4733,14 @@
     </w:tblStylePr>
     <w:tblStylePr w:type="firstCol">
       <w:rPr>
+        <w:rFonts w:eastAsia="黑体"/>
         <w:b/>
         <w:bCs/>
       </w:rPr>
     </w:tblStylePr>
     <w:tblStylePr w:type="lastCol">
       <w:rPr>
+        <w:rFonts w:eastAsia="黑体"/>
         <w:b/>
         <w:bCs/>
       </w:rPr>
@@ -4467,6 +4798,7 @@
         <w:spacing w:after="0" w:before="0" w:line="240" w:lineRule="auto"/>
       </w:pPr>
       <w:rPr>
+        <w:rFonts w:eastAsia="黑体"/>
         <w:b/>
         <w:bCs/>
         <w:color w:themeColor="background1" w:val="FFFFFF"/>
@@ -4481,6 +4813,7 @@
         <w:spacing w:after="0" w:before="0" w:line="240" w:lineRule="auto"/>
       </w:pPr>
       <w:rPr>
+        <w:rFonts w:eastAsia="黑体"/>
         <w:b/>
         <w:bCs/>
       </w:rPr>
@@ -4496,12 +4829,14 @@
     </w:tblStylePr>
     <w:tblStylePr w:type="firstCol">
       <w:rPr>
+        <w:rFonts w:eastAsia="黑体"/>
         <w:b/>
         <w:bCs/>
       </w:rPr>
     </w:tblStylePr>
     <w:tblStylePr w:type="lastCol">
       <w:rPr>
+        <w:rFonts w:eastAsia="黑体"/>
         <w:b/>
         <w:bCs/>
       </w:rPr>
@@ -4559,6 +4894,7 @@
         <w:spacing w:after="0" w:before="0" w:line="240" w:lineRule="auto"/>
       </w:pPr>
       <w:rPr>
+        <w:rFonts w:eastAsia="黑体"/>
         <w:b/>
         <w:bCs/>
         <w:color w:themeColor="background1" w:val="FFFFFF"/>
@@ -4573,6 +4909,7 @@
         <w:spacing w:after="0" w:before="0" w:line="240" w:lineRule="auto"/>
       </w:pPr>
       <w:rPr>
+        <w:rFonts w:eastAsia="黑体"/>
         <w:b/>
         <w:bCs/>
       </w:rPr>
@@ -4588,12 +4925,14 @@
     </w:tblStylePr>
     <w:tblStylePr w:type="firstCol">
       <w:rPr>
+        <w:rFonts w:eastAsia="黑体"/>
         <w:b/>
         <w:bCs/>
       </w:rPr>
     </w:tblStylePr>
     <w:tblStylePr w:type="lastCol">
       <w:rPr>
+        <w:rFonts w:eastAsia="黑体"/>
         <w:b/>
         <w:bCs/>
       </w:rPr>
@@ -4651,6 +4990,7 @@
         <w:spacing w:after="0" w:before="0" w:line="240" w:lineRule="auto"/>
       </w:pPr>
       <w:rPr>
+        <w:rFonts w:eastAsia="黑体"/>
         <w:b/>
         <w:bCs/>
         <w:color w:themeColor="background1" w:val="FFFFFF"/>
@@ -4665,6 +5005,7 @@
         <w:spacing w:after="0" w:before="0" w:line="240" w:lineRule="auto"/>
       </w:pPr>
       <w:rPr>
+        <w:rFonts w:eastAsia="黑体"/>
         <w:b/>
         <w:bCs/>
       </w:rPr>
@@ -4680,12 +5021,14 @@
     </w:tblStylePr>
     <w:tblStylePr w:type="firstCol">
       <w:rPr>
+        <w:rFonts w:eastAsia="黑体"/>
         <w:b/>
         <w:bCs/>
       </w:rPr>
     </w:tblStylePr>
     <w:tblStylePr w:type="lastCol">
       <w:rPr>
+        <w:rFonts w:eastAsia="黑体"/>
         <w:b/>
         <w:bCs/>
       </w:rPr>
@@ -4743,6 +5086,7 @@
         <w:spacing w:after="0" w:before="0" w:line="240" w:lineRule="auto"/>
       </w:pPr>
       <w:rPr>
+        <w:rFonts w:eastAsia="黑体"/>
         <w:b/>
         <w:bCs/>
         <w:color w:themeColor="background1" w:val="FFFFFF"/>
@@ -4757,6 +5101,7 @@
         <w:spacing w:after="0" w:before="0" w:line="240" w:lineRule="auto"/>
       </w:pPr>
       <w:rPr>
+        <w:rFonts w:eastAsia="黑体"/>
         <w:b/>
         <w:bCs/>
       </w:rPr>
@@ -4772,12 +5117,14 @@
     </w:tblStylePr>
     <w:tblStylePr w:type="firstCol">
       <w:rPr>
+        <w:rFonts w:eastAsia="黑体"/>
         <w:b/>
         <w:bCs/>
       </w:rPr>
     </w:tblStylePr>
     <w:tblStylePr w:type="lastCol">
       <w:rPr>
+        <w:rFonts w:eastAsia="黑体"/>
         <w:b/>
         <w:bCs/>
       </w:rPr>
@@ -4835,6 +5182,7 @@
         <w:spacing w:after="0" w:before="0" w:line="240" w:lineRule="auto"/>
       </w:pPr>
       <w:rPr>
+        <w:rFonts w:eastAsia="黑体"/>
         <w:b/>
         <w:bCs/>
         <w:color w:themeColor="background1" w:val="FFFFFF"/>
@@ -4849,6 +5197,7 @@
         <w:spacing w:after="0" w:before="0" w:line="240" w:lineRule="auto"/>
       </w:pPr>
       <w:rPr>
+        <w:rFonts w:eastAsia="黑体"/>
         <w:b/>
         <w:bCs/>
       </w:rPr>
@@ -4864,12 +5213,14 @@
     </w:tblStylePr>
     <w:tblStylePr w:type="firstCol">
       <w:rPr>
+        <w:rFonts w:eastAsia="黑体"/>
         <w:b/>
         <w:bCs/>
       </w:rPr>
     </w:tblStylePr>
     <w:tblStylePr w:type="lastCol">
       <w:rPr>
+        <w:rFonts w:eastAsia="黑体"/>
         <w:b/>
         <w:bCs/>
       </w:rPr>
@@ -4927,6 +5278,7 @@
         <w:spacing w:after="0" w:before="0" w:line="240" w:lineRule="auto"/>
       </w:pPr>
       <w:rPr>
+        <w:rFonts w:eastAsia="黑体"/>
         <w:b/>
         <w:bCs/>
         <w:color w:themeColor="background1" w:val="FFFFFF"/>
@@ -4941,6 +5293,7 @@
         <w:spacing w:after="0" w:before="0" w:line="240" w:lineRule="auto"/>
       </w:pPr>
       <w:rPr>
+        <w:rFonts w:eastAsia="黑体"/>
         <w:b/>
         <w:bCs/>
       </w:rPr>
@@ -4956,12 +5309,14 @@
     </w:tblStylePr>
     <w:tblStylePr w:type="firstCol">
       <w:rPr>
+        <w:rFonts w:eastAsia="黑体"/>
         <w:b/>
         <w:bCs/>
       </w:rPr>
     </w:tblStylePr>
     <w:tblStylePr w:type="lastCol">
       <w:rPr>
+        <w:rFonts w:eastAsia="黑体"/>
         <w:b/>
         <w:bCs/>
       </w:rPr>
@@ -5021,7 +5376,7 @@
         <w:spacing w:after="0" w:before="0" w:line="240" w:lineRule="auto"/>
       </w:pPr>
       <w:rPr>
-        <w:rFonts w:asciiTheme="majorHAnsi" w:cstheme="majorBidi" w:eastAsiaTheme="majorEastAsia" w:hAnsiTheme="majorHAnsi"/>
+        <w:rFonts w:asciiTheme="majorHAnsi" w:cstheme="majorBidi" w:hAnsiTheme="majorHAnsi" w:eastAsia="黑体"/>
         <w:b/>
         <w:bCs/>
       </w:rPr>
@@ -5042,7 +5397,7 @@
         <w:spacing w:after="0" w:before="0" w:line="240" w:lineRule="auto"/>
       </w:pPr>
       <w:rPr>
-        <w:rFonts w:asciiTheme="majorHAnsi" w:cstheme="majorBidi" w:eastAsiaTheme="majorEastAsia" w:hAnsiTheme="majorHAnsi"/>
+        <w:rFonts w:asciiTheme="majorHAnsi" w:cstheme="majorBidi" w:hAnsiTheme="majorHAnsi" w:eastAsia="黑体"/>
         <w:b/>
         <w:bCs/>
       </w:rPr>
@@ -5060,14 +5415,14 @@
     </w:tblStylePr>
     <w:tblStylePr w:type="firstCol">
       <w:rPr>
-        <w:rFonts w:asciiTheme="majorHAnsi" w:cstheme="majorBidi" w:eastAsiaTheme="majorEastAsia" w:hAnsiTheme="majorHAnsi"/>
+        <w:rFonts w:asciiTheme="majorHAnsi" w:cstheme="majorBidi" w:hAnsiTheme="majorHAnsi" w:eastAsia="黑体"/>
         <w:b/>
         <w:bCs/>
       </w:rPr>
     </w:tblStylePr>
     <w:tblStylePr w:type="lastCol">
       <w:rPr>
-        <w:rFonts w:asciiTheme="majorHAnsi" w:cstheme="majorBidi" w:eastAsiaTheme="majorEastAsia" w:hAnsiTheme="majorHAnsi"/>
+        <w:rFonts w:asciiTheme="majorHAnsi" w:cstheme="majorBidi" w:hAnsiTheme="majorHAnsi" w:eastAsia="黑体"/>
         <w:b/>
         <w:bCs/>
       </w:rPr>
@@ -5151,7 +5506,7 @@
         <w:spacing w:after="0" w:before="0" w:line="240" w:lineRule="auto"/>
       </w:pPr>
       <w:rPr>
-        <w:rFonts w:asciiTheme="majorHAnsi" w:cstheme="majorBidi" w:eastAsiaTheme="majorEastAsia" w:hAnsiTheme="majorHAnsi"/>
+        <w:rFonts w:asciiTheme="majorHAnsi" w:cstheme="majorBidi" w:hAnsiTheme="majorHAnsi" w:eastAsia="黑体"/>
         <w:b/>
         <w:bCs/>
       </w:rPr>
@@ -5172,7 +5527,7 @@
         <w:spacing w:after="0" w:before="0" w:line="240" w:lineRule="auto"/>
       </w:pPr>
       <w:rPr>
-        <w:rFonts w:asciiTheme="majorHAnsi" w:cstheme="majorBidi" w:eastAsiaTheme="majorEastAsia" w:hAnsiTheme="majorHAnsi"/>
+        <w:rFonts w:asciiTheme="majorHAnsi" w:cstheme="majorBidi" w:hAnsiTheme="majorHAnsi" w:eastAsia="黑体"/>
         <w:b/>
         <w:bCs/>
       </w:rPr>
@@ -5190,14 +5545,14 @@
     </w:tblStylePr>
     <w:tblStylePr w:type="firstCol">
       <w:rPr>
-        <w:rFonts w:asciiTheme="majorHAnsi" w:cstheme="majorBidi" w:eastAsiaTheme="majorEastAsia" w:hAnsiTheme="majorHAnsi"/>
+        <w:rFonts w:asciiTheme="majorHAnsi" w:cstheme="majorBidi" w:hAnsiTheme="majorHAnsi" w:eastAsia="黑体"/>
         <w:b/>
         <w:bCs/>
       </w:rPr>
     </w:tblStylePr>
     <w:tblStylePr w:type="lastCol">
       <w:rPr>
-        <w:rFonts w:asciiTheme="majorHAnsi" w:cstheme="majorBidi" w:eastAsiaTheme="majorEastAsia" w:hAnsiTheme="majorHAnsi"/>
+        <w:rFonts w:asciiTheme="majorHAnsi" w:cstheme="majorBidi" w:hAnsiTheme="majorHAnsi" w:eastAsia="黑体"/>
         <w:b/>
         <w:bCs/>
       </w:rPr>
@@ -5281,7 +5636,7 @@
         <w:spacing w:after="0" w:before="0" w:line="240" w:lineRule="auto"/>
       </w:pPr>
       <w:rPr>
-        <w:rFonts w:asciiTheme="majorHAnsi" w:cstheme="majorBidi" w:eastAsiaTheme="majorEastAsia" w:hAnsiTheme="majorHAnsi"/>
+        <w:rFonts w:asciiTheme="majorHAnsi" w:cstheme="majorBidi" w:hAnsiTheme="majorHAnsi" w:eastAsia="黑体"/>
         <w:b/>
         <w:bCs/>
       </w:rPr>
@@ -5302,7 +5657,7 @@
         <w:spacing w:after="0" w:before="0" w:line="240" w:lineRule="auto"/>
       </w:pPr>
       <w:rPr>
-        <w:rFonts w:asciiTheme="majorHAnsi" w:cstheme="majorBidi" w:eastAsiaTheme="majorEastAsia" w:hAnsiTheme="majorHAnsi"/>
+        <w:rFonts w:asciiTheme="majorHAnsi" w:cstheme="majorBidi" w:hAnsiTheme="majorHAnsi" w:eastAsia="黑体"/>
         <w:b/>
         <w:bCs/>
       </w:rPr>
@@ -5320,14 +5675,14 @@
     </w:tblStylePr>
     <w:tblStylePr w:type="firstCol">
       <w:rPr>
-        <w:rFonts w:asciiTheme="majorHAnsi" w:cstheme="majorBidi" w:eastAsiaTheme="majorEastAsia" w:hAnsiTheme="majorHAnsi"/>
+        <w:rFonts w:asciiTheme="majorHAnsi" w:cstheme="majorBidi" w:hAnsiTheme="majorHAnsi" w:eastAsia="黑体"/>
         <w:b/>
         <w:bCs/>
       </w:rPr>
     </w:tblStylePr>
     <w:tblStylePr w:type="lastCol">
       <w:rPr>
-        <w:rFonts w:asciiTheme="majorHAnsi" w:cstheme="majorBidi" w:eastAsiaTheme="majorEastAsia" w:hAnsiTheme="majorHAnsi"/>
+        <w:rFonts w:asciiTheme="majorHAnsi" w:cstheme="majorBidi" w:hAnsiTheme="majorHAnsi" w:eastAsia="黑体"/>
         <w:b/>
         <w:bCs/>
       </w:rPr>
@@ -5411,7 +5766,7 @@
         <w:spacing w:after="0" w:before="0" w:line="240" w:lineRule="auto"/>
       </w:pPr>
       <w:rPr>
-        <w:rFonts w:asciiTheme="majorHAnsi" w:cstheme="majorBidi" w:eastAsiaTheme="majorEastAsia" w:hAnsiTheme="majorHAnsi"/>
+        <w:rFonts w:asciiTheme="majorHAnsi" w:cstheme="majorBidi" w:hAnsiTheme="majorHAnsi" w:eastAsia="黑体"/>
         <w:b/>
         <w:bCs/>
       </w:rPr>
@@ -5432,7 +5787,7 @@
         <w:spacing w:after="0" w:before="0" w:line="240" w:lineRule="auto"/>
       </w:pPr>
       <w:rPr>
-        <w:rFonts w:asciiTheme="majorHAnsi" w:cstheme="majorBidi" w:eastAsiaTheme="majorEastAsia" w:hAnsiTheme="majorHAnsi"/>
+        <w:rFonts w:asciiTheme="majorHAnsi" w:cstheme="majorBidi" w:hAnsiTheme="majorHAnsi" w:eastAsia="黑体"/>
         <w:b/>
         <w:bCs/>
       </w:rPr>
@@ -5450,14 +5805,14 @@
     </w:tblStylePr>
     <w:tblStylePr w:type="firstCol">
       <w:rPr>
-        <w:rFonts w:asciiTheme="majorHAnsi" w:cstheme="majorBidi" w:eastAsiaTheme="majorEastAsia" w:hAnsiTheme="majorHAnsi"/>
+        <w:rFonts w:asciiTheme="majorHAnsi" w:cstheme="majorBidi" w:hAnsiTheme="majorHAnsi" w:eastAsia="黑体"/>
         <w:b/>
         <w:bCs/>
       </w:rPr>
     </w:tblStylePr>
     <w:tblStylePr w:type="lastCol">
       <w:rPr>
-        <w:rFonts w:asciiTheme="majorHAnsi" w:cstheme="majorBidi" w:eastAsiaTheme="majorEastAsia" w:hAnsiTheme="majorHAnsi"/>
+        <w:rFonts w:asciiTheme="majorHAnsi" w:cstheme="majorBidi" w:hAnsiTheme="majorHAnsi" w:eastAsia="黑体"/>
         <w:b/>
         <w:bCs/>
       </w:rPr>
@@ -5541,7 +5896,7 @@
         <w:spacing w:after="0" w:before="0" w:line="240" w:lineRule="auto"/>
       </w:pPr>
       <w:rPr>
-        <w:rFonts w:asciiTheme="majorHAnsi" w:cstheme="majorBidi" w:eastAsiaTheme="majorEastAsia" w:hAnsiTheme="majorHAnsi"/>
+        <w:rFonts w:asciiTheme="majorHAnsi" w:cstheme="majorBidi" w:hAnsiTheme="majorHAnsi" w:eastAsia="黑体"/>
         <w:b/>
         <w:bCs/>
       </w:rPr>
@@ -5562,7 +5917,7 @@
         <w:spacing w:after="0" w:before="0" w:line="240" w:lineRule="auto"/>
       </w:pPr>
       <w:rPr>
-        <w:rFonts w:asciiTheme="majorHAnsi" w:cstheme="majorBidi" w:eastAsiaTheme="majorEastAsia" w:hAnsiTheme="majorHAnsi"/>
+        <w:rFonts w:asciiTheme="majorHAnsi" w:cstheme="majorBidi" w:hAnsiTheme="majorHAnsi" w:eastAsia="黑体"/>
         <w:b/>
         <w:bCs/>
       </w:rPr>
@@ -5580,14 +5935,14 @@
     </w:tblStylePr>
     <w:tblStylePr w:type="firstCol">
       <w:rPr>
-        <w:rFonts w:asciiTheme="majorHAnsi" w:cstheme="majorBidi" w:eastAsiaTheme="majorEastAsia" w:hAnsiTheme="majorHAnsi"/>
+        <w:rFonts w:asciiTheme="majorHAnsi" w:cstheme="majorBidi" w:hAnsiTheme="majorHAnsi" w:eastAsia="黑体"/>
         <w:b/>
         <w:bCs/>
       </w:rPr>
     </w:tblStylePr>
     <w:tblStylePr w:type="lastCol">
       <w:rPr>
-        <w:rFonts w:asciiTheme="majorHAnsi" w:cstheme="majorBidi" w:eastAsiaTheme="majorEastAsia" w:hAnsiTheme="majorHAnsi"/>
+        <w:rFonts w:asciiTheme="majorHAnsi" w:cstheme="majorBidi" w:hAnsiTheme="majorHAnsi" w:eastAsia="黑体"/>
         <w:b/>
         <w:bCs/>
       </w:rPr>
@@ -5671,7 +6026,7 @@
         <w:spacing w:after="0" w:before="0" w:line="240" w:lineRule="auto"/>
       </w:pPr>
       <w:rPr>
-        <w:rFonts w:asciiTheme="majorHAnsi" w:cstheme="majorBidi" w:eastAsiaTheme="majorEastAsia" w:hAnsiTheme="majorHAnsi"/>
+        <w:rFonts w:asciiTheme="majorHAnsi" w:cstheme="majorBidi" w:hAnsiTheme="majorHAnsi" w:eastAsia="黑体"/>
         <w:b/>
         <w:bCs/>
       </w:rPr>
@@ -5692,7 +6047,7 @@
         <w:spacing w:after="0" w:before="0" w:line="240" w:lineRule="auto"/>
       </w:pPr>
       <w:rPr>
-        <w:rFonts w:asciiTheme="majorHAnsi" w:cstheme="majorBidi" w:eastAsiaTheme="majorEastAsia" w:hAnsiTheme="majorHAnsi"/>
+        <w:rFonts w:asciiTheme="majorHAnsi" w:cstheme="majorBidi" w:hAnsiTheme="majorHAnsi" w:eastAsia="黑体"/>
         <w:b/>
         <w:bCs/>
       </w:rPr>
@@ -5710,14 +6065,14 @@
     </w:tblStylePr>
     <w:tblStylePr w:type="firstCol">
       <w:rPr>
-        <w:rFonts w:asciiTheme="majorHAnsi" w:cstheme="majorBidi" w:eastAsiaTheme="majorEastAsia" w:hAnsiTheme="majorHAnsi"/>
+        <w:rFonts w:asciiTheme="majorHAnsi" w:cstheme="majorBidi" w:hAnsiTheme="majorHAnsi" w:eastAsia="黑体"/>
         <w:b/>
         <w:bCs/>
       </w:rPr>
     </w:tblStylePr>
     <w:tblStylePr w:type="lastCol">
       <w:rPr>
-        <w:rFonts w:asciiTheme="majorHAnsi" w:cstheme="majorBidi" w:eastAsiaTheme="majorEastAsia" w:hAnsiTheme="majorHAnsi"/>
+        <w:rFonts w:asciiTheme="majorHAnsi" w:cstheme="majorBidi" w:hAnsiTheme="majorHAnsi" w:eastAsia="黑体"/>
         <w:b/>
         <w:bCs/>
       </w:rPr>
@@ -5801,7 +6156,7 @@
         <w:spacing w:after="0" w:before="0" w:line="240" w:lineRule="auto"/>
       </w:pPr>
       <w:rPr>
-        <w:rFonts w:asciiTheme="majorHAnsi" w:cstheme="majorBidi" w:eastAsiaTheme="majorEastAsia" w:hAnsiTheme="majorHAnsi"/>
+        <w:rFonts w:asciiTheme="majorHAnsi" w:cstheme="majorBidi" w:hAnsiTheme="majorHAnsi" w:eastAsia="黑体"/>
         <w:b/>
         <w:bCs/>
       </w:rPr>
@@ -5822,7 +6177,7 @@
         <w:spacing w:after="0" w:before="0" w:line="240" w:lineRule="auto"/>
       </w:pPr>
       <w:rPr>
-        <w:rFonts w:asciiTheme="majorHAnsi" w:cstheme="majorBidi" w:eastAsiaTheme="majorEastAsia" w:hAnsiTheme="majorHAnsi"/>
+        <w:rFonts w:asciiTheme="majorHAnsi" w:cstheme="majorBidi" w:hAnsiTheme="majorHAnsi" w:eastAsia="黑体"/>
         <w:b/>
         <w:bCs/>
       </w:rPr>
@@ -5840,14 +6195,14 @@
     </w:tblStylePr>
     <w:tblStylePr w:type="firstCol">
       <w:rPr>
-        <w:rFonts w:asciiTheme="majorHAnsi" w:cstheme="majorBidi" w:eastAsiaTheme="majorEastAsia" w:hAnsiTheme="majorHAnsi"/>
+        <w:rFonts w:asciiTheme="majorHAnsi" w:cstheme="majorBidi" w:hAnsiTheme="majorHAnsi" w:eastAsia="黑体"/>
         <w:b/>
         <w:bCs/>
       </w:rPr>
     </w:tblStylePr>
     <w:tblStylePr w:type="lastCol">
       <w:rPr>
-        <w:rFonts w:asciiTheme="majorHAnsi" w:cstheme="majorBidi" w:eastAsiaTheme="majorEastAsia" w:hAnsiTheme="majorHAnsi"/>
+        <w:rFonts w:asciiTheme="majorHAnsi" w:cstheme="majorBidi" w:hAnsiTheme="majorHAnsi" w:eastAsia="黑体"/>
         <w:b/>
         <w:bCs/>
       </w:rPr>
@@ -5930,6 +6285,7 @@
         <w:spacing w:after="0" w:before="0" w:line="240" w:lineRule="auto"/>
       </w:pPr>
       <w:rPr>
+        <w:rFonts w:eastAsia="黑体"/>
         <w:b/>
         <w:bCs/>
         <w:color w:themeColor="background1" w:val="FFFFFF"/>
@@ -5952,6 +6308,7 @@
         <w:spacing w:after="0" w:before="0" w:line="240" w:lineRule="auto"/>
       </w:pPr>
       <w:rPr>
+        <w:rFonts w:eastAsia="黑体"/>
         <w:b/>
         <w:bCs/>
       </w:rPr>
@@ -5969,12 +6326,14 @@
     </w:tblStylePr>
     <w:tblStylePr w:type="firstCol">
       <w:rPr>
+        <w:rFonts w:eastAsia="黑体"/>
         <w:b/>
         <w:bCs/>
       </w:rPr>
     </w:tblStylePr>
     <w:tblStylePr w:type="lastCol">
       <w:rPr>
+        <w:rFonts w:eastAsia="黑体"/>
         <w:b/>
         <w:bCs/>
       </w:rPr>
@@ -6036,6 +6395,7 @@
         <w:spacing w:after="0" w:before="0" w:line="240" w:lineRule="auto"/>
       </w:pPr>
       <w:rPr>
+        <w:rFonts w:eastAsia="黑体"/>
         <w:b/>
         <w:bCs/>
         <w:color w:themeColor="background1" w:val="FFFFFF"/>
@@ -6058,6 +6418,7 @@
         <w:spacing w:after="0" w:before="0" w:line="240" w:lineRule="auto"/>
       </w:pPr>
       <w:rPr>
+        <w:rFonts w:eastAsia="黑体"/>
         <w:b/>
         <w:bCs/>
       </w:rPr>
@@ -6075,12 +6436,14 @@
     </w:tblStylePr>
     <w:tblStylePr w:type="firstCol">
       <w:rPr>
+        <w:rFonts w:eastAsia="黑体"/>
         <w:b/>
         <w:bCs/>
       </w:rPr>
     </w:tblStylePr>
     <w:tblStylePr w:type="lastCol">
       <w:rPr>
+        <w:rFonts w:eastAsia="黑体"/>
         <w:b/>
         <w:bCs/>
       </w:rPr>
@@ -6142,6 +6505,7 @@
         <w:spacing w:after="0" w:before="0" w:line="240" w:lineRule="auto"/>
       </w:pPr>
       <w:rPr>
+        <w:rFonts w:eastAsia="黑体"/>
         <w:b/>
         <w:bCs/>
         <w:color w:themeColor="background1" w:val="FFFFFF"/>
@@ -6164,6 +6528,7 @@
         <w:spacing w:after="0" w:before="0" w:line="240" w:lineRule="auto"/>
       </w:pPr>
       <w:rPr>
+        <w:rFonts w:eastAsia="黑体"/>
         <w:b/>
         <w:bCs/>
       </w:rPr>
@@ -6181,12 +6546,14 @@
     </w:tblStylePr>
     <w:tblStylePr w:type="firstCol">
       <w:rPr>
+        <w:rFonts w:eastAsia="黑体"/>
         <w:b/>
         <w:bCs/>
       </w:rPr>
     </w:tblStylePr>
     <w:tblStylePr w:type="lastCol">
       <w:rPr>
+        <w:rFonts w:eastAsia="黑体"/>
         <w:b/>
         <w:bCs/>
       </w:rPr>
@@ -6248,6 +6615,7 @@
         <w:spacing w:after="0" w:before="0" w:line="240" w:lineRule="auto"/>
       </w:pPr>
       <w:rPr>
+        <w:rFonts w:eastAsia="黑体"/>
         <w:b/>
         <w:bCs/>
         <w:color w:themeColor="background1" w:val="FFFFFF"/>
@@ -6270,6 +6638,7 @@
         <w:spacing w:after="0" w:before="0" w:line="240" w:lineRule="auto"/>
       </w:pPr>
       <w:rPr>
+        <w:rFonts w:eastAsia="黑体"/>
         <w:b/>
         <w:bCs/>
       </w:rPr>
@@ -6287,12 +6656,14 @@
     </w:tblStylePr>
     <w:tblStylePr w:type="firstCol">
       <w:rPr>
+        <w:rFonts w:eastAsia="黑体"/>
         <w:b/>
         <w:bCs/>
       </w:rPr>
     </w:tblStylePr>
     <w:tblStylePr w:type="lastCol">
       <w:rPr>
+        <w:rFonts w:eastAsia="黑体"/>
         <w:b/>
         <w:bCs/>
       </w:rPr>
@@ -6354,6 +6725,7 @@
         <w:spacing w:after="0" w:before="0" w:line="240" w:lineRule="auto"/>
       </w:pPr>
       <w:rPr>
+        <w:rFonts w:eastAsia="黑体"/>
         <w:b/>
         <w:bCs/>
         <w:color w:themeColor="background1" w:val="FFFFFF"/>
@@ -6376,6 +6748,7 @@
         <w:spacing w:after="0" w:before="0" w:line="240" w:lineRule="auto"/>
       </w:pPr>
       <w:rPr>
+        <w:rFonts w:eastAsia="黑体"/>
         <w:b/>
         <w:bCs/>
       </w:rPr>
@@ -6393,12 +6766,14 @@
     </w:tblStylePr>
     <w:tblStylePr w:type="firstCol">
       <w:rPr>
+        <w:rFonts w:eastAsia="黑体"/>
         <w:b/>
         <w:bCs/>
       </w:rPr>
     </w:tblStylePr>
     <w:tblStylePr w:type="lastCol">
       <w:rPr>
+        <w:rFonts w:eastAsia="黑体"/>
         <w:b/>
         <w:bCs/>
       </w:rPr>
@@ -6460,6 +6835,7 @@
         <w:spacing w:after="0" w:before="0" w:line="240" w:lineRule="auto"/>
       </w:pPr>
       <w:rPr>
+        <w:rFonts w:eastAsia="黑体"/>
         <w:b/>
         <w:bCs/>
         <w:color w:themeColor="background1" w:val="FFFFFF"/>
@@ -6482,6 +6858,7 @@
         <w:spacing w:after="0" w:before="0" w:line="240" w:lineRule="auto"/>
       </w:pPr>
       <w:rPr>
+        <w:rFonts w:eastAsia="黑体"/>
         <w:b/>
         <w:bCs/>
       </w:rPr>
@@ -6499,12 +6876,14 @@
     </w:tblStylePr>
     <w:tblStylePr w:type="firstCol">
       <w:rPr>
+        <w:rFonts w:eastAsia="黑体"/>
         <w:b/>
         <w:bCs/>
       </w:rPr>
     </w:tblStylePr>
     <w:tblStylePr w:type="lastCol">
       <w:rPr>
+        <w:rFonts w:eastAsia="黑体"/>
         <w:b/>
         <w:bCs/>
       </w:rPr>
@@ -6566,6 +6945,7 @@
         <w:spacing w:after="0" w:before="0" w:line="240" w:lineRule="auto"/>
       </w:pPr>
       <w:rPr>
+        <w:rFonts w:eastAsia="黑体"/>
         <w:b/>
         <w:bCs/>
         <w:color w:themeColor="background1" w:val="FFFFFF"/>
@@ -6588,6 +6968,7 @@
         <w:spacing w:after="0" w:before="0" w:line="240" w:lineRule="auto"/>
       </w:pPr>
       <w:rPr>
+        <w:rFonts w:eastAsia="黑体"/>
         <w:b/>
         <w:bCs/>
       </w:rPr>
@@ -6605,12 +6986,14 @@
     </w:tblStylePr>
     <w:tblStylePr w:type="firstCol">
       <w:rPr>
+        <w:rFonts w:eastAsia="黑体"/>
         <w:b/>
         <w:bCs/>
       </w:rPr>
     </w:tblStylePr>
     <w:tblStylePr w:type="lastCol">
       <w:rPr>
+        <w:rFonts w:eastAsia="黑体"/>
         <w:b/>
         <w:bCs/>
       </w:rPr>
@@ -6669,6 +7052,7 @@
         <w:spacing w:after="0" w:before="0" w:line="240" w:lineRule="auto"/>
       </w:pPr>
       <w:rPr>
+        <w:rFonts w:eastAsia="黑体"/>
         <w:b/>
         <w:bCs/>
         <w:color w:themeColor="background1" w:val="FFFFFF"/>
@@ -6691,6 +7075,7 @@
         <w:spacing w:after="0" w:before="0" w:line="240" w:lineRule="auto"/>
       </w:pPr>
       <w:rPr>
+        <w:rFonts w:eastAsia="黑体"/>
         <w:color w:val="auto"/>
       </w:rPr>
       <w:tblPr/>
@@ -6708,6 +7093,7 @@
     </w:tblStylePr>
     <w:tblStylePr w:type="firstCol">
       <w:rPr>
+        <w:rFonts w:eastAsia="黑体"/>
         <w:b/>
         <w:bCs/>
         <w:color w:themeColor="background1" w:val="FFFFFF"/>
@@ -6727,6 +7113,7 @@
     </w:tblStylePr>
     <w:tblStylePr w:type="lastCol">
       <w:rPr>
+        <w:rFonts w:eastAsia="黑体"/>
         <w:b/>
         <w:bCs/>
         <w:color w:themeColor="background1" w:val="FFFFFF"/>
@@ -6775,6 +7162,7 @@
     </w:tblStylePr>
     <w:tblStylePr w:type="nwCell">
       <w:rPr>
+        <w:rFonts w:eastAsia="黑体"/>
         <w:color w:themeColor="background1" w:val="FFFFFF"/>
       </w:rPr>
       <w:tblPr/>
@@ -6818,6 +7206,7 @@
         <w:spacing w:after="0" w:before="0" w:line="240" w:lineRule="auto"/>
       </w:pPr>
       <w:rPr>
+        <w:rFonts w:eastAsia="黑体"/>
         <w:b/>
         <w:bCs/>
         <w:color w:themeColor="background1" w:val="FFFFFF"/>
@@ -6840,6 +7229,7 @@
         <w:spacing w:after="0" w:before="0" w:line="240" w:lineRule="auto"/>
       </w:pPr>
       <w:rPr>
+        <w:rFonts w:eastAsia="黑体"/>
         <w:color w:val="auto"/>
       </w:rPr>
       <w:tblPr/>
@@ -6857,6 +7247,7 @@
     </w:tblStylePr>
     <w:tblStylePr w:type="firstCol">
       <w:rPr>
+        <w:rFonts w:eastAsia="黑体"/>
         <w:b/>
         <w:bCs/>
         <w:color w:themeColor="background1" w:val="FFFFFF"/>
@@ -6876,6 +7267,7 @@
     </w:tblStylePr>
     <w:tblStylePr w:type="lastCol">
       <w:rPr>
+        <w:rFonts w:eastAsia="黑体"/>
         <w:b/>
         <w:bCs/>
         <w:color w:themeColor="background1" w:val="FFFFFF"/>
@@ -6924,6 +7316,7 @@
     </w:tblStylePr>
     <w:tblStylePr w:type="nwCell">
       <w:rPr>
+        <w:rFonts w:eastAsia="黑体"/>
         <w:color w:themeColor="background1" w:val="FFFFFF"/>
       </w:rPr>
       <w:tblPr/>
@@ -6967,6 +7360,7 @@
         <w:spacing w:after="0" w:before="0" w:line="240" w:lineRule="auto"/>
       </w:pPr>
       <w:rPr>
+        <w:rFonts w:eastAsia="黑体"/>
         <w:b/>
         <w:bCs/>
         <w:color w:themeColor="background1" w:val="FFFFFF"/>
@@ -6989,6 +7383,7 @@
         <w:spacing w:after="0" w:before="0" w:line="240" w:lineRule="auto"/>
       </w:pPr>
       <w:rPr>
+        <w:rFonts w:eastAsia="黑体"/>
         <w:color w:val="auto"/>
       </w:rPr>
       <w:tblPr/>
@@ -7006,6 +7401,7 @@
     </w:tblStylePr>
     <w:tblStylePr w:type="firstCol">
       <w:rPr>
+        <w:rFonts w:eastAsia="黑体"/>
         <w:b/>
         <w:bCs/>
         <w:color w:themeColor="background1" w:val="FFFFFF"/>
@@ -7025,6 +7421,7 @@
     </w:tblStylePr>
     <w:tblStylePr w:type="lastCol">
       <w:rPr>
+        <w:rFonts w:eastAsia="黑体"/>
         <w:b/>
         <w:bCs/>
         <w:color w:themeColor="background1" w:val="FFFFFF"/>
@@ -7073,6 +7470,7 @@
     </w:tblStylePr>
     <w:tblStylePr w:type="nwCell">
       <w:rPr>
+        <w:rFonts w:eastAsia="黑体"/>
         <w:color w:themeColor="background1" w:val="FFFFFF"/>
       </w:rPr>
       <w:tblPr/>
@@ -7116,6 +7514,7 @@
         <w:spacing w:after="0" w:before="0" w:line="240" w:lineRule="auto"/>
       </w:pPr>
       <w:rPr>
+        <w:rFonts w:eastAsia="黑体"/>
         <w:b/>
         <w:bCs/>
         <w:color w:themeColor="background1" w:val="FFFFFF"/>
@@ -7138,6 +7537,7 @@
         <w:spacing w:after="0" w:before="0" w:line="240" w:lineRule="auto"/>
       </w:pPr>
       <w:rPr>
+        <w:rFonts w:eastAsia="黑体"/>
         <w:color w:val="auto"/>
       </w:rPr>
       <w:tblPr/>
@@ -7155,6 +7555,7 @@
     </w:tblStylePr>
     <w:tblStylePr w:type="firstCol">
       <w:rPr>
+        <w:rFonts w:eastAsia="黑体"/>
         <w:b/>
         <w:bCs/>
         <w:color w:themeColor="background1" w:val="FFFFFF"/>
@@ -7174,6 +7575,7 @@
     </w:tblStylePr>
     <w:tblStylePr w:type="lastCol">
       <w:rPr>
+        <w:rFonts w:eastAsia="黑体"/>
         <w:b/>
         <w:bCs/>
         <w:color w:themeColor="background1" w:val="FFFFFF"/>
@@ -7222,6 +7624,7 @@
     </w:tblStylePr>
     <w:tblStylePr w:type="nwCell">
       <w:rPr>
+        <w:rFonts w:eastAsia="黑体"/>
         <w:color w:themeColor="background1" w:val="FFFFFF"/>
       </w:rPr>
       <w:tblPr/>
@@ -7265,6 +7668,7 @@
         <w:spacing w:after="0" w:before="0" w:line="240" w:lineRule="auto"/>
       </w:pPr>
       <w:rPr>
+        <w:rFonts w:eastAsia="黑体"/>
         <w:b/>
         <w:bCs/>
         <w:color w:themeColor="background1" w:val="FFFFFF"/>
@@ -7287,6 +7691,7 @@
         <w:spacing w:after="0" w:before="0" w:line="240" w:lineRule="auto"/>
       </w:pPr>
       <w:rPr>
+        <w:rFonts w:eastAsia="黑体"/>
         <w:color w:val="auto"/>
       </w:rPr>
       <w:tblPr/>
@@ -7304,6 +7709,7 @@
     </w:tblStylePr>
     <w:tblStylePr w:type="firstCol">
       <w:rPr>
+        <w:rFonts w:eastAsia="黑体"/>
         <w:b/>
         <w:bCs/>
         <w:color w:themeColor="background1" w:val="FFFFFF"/>
@@ -7323,6 +7729,7 @@
     </w:tblStylePr>
     <w:tblStylePr w:type="lastCol">
       <w:rPr>
+        <w:rFonts w:eastAsia="黑体"/>
         <w:b/>
         <w:bCs/>
         <w:color w:themeColor="background1" w:val="FFFFFF"/>
@@ -7371,6 +7778,7 @@
     </w:tblStylePr>
     <w:tblStylePr w:type="nwCell">
       <w:rPr>
+        <w:rFonts w:eastAsia="黑体"/>
         <w:color w:themeColor="background1" w:val="FFFFFF"/>
       </w:rPr>
       <w:tblPr/>
@@ -7414,6 +7822,7 @@
         <w:spacing w:after="0" w:before="0" w:line="240" w:lineRule="auto"/>
       </w:pPr>
       <w:rPr>
+        <w:rFonts w:eastAsia="黑体"/>
         <w:b/>
         <w:bCs/>
         <w:color w:themeColor="background1" w:val="FFFFFF"/>
@@ -7436,6 +7845,7 @@
         <w:spacing w:after="0" w:before="0" w:line="240" w:lineRule="auto"/>
       </w:pPr>
       <w:rPr>
+        <w:rFonts w:eastAsia="黑体"/>
         <w:color w:val="auto"/>
       </w:rPr>
       <w:tblPr/>
@@ -7453,6 +7863,7 @@
     </w:tblStylePr>
     <w:tblStylePr w:type="firstCol">
       <w:rPr>
+        <w:rFonts w:eastAsia="黑体"/>
         <w:b/>
         <w:bCs/>
         <w:color w:themeColor="background1" w:val="FFFFFF"/>
@@ -7472,6 +7883,7 @@
     </w:tblStylePr>
     <w:tblStylePr w:type="lastCol">
       <w:rPr>
+        <w:rFonts w:eastAsia="黑体"/>
         <w:b/>
         <w:bCs/>
         <w:color w:themeColor="background1" w:val="FFFFFF"/>
@@ -7520,6 +7932,7 @@
     </w:tblStylePr>
     <w:tblStylePr w:type="nwCell">
       <w:rPr>
+        <w:rFonts w:eastAsia="黑体"/>
         <w:color w:themeColor="background1" w:val="FFFFFF"/>
       </w:rPr>
       <w:tblPr/>
@@ -7563,6 +7976,7 @@
         <w:spacing w:after="0" w:before="0" w:line="240" w:lineRule="auto"/>
       </w:pPr>
       <w:rPr>
+        <w:rFonts w:eastAsia="黑体"/>
         <w:b/>
         <w:bCs/>
         <w:color w:themeColor="background1" w:val="FFFFFF"/>
@@ -7585,6 +7999,7 @@
         <w:spacing w:after="0" w:before="0" w:line="240" w:lineRule="auto"/>
       </w:pPr>
       <w:rPr>
+        <w:rFonts w:eastAsia="黑体"/>
         <w:color w:val="auto"/>
       </w:rPr>
       <w:tblPr/>
@@ -7602,6 +8017,7 @@
     </w:tblStylePr>
     <w:tblStylePr w:type="firstCol">
       <w:rPr>
+        <w:rFonts w:eastAsia="黑体"/>
         <w:b/>
         <w:bCs/>
         <w:color w:themeColor="background1" w:val="FFFFFF"/>
@@ -7621,6 +8037,7 @@
     </w:tblStylePr>
     <w:tblStylePr w:type="lastCol">
       <w:rPr>
+        <w:rFonts w:eastAsia="黑体"/>
         <w:b/>
         <w:bCs/>
         <w:color w:themeColor="background1" w:val="FFFFFF"/>
@@ -7669,6 +8086,7 @@
     </w:tblStylePr>
     <w:tblStylePr w:type="nwCell">
       <w:rPr>
+        <w:rFonts w:eastAsia="黑体"/>
         <w:color w:themeColor="background1" w:val="FFFFFF"/>
       </w:rPr>
       <w:tblPr/>
@@ -7693,6 +8111,7 @@
       <w:spacing w:after="0" w:line="240" w:lineRule="auto"/>
     </w:pPr>
     <w:rPr>
+      <w:rFonts w:eastAsia="黑体"/>
       <w:color w:themeColor="text1" w:val="000000"/>
     </w:rPr>
     <w:tblPr>
@@ -7712,7 +8131,7 @@
     </w:tblPr>
     <w:tblStylePr w:type="firstRow">
       <w:rPr>
-        <w:rFonts w:asciiTheme="majorHAnsi" w:cstheme="majorBidi" w:eastAsiaTheme="majorEastAsia" w:hAnsiTheme="majorHAnsi"/>
+        <w:rFonts w:asciiTheme="majorHAnsi" w:cstheme="majorBidi" w:hAnsiTheme="majorHAnsi" w:eastAsia="黑体"/>
       </w:rPr>
       <w:tblPr/>
       <w:tcPr>
@@ -7724,6 +8143,7 @@
     </w:tblStylePr>
     <w:tblStylePr w:type="lastRow">
       <w:rPr>
+        <w:rFonts w:eastAsia="黑体"/>
         <w:b/>
         <w:bCs/>
         <w:color w:themeColor="text2" w:val="1F497D"/>
@@ -7738,12 +8158,14 @@
     </w:tblStylePr>
     <w:tblStylePr w:type="firstCol">
       <w:rPr>
+        <w:rFonts w:eastAsia="黑体"/>
         <w:b/>
         <w:bCs/>
       </w:rPr>
     </w:tblStylePr>
     <w:tblStylePr w:type="lastCol">
       <w:rPr>
+        <w:rFonts w:eastAsia="黑体"/>
         <w:b/>
         <w:bCs/>
       </w:rPr>
@@ -7777,6 +8199,7 @@
       <w:spacing w:after="0" w:line="240" w:lineRule="auto"/>
     </w:pPr>
     <w:rPr>
+      <w:rFonts w:eastAsia="黑体"/>
       <w:color w:themeColor="text1" w:val="000000"/>
     </w:rPr>
     <w:tblPr>
@@ -7796,7 +8219,7 @@
     </w:tblPr>
     <w:tblStylePr w:type="firstRow">
       <w:rPr>
-        <w:rFonts w:asciiTheme="majorHAnsi" w:cstheme="majorBidi" w:eastAsiaTheme="majorEastAsia" w:hAnsiTheme="majorHAnsi"/>
+        <w:rFonts w:asciiTheme="majorHAnsi" w:cstheme="majorBidi" w:hAnsiTheme="majorHAnsi" w:eastAsia="黑体"/>
       </w:rPr>
       <w:tblPr/>
       <w:tcPr>
@@ -7808,6 +8231,7 @@
     </w:tblStylePr>
     <w:tblStylePr w:type="lastRow">
       <w:rPr>
+        <w:rFonts w:eastAsia="黑体"/>
         <w:b/>
         <w:bCs/>
         <w:color w:themeColor="text2" w:val="1F497D"/>
@@ -7822,12 +8246,14 @@
     </w:tblStylePr>
     <w:tblStylePr w:type="firstCol">
       <w:rPr>
+        <w:rFonts w:eastAsia="黑体"/>
         <w:b/>
         <w:bCs/>
       </w:rPr>
     </w:tblStylePr>
     <w:tblStylePr w:type="lastCol">
       <w:rPr>
+        <w:rFonts w:eastAsia="黑体"/>
         <w:b/>
         <w:bCs/>
       </w:rPr>
@@ -7861,6 +8287,7 @@
       <w:spacing w:after="0" w:line="240" w:lineRule="auto"/>
     </w:pPr>
     <w:rPr>
+      <w:rFonts w:eastAsia="黑体"/>
       <w:color w:themeColor="text1" w:val="000000"/>
     </w:rPr>
     <w:tblPr>
@@ -7880,7 +8307,7 @@
     </w:tblPr>
     <w:tblStylePr w:type="firstRow">
       <w:rPr>
-        <w:rFonts w:asciiTheme="majorHAnsi" w:cstheme="majorBidi" w:eastAsiaTheme="majorEastAsia" w:hAnsiTheme="majorHAnsi"/>
+        <w:rFonts w:asciiTheme="majorHAnsi" w:cstheme="majorBidi" w:hAnsiTheme="majorHAnsi" w:eastAsia="黑体"/>
       </w:rPr>
       <w:tblPr/>
       <w:tcPr>
@@ -7892,6 +8319,7 @@
     </w:tblStylePr>
     <w:tblStylePr w:type="lastRow">
       <w:rPr>
+        <w:rFonts w:eastAsia="黑体"/>
         <w:b/>
         <w:bCs/>
         <w:color w:themeColor="text2" w:val="1F497D"/>
@@ -7906,12 +8334,14 @@
     </w:tblStylePr>
     <w:tblStylePr w:type="firstCol">
       <w:rPr>
+        <w:rFonts w:eastAsia="黑体"/>
         <w:b/>
         <w:bCs/>
       </w:rPr>
     </w:tblStylePr>
     <w:tblStylePr w:type="lastCol">
       <w:rPr>
+        <w:rFonts w:eastAsia="黑体"/>
         <w:b/>
         <w:bCs/>
       </w:rPr>
@@ -7945,6 +8375,7 @@
       <w:spacing w:after="0" w:line="240" w:lineRule="auto"/>
     </w:pPr>
     <w:rPr>
+      <w:rFonts w:eastAsia="黑体"/>
       <w:color w:themeColor="text1" w:val="000000"/>
     </w:rPr>
     <w:tblPr>
@@ -7964,7 +8395,7 @@
     </w:tblPr>
     <w:tblStylePr w:type="firstRow">
       <w:rPr>
-        <w:rFonts w:asciiTheme="majorHAnsi" w:cstheme="majorBidi" w:eastAsiaTheme="majorEastAsia" w:hAnsiTheme="majorHAnsi"/>
+        <w:rFonts w:asciiTheme="majorHAnsi" w:cstheme="majorBidi" w:hAnsiTheme="majorHAnsi" w:eastAsia="黑体"/>
       </w:rPr>
       <w:tblPr/>
       <w:tcPr>
@@ -7976,6 +8407,7 @@
     </w:tblStylePr>
     <w:tblStylePr w:type="lastRow">
       <w:rPr>
+        <w:rFonts w:eastAsia="黑体"/>
         <w:b/>
         <w:bCs/>
         <w:color w:themeColor="text2" w:val="1F497D"/>
@@ -7990,12 +8422,14 @@
     </w:tblStylePr>
     <w:tblStylePr w:type="firstCol">
       <w:rPr>
+        <w:rFonts w:eastAsia="黑体"/>
         <w:b/>
         <w:bCs/>
       </w:rPr>
     </w:tblStylePr>
     <w:tblStylePr w:type="lastCol">
       <w:rPr>
+        <w:rFonts w:eastAsia="黑体"/>
         <w:b/>
         <w:bCs/>
       </w:rPr>
@@ -8029,6 +8463,7 @@
       <w:spacing w:after="0" w:line="240" w:lineRule="auto"/>
     </w:pPr>
     <w:rPr>
+      <w:rFonts w:eastAsia="黑体"/>
       <w:color w:themeColor="text1" w:val="000000"/>
     </w:rPr>
     <w:tblPr>
@@ -8048,7 +8483,7 @@
     </w:tblPr>
     <w:tblStylePr w:type="firstRow">
       <w:rPr>
-        <w:rFonts w:asciiTheme="majorHAnsi" w:cstheme="majorBidi" w:eastAsiaTheme="majorEastAsia" w:hAnsiTheme="majorHAnsi"/>
+        <w:rFonts w:asciiTheme="majorHAnsi" w:cstheme="majorBidi" w:hAnsiTheme="majorHAnsi" w:eastAsia="黑体"/>
       </w:rPr>
       <w:tblPr/>
       <w:tcPr>
@@ -8060,6 +8495,7 @@
     </w:tblStylePr>
     <w:tblStylePr w:type="lastRow">
       <w:rPr>
+        <w:rFonts w:eastAsia="黑体"/>
         <w:b/>
         <w:bCs/>
         <w:color w:themeColor="text2" w:val="1F497D"/>
@@ -8074,12 +8510,14 @@
     </w:tblStylePr>
     <w:tblStylePr w:type="firstCol">
       <w:rPr>
+        <w:rFonts w:eastAsia="黑体"/>
         <w:b/>
         <w:bCs/>
       </w:rPr>
     </w:tblStylePr>
     <w:tblStylePr w:type="lastCol">
       <w:rPr>
+        <w:rFonts w:eastAsia="黑体"/>
         <w:b/>
         <w:bCs/>
       </w:rPr>
@@ -8113,6 +8551,7 @@
       <w:spacing w:after="0" w:line="240" w:lineRule="auto"/>
     </w:pPr>
     <w:rPr>
+      <w:rFonts w:eastAsia="黑体"/>
       <w:color w:themeColor="text1" w:val="000000"/>
     </w:rPr>
     <w:tblPr>
@@ -8132,7 +8571,7 @@
     </w:tblPr>
     <w:tblStylePr w:type="firstRow">
       <w:rPr>
-        <w:rFonts w:asciiTheme="majorHAnsi" w:cstheme="majorBidi" w:eastAsiaTheme="majorEastAsia" w:hAnsiTheme="majorHAnsi"/>
+        <w:rFonts w:asciiTheme="majorHAnsi" w:cstheme="majorBidi" w:hAnsiTheme="majorHAnsi" w:eastAsia="黑体"/>
       </w:rPr>
       <w:tblPr/>
       <w:tcPr>
@@ -8144,6 +8583,7 @@
     </w:tblStylePr>
     <w:tblStylePr w:type="lastRow">
       <w:rPr>
+        <w:rFonts w:eastAsia="黑体"/>
         <w:b/>
         <w:bCs/>
         <w:color w:themeColor="text2" w:val="1F497D"/>
@@ -8158,12 +8598,14 @@
     </w:tblStylePr>
     <w:tblStylePr w:type="firstCol">
       <w:rPr>
+        <w:rFonts w:eastAsia="黑体"/>
         <w:b/>
         <w:bCs/>
       </w:rPr>
     </w:tblStylePr>
     <w:tblStylePr w:type="lastCol">
       <w:rPr>
+        <w:rFonts w:eastAsia="黑体"/>
         <w:b/>
         <w:bCs/>
       </w:rPr>
@@ -8197,6 +8639,7 @@
       <w:spacing w:after="0" w:line="240" w:lineRule="auto"/>
     </w:pPr>
     <w:rPr>
+      <w:rFonts w:eastAsia="黑体"/>
       <w:color w:themeColor="text1" w:val="000000"/>
     </w:rPr>
     <w:tblPr>
@@ -8216,7 +8659,7 @@
     </w:tblPr>
     <w:tblStylePr w:type="firstRow">
       <w:rPr>
-        <w:rFonts w:asciiTheme="majorHAnsi" w:cstheme="majorBidi" w:eastAsiaTheme="majorEastAsia" w:hAnsiTheme="majorHAnsi"/>
+        <w:rFonts w:asciiTheme="majorHAnsi" w:cstheme="majorBidi" w:hAnsiTheme="majorHAnsi" w:eastAsia="黑体"/>
       </w:rPr>
       <w:tblPr/>
       <w:tcPr>
@@ -8228,6 +8671,7 @@
     </w:tblStylePr>
     <w:tblStylePr w:type="lastRow">
       <w:rPr>
+        <w:rFonts w:eastAsia="黑体"/>
         <w:b/>
         <w:bCs/>
         <w:color w:themeColor="text2" w:val="1F497D"/>
@@ -8242,12 +8686,14 @@
     </w:tblStylePr>
     <w:tblStylePr w:type="firstCol">
       <w:rPr>
+        <w:rFonts w:eastAsia="黑体"/>
         <w:b/>
         <w:bCs/>
       </w:rPr>
     </w:tblStylePr>
     <w:tblStylePr w:type="lastCol">
       <w:rPr>
+        <w:rFonts w:eastAsia="黑体"/>
         <w:b/>
         <w:bCs/>
       </w:rPr>
@@ -8281,7 +8727,7 @@
       <w:spacing w:after="0" w:line="240" w:lineRule="auto"/>
     </w:pPr>
     <w:rPr>
-      <w:rFonts w:asciiTheme="majorHAnsi" w:cstheme="majorBidi" w:eastAsiaTheme="majorEastAsia" w:hAnsiTheme="majorHAnsi"/>
+      <w:rFonts w:asciiTheme="majorHAnsi" w:cstheme="majorBidi" w:hAnsiTheme="majorHAnsi" w:eastAsia="黑体"/>
       <w:color w:themeColor="text1" w:val="000000"/>
     </w:rPr>
     <w:tblPr>
@@ -8303,6 +8749,7 @@
     </w:tblPr>
     <w:tblStylePr w:type="firstRow">
       <w:rPr>
+        <w:rFonts w:eastAsia="黑体"/>
         <w:sz w:val="24"/>
         <w:szCs w:val="24"/>
       </w:rPr>
@@ -8409,7 +8856,7 @@
       <w:spacing w:after="0" w:line="240" w:lineRule="auto"/>
     </w:pPr>
     <w:rPr>
-      <w:rFonts w:asciiTheme="majorHAnsi" w:cstheme="majorBidi" w:eastAsiaTheme="majorEastAsia" w:hAnsiTheme="majorHAnsi"/>
+      <w:rFonts w:asciiTheme="majorHAnsi" w:cstheme="majorBidi" w:hAnsiTheme="majorHAnsi" w:eastAsia="黑体"/>
       <w:color w:themeColor="text1" w:val="000000"/>
     </w:rPr>
     <w:tblPr>
@@ -8431,6 +8878,7 @@
     </w:tblPr>
     <w:tblStylePr w:type="firstRow">
       <w:rPr>
+        <w:rFonts w:eastAsia="黑体"/>
         <w:sz w:val="24"/>
         <w:szCs w:val="24"/>
       </w:rPr>
@@ -8537,7 +8985,7 @@
       <w:spacing w:after="0" w:line="240" w:lineRule="auto"/>
     </w:pPr>
     <w:rPr>
-      <w:rFonts w:asciiTheme="majorHAnsi" w:cstheme="majorBidi" w:eastAsiaTheme="majorEastAsia" w:hAnsiTheme="majorHAnsi"/>
+      <w:rFonts w:asciiTheme="majorHAnsi" w:cstheme="majorBidi" w:hAnsiTheme="majorHAnsi" w:eastAsia="黑体"/>
       <w:color w:themeColor="text1" w:val="000000"/>
     </w:rPr>
     <w:tblPr>
@@ -8559,6 +9007,7 @@
     </w:tblPr>
     <w:tblStylePr w:type="firstRow">
       <w:rPr>
+        <w:rFonts w:eastAsia="黑体"/>
         <w:sz w:val="24"/>
         <w:szCs w:val="24"/>
       </w:rPr>
@@ -8665,7 +9114,7 @@
       <w:spacing w:after="0" w:line="240" w:lineRule="auto"/>
     </w:pPr>
     <w:rPr>
-      <w:rFonts w:asciiTheme="majorHAnsi" w:cstheme="majorBidi" w:eastAsiaTheme="majorEastAsia" w:hAnsiTheme="majorHAnsi"/>
+      <w:rFonts w:asciiTheme="majorHAnsi" w:cstheme="majorBidi" w:hAnsiTheme="majorHAnsi" w:eastAsia="黑体"/>
       <w:color w:themeColor="text1" w:val="000000"/>
     </w:rPr>
     <w:tblPr>
@@ -8687,6 +9136,7 @@
     </w:tblPr>
     <w:tblStylePr w:type="firstRow">
       <w:rPr>
+        <w:rFonts w:eastAsia="黑体"/>
         <w:sz w:val="24"/>
         <w:szCs w:val="24"/>
       </w:rPr>
@@ -8793,7 +9243,7 @@
       <w:spacing w:after="0" w:line="240" w:lineRule="auto"/>
     </w:pPr>
     <w:rPr>
-      <w:rFonts w:asciiTheme="majorHAnsi" w:cstheme="majorBidi" w:eastAsiaTheme="majorEastAsia" w:hAnsiTheme="majorHAnsi"/>
+      <w:rFonts w:asciiTheme="majorHAnsi" w:cstheme="majorBidi" w:hAnsiTheme="majorHAnsi" w:eastAsia="黑体"/>
       <w:color w:themeColor="text1" w:val="000000"/>
     </w:rPr>
     <w:tblPr>
@@ -8815,6 +9265,7 @@
     </w:tblPr>
     <w:tblStylePr w:type="firstRow">
       <w:rPr>
+        <w:rFonts w:eastAsia="黑体"/>
         <w:sz w:val="24"/>
         <w:szCs w:val="24"/>
       </w:rPr>
@@ -8921,7 +9372,7 @@
       <w:spacing w:after="0" w:line="240" w:lineRule="auto"/>
     </w:pPr>
     <w:rPr>
-      <w:rFonts w:asciiTheme="majorHAnsi" w:cstheme="majorBidi" w:eastAsiaTheme="majorEastAsia" w:hAnsiTheme="majorHAnsi"/>
+      <w:rFonts w:asciiTheme="majorHAnsi" w:cstheme="majorBidi" w:hAnsiTheme="majorHAnsi" w:eastAsia="黑体"/>
       <w:color w:themeColor="text1" w:val="000000"/>
     </w:rPr>
     <w:tblPr>
@@ -8943,6 +9394,7 @@
     </w:tblPr>
     <w:tblStylePr w:type="firstRow">
       <w:rPr>
+        <w:rFonts w:eastAsia="黑体"/>
         <w:sz w:val="24"/>
         <w:szCs w:val="24"/>
       </w:rPr>
@@ -9049,7 +9501,7 @@
       <w:spacing w:after="0" w:line="240" w:lineRule="auto"/>
     </w:pPr>
     <w:rPr>
-      <w:rFonts w:asciiTheme="majorHAnsi" w:cstheme="majorBidi" w:eastAsiaTheme="majorEastAsia" w:hAnsiTheme="majorHAnsi"/>
+      <w:rFonts w:asciiTheme="majorHAnsi" w:cstheme="majorBidi" w:hAnsiTheme="majorHAnsi" w:eastAsia="黑体"/>
       <w:color w:themeColor="text1" w:val="000000"/>
     </w:rPr>
     <w:tblPr>
@@ -9071,6 +9523,7 @@
     </w:tblPr>
     <w:tblStylePr w:type="firstRow">
       <w:rPr>
+        <w:rFonts w:eastAsia="黑体"/>
         <w:sz w:val="24"/>
         <w:szCs w:val="24"/>
       </w:rPr>
@@ -9200,12 +9653,14 @@
     </w:tcPr>
     <w:tblStylePr w:type="firstRow">
       <w:rPr>
+        <w:rFonts w:eastAsia="黑体"/>
         <w:b/>
         <w:bCs/>
       </w:rPr>
     </w:tblStylePr>
     <w:tblStylePr w:type="lastRow">
       <w:rPr>
+        <w:rFonts w:eastAsia="黑体"/>
         <w:b/>
         <w:bCs/>
       </w:rPr>
@@ -9218,12 +9673,14 @@
     </w:tblStylePr>
     <w:tblStylePr w:type="firstCol">
       <w:rPr>
+        <w:rFonts w:eastAsia="黑体"/>
         <w:b/>
         <w:bCs/>
       </w:rPr>
     </w:tblStylePr>
     <w:tblStylePr w:type="lastCol">
       <w:rPr>
+        <w:rFonts w:eastAsia="黑体"/>
         <w:b/>
         <w:bCs/>
       </w:rPr>
@@ -9273,12 +9730,14 @@
     </w:tcPr>
     <w:tblStylePr w:type="firstRow">
       <w:rPr>
+        <w:rFonts w:eastAsia="黑体"/>
         <w:b/>
         <w:bCs/>
       </w:rPr>
     </w:tblStylePr>
     <w:tblStylePr w:type="lastRow">
       <w:rPr>
+        <w:rFonts w:eastAsia="黑体"/>
         <w:b/>
         <w:bCs/>
       </w:rPr>
@@ -9291,12 +9750,14 @@
     </w:tblStylePr>
     <w:tblStylePr w:type="firstCol">
       <w:rPr>
+        <w:rFonts w:eastAsia="黑体"/>
         <w:b/>
         <w:bCs/>
       </w:rPr>
     </w:tblStylePr>
     <w:tblStylePr w:type="lastCol">
       <w:rPr>
+        <w:rFonts w:eastAsia="黑体"/>
         <w:b/>
         <w:bCs/>
       </w:rPr>
@@ -9346,12 +9807,14 @@
     </w:tcPr>
     <w:tblStylePr w:type="firstRow">
       <w:rPr>
+        <w:rFonts w:eastAsia="黑体"/>
         <w:b/>
         <w:bCs/>
       </w:rPr>
     </w:tblStylePr>
     <w:tblStylePr w:type="lastRow">
       <w:rPr>
+        <w:rFonts w:eastAsia="黑体"/>
         <w:b/>
         <w:bCs/>
       </w:rPr>
@@ -9364,12 +9827,14 @@
     </w:tblStylePr>
     <w:tblStylePr w:type="firstCol">
       <w:rPr>
+        <w:rFonts w:eastAsia="黑体"/>
         <w:b/>
         <w:bCs/>
       </w:rPr>
     </w:tblStylePr>
     <w:tblStylePr w:type="lastCol">
       <w:rPr>
+        <w:rFonts w:eastAsia="黑体"/>
         <w:b/>
         <w:bCs/>
       </w:rPr>
@@ -9419,12 +9884,14 @@
     </w:tcPr>
     <w:tblStylePr w:type="firstRow">
       <w:rPr>
+        <w:rFonts w:eastAsia="黑体"/>
         <w:b/>
         <w:bCs/>
       </w:rPr>
     </w:tblStylePr>
     <w:tblStylePr w:type="lastRow">
       <w:rPr>
+        <w:rFonts w:eastAsia="黑体"/>
         <w:b/>
         <w:bCs/>
       </w:rPr>
@@ -9437,12 +9904,14 @@
     </w:tblStylePr>
     <w:tblStylePr w:type="firstCol">
       <w:rPr>
+        <w:rFonts w:eastAsia="黑体"/>
         <w:b/>
         <w:bCs/>
       </w:rPr>
     </w:tblStylePr>
     <w:tblStylePr w:type="lastCol">
       <w:rPr>
+        <w:rFonts w:eastAsia="黑体"/>
         <w:b/>
         <w:bCs/>
       </w:rPr>
@@ -9492,12 +9961,14 @@
     </w:tcPr>
     <w:tblStylePr w:type="firstRow">
       <w:rPr>
+        <w:rFonts w:eastAsia="黑体"/>
         <w:b/>
         <w:bCs/>
       </w:rPr>
     </w:tblStylePr>
     <w:tblStylePr w:type="lastRow">
       <w:rPr>
+        <w:rFonts w:eastAsia="黑体"/>
         <w:b/>
         <w:bCs/>
       </w:rPr>
@@ -9510,12 +9981,14 @@
     </w:tblStylePr>
     <w:tblStylePr w:type="firstCol">
       <w:rPr>
+        <w:rFonts w:eastAsia="黑体"/>
         <w:b/>
         <w:bCs/>
       </w:rPr>
     </w:tblStylePr>
     <w:tblStylePr w:type="lastCol">
       <w:rPr>
+        <w:rFonts w:eastAsia="黑体"/>
         <w:b/>
         <w:bCs/>
       </w:rPr>
@@ -9565,12 +10038,14 @@
     </w:tcPr>
     <w:tblStylePr w:type="firstRow">
       <w:rPr>
+        <w:rFonts w:eastAsia="黑体"/>
         <w:b/>
         <w:bCs/>
       </w:rPr>
     </w:tblStylePr>
     <w:tblStylePr w:type="lastRow">
       <w:rPr>
+        <w:rFonts w:eastAsia="黑体"/>
         <w:b/>
         <w:bCs/>
       </w:rPr>
@@ -9583,12 +10058,14 @@
     </w:tblStylePr>
     <w:tblStylePr w:type="firstCol">
       <w:rPr>
+        <w:rFonts w:eastAsia="黑体"/>
         <w:b/>
         <w:bCs/>
       </w:rPr>
     </w:tblStylePr>
     <w:tblStylePr w:type="lastCol">
       <w:rPr>
+        <w:rFonts w:eastAsia="黑体"/>
         <w:b/>
         <w:bCs/>
       </w:rPr>
@@ -9638,12 +10115,14 @@
     </w:tcPr>
     <w:tblStylePr w:type="firstRow">
       <w:rPr>
+        <w:rFonts w:eastAsia="黑体"/>
         <w:b/>
         <w:bCs/>
       </w:rPr>
     </w:tblStylePr>
     <w:tblStylePr w:type="lastRow">
       <w:rPr>
+        <w:rFonts w:eastAsia="黑体"/>
         <w:b/>
         <w:bCs/>
       </w:rPr>
@@ -9656,12 +10135,14 @@
     </w:tblStylePr>
     <w:tblStylePr w:type="firstCol">
       <w:rPr>
+        <w:rFonts w:eastAsia="黑体"/>
         <w:b/>
         <w:bCs/>
       </w:rPr>
     </w:tblStylePr>
     <w:tblStylePr w:type="lastCol">
       <w:rPr>
+        <w:rFonts w:eastAsia="黑体"/>
         <w:b/>
         <w:bCs/>
       </w:rPr>
@@ -9688,7 +10169,7 @@
       <w:spacing w:after="0" w:line="240" w:lineRule="auto"/>
     </w:pPr>
     <w:rPr>
-      <w:rFonts w:asciiTheme="majorHAnsi" w:cstheme="majorBidi" w:eastAsiaTheme="majorEastAsia" w:hAnsiTheme="majorHAnsi"/>
+      <w:rFonts w:asciiTheme="majorHAnsi" w:cstheme="majorBidi" w:hAnsiTheme="majorHAnsi" w:eastAsia="黑体"/>
       <w:color w:themeColor="text1" w:val="000000"/>
     </w:rPr>
     <w:tblPr>
@@ -9715,6 +10196,7 @@
     </w:tcPr>
     <w:tblStylePr w:type="firstRow">
       <w:rPr>
+        <w:rFonts w:eastAsia="黑体"/>
         <w:b/>
         <w:bCs/>
         <w:color w:themeColor="text1" w:val="000000"/>
@@ -9726,6 +10208,7 @@
     </w:tblStylePr>
     <w:tblStylePr w:type="lastRow">
       <w:rPr>
+        <w:rFonts w:eastAsia="黑体"/>
         <w:b/>
         <w:bCs/>
         <w:color w:themeColor="text1" w:val="000000"/>
@@ -9745,6 +10228,7 @@
     </w:tblStylePr>
     <w:tblStylePr w:type="firstCol">
       <w:rPr>
+        <w:rFonts w:eastAsia="黑体"/>
         <w:b/>
         <w:bCs/>
         <w:color w:themeColor="text1" w:val="000000"/>
@@ -9764,6 +10248,7 @@
     </w:tblStylePr>
     <w:tblStylePr w:type="lastCol">
       <w:rPr>
+        <w:rFonts w:eastAsia="黑体"/>
         <w:b w:val="0"/>
         <w:bCs w:val="0"/>
         <w:color w:themeColor="text1" w:val="000000"/>
@@ -9813,7 +10298,7 @@
       <w:spacing w:after="0" w:line="240" w:lineRule="auto"/>
     </w:pPr>
     <w:rPr>
-      <w:rFonts w:asciiTheme="majorHAnsi" w:cstheme="majorBidi" w:eastAsiaTheme="majorEastAsia" w:hAnsiTheme="majorHAnsi"/>
+      <w:rFonts w:asciiTheme="majorHAnsi" w:cstheme="majorBidi" w:hAnsiTheme="majorHAnsi" w:eastAsia="黑体"/>
       <w:color w:themeColor="text1" w:val="000000"/>
     </w:rPr>
     <w:tblPr>
@@ -9840,6 +10325,7 @@
     </w:tcPr>
     <w:tblStylePr w:type="firstRow">
       <w:rPr>
+        <w:rFonts w:eastAsia="黑体"/>
         <w:b/>
         <w:bCs/>
         <w:color w:themeColor="text1" w:val="000000"/>
@@ -9851,6 +10337,7 @@
     </w:tblStylePr>
     <w:tblStylePr w:type="lastRow">
       <w:rPr>
+        <w:rFonts w:eastAsia="黑体"/>
         <w:b/>
         <w:bCs/>
         <w:color w:themeColor="text1" w:val="000000"/>
@@ -9870,6 +10357,7 @@
     </w:tblStylePr>
     <w:tblStylePr w:type="firstCol">
       <w:rPr>
+        <w:rFonts w:eastAsia="黑体"/>
         <w:b/>
         <w:bCs/>
         <w:color w:themeColor="text1" w:val="000000"/>
@@ -9889,6 +10377,7 @@
     </w:tblStylePr>
     <w:tblStylePr w:type="lastCol">
       <w:rPr>
+        <w:rFonts w:eastAsia="黑体"/>
         <w:b w:val="0"/>
         <w:bCs w:val="0"/>
         <w:color w:themeColor="text1" w:val="000000"/>
@@ -9938,7 +10427,7 @@
       <w:spacing w:after="0" w:line="240" w:lineRule="auto"/>
     </w:pPr>
     <w:rPr>
-      <w:rFonts w:asciiTheme="majorHAnsi" w:cstheme="majorBidi" w:eastAsiaTheme="majorEastAsia" w:hAnsiTheme="majorHAnsi"/>
+      <w:rFonts w:asciiTheme="majorHAnsi" w:cstheme="majorBidi" w:hAnsiTheme="majorHAnsi" w:eastAsia="黑体"/>
       <w:color w:themeColor="text1" w:val="000000"/>
     </w:rPr>
     <w:tblPr>
@@ -9965,6 +10454,7 @@
     </w:tcPr>
     <w:tblStylePr w:type="firstRow">
       <w:rPr>
+        <w:rFonts w:eastAsia="黑体"/>
         <w:b/>
         <w:bCs/>
         <w:color w:themeColor="text1" w:val="000000"/>
@@ -9976,6 +10466,7 @@
     </w:tblStylePr>
     <w:tblStylePr w:type="lastRow">
       <w:rPr>
+        <w:rFonts w:eastAsia="黑体"/>
         <w:b/>
         <w:bCs/>
         <w:color w:themeColor="text1" w:val="000000"/>
@@ -9995,6 +10486,7 @@
     </w:tblStylePr>
     <w:tblStylePr w:type="firstCol">
       <w:rPr>
+        <w:rFonts w:eastAsia="黑体"/>
         <w:b/>
         <w:bCs/>
         <w:color w:themeColor="text1" w:val="000000"/>
@@ -10014,6 +10506,7 @@
     </w:tblStylePr>
     <w:tblStylePr w:type="lastCol">
       <w:rPr>
+        <w:rFonts w:eastAsia="黑体"/>
         <w:b w:val="0"/>
         <w:bCs w:val="0"/>
         <w:color w:themeColor="text1" w:val="000000"/>
@@ -10063,7 +10556,7 @@
       <w:spacing w:after="0" w:line="240" w:lineRule="auto"/>
     </w:pPr>
     <w:rPr>
-      <w:rFonts w:asciiTheme="majorHAnsi" w:cstheme="majorBidi" w:eastAsiaTheme="majorEastAsia" w:hAnsiTheme="majorHAnsi"/>
+      <w:rFonts w:asciiTheme="majorHAnsi" w:cstheme="majorBidi" w:hAnsiTheme="majorHAnsi" w:eastAsia="黑体"/>
       <w:color w:themeColor="text1" w:val="000000"/>
     </w:rPr>
     <w:tblPr>
@@ -10090,6 +10583,7 @@
     </w:tcPr>
     <w:tblStylePr w:type="firstRow">
       <w:rPr>
+        <w:rFonts w:eastAsia="黑体"/>
         <w:b/>
         <w:bCs/>
         <w:color w:themeColor="text1" w:val="000000"/>
@@ -10101,6 +10595,7 @@
     </w:tblStylePr>
     <w:tblStylePr w:type="lastRow">
       <w:rPr>
+        <w:rFonts w:eastAsia="黑体"/>
         <w:b/>
         <w:bCs/>
         <w:color w:themeColor="text1" w:val="000000"/>
@@ -10120,6 +10615,7 @@
     </w:tblStylePr>
     <w:tblStylePr w:type="firstCol">
       <w:rPr>
+        <w:rFonts w:eastAsia="黑体"/>
         <w:b/>
         <w:bCs/>
         <w:color w:themeColor="text1" w:val="000000"/>
@@ -10139,6 +10635,7 @@
     </w:tblStylePr>
     <w:tblStylePr w:type="lastCol">
       <w:rPr>
+        <w:rFonts w:eastAsia="黑体"/>
         <w:b w:val="0"/>
         <w:bCs w:val="0"/>
         <w:color w:themeColor="text1" w:val="000000"/>
@@ -10188,7 +10685,7 @@
       <w:spacing w:after="0" w:line="240" w:lineRule="auto"/>
     </w:pPr>
     <w:rPr>
-      <w:rFonts w:asciiTheme="majorHAnsi" w:cstheme="majorBidi" w:eastAsiaTheme="majorEastAsia" w:hAnsiTheme="majorHAnsi"/>
+      <w:rFonts w:asciiTheme="majorHAnsi" w:cstheme="majorBidi" w:hAnsiTheme="majorHAnsi" w:eastAsia="黑体"/>
       <w:color w:themeColor="text1" w:val="000000"/>
     </w:rPr>
     <w:tblPr>
@@ -10215,6 +10712,7 @@
     </w:tcPr>
     <w:tblStylePr w:type="firstRow">
       <w:rPr>
+        <w:rFonts w:eastAsia="黑体"/>
         <w:b/>
         <w:bCs/>
         <w:color w:themeColor="text1" w:val="000000"/>
@@ -10226,6 +10724,7 @@
     </w:tblStylePr>
     <w:tblStylePr w:type="lastRow">
       <w:rPr>
+        <w:rFonts w:eastAsia="黑体"/>
         <w:b/>
         <w:bCs/>
         <w:color w:themeColor="text1" w:val="000000"/>
@@ -10245,6 +10744,7 @@
     </w:tblStylePr>
     <w:tblStylePr w:type="firstCol">
       <w:rPr>
+        <w:rFonts w:eastAsia="黑体"/>
         <w:b/>
         <w:bCs/>
         <w:color w:themeColor="text1" w:val="000000"/>
@@ -10264,6 +10764,7 @@
     </w:tblStylePr>
     <w:tblStylePr w:type="lastCol">
       <w:rPr>
+        <w:rFonts w:eastAsia="黑体"/>
         <w:b w:val="0"/>
         <w:bCs w:val="0"/>
         <w:color w:themeColor="text1" w:val="000000"/>
@@ -10313,7 +10814,7 @@
       <w:spacing w:after="0" w:line="240" w:lineRule="auto"/>
     </w:pPr>
     <w:rPr>
-      <w:rFonts w:asciiTheme="majorHAnsi" w:cstheme="majorBidi" w:eastAsiaTheme="majorEastAsia" w:hAnsiTheme="majorHAnsi"/>
+      <w:rFonts w:asciiTheme="majorHAnsi" w:cstheme="majorBidi" w:hAnsiTheme="majorHAnsi" w:eastAsia="黑体"/>
       <w:color w:themeColor="text1" w:val="000000"/>
     </w:rPr>
     <w:tblPr>
@@ -10340,6 +10841,7 @@
     </w:tcPr>
     <w:tblStylePr w:type="firstRow">
       <w:rPr>
+        <w:rFonts w:eastAsia="黑体"/>
         <w:b/>
         <w:bCs/>
         <w:color w:themeColor="text1" w:val="000000"/>
@@ -10351,6 +10853,7 @@
     </w:tblStylePr>
     <w:tblStylePr w:type="lastRow">
       <w:rPr>
+        <w:rFonts w:eastAsia="黑体"/>
         <w:b/>
         <w:bCs/>
         <w:color w:themeColor="text1" w:val="000000"/>
@@ -10370,6 +10873,7 @@
     </w:tblStylePr>
     <w:tblStylePr w:type="firstCol">
       <w:rPr>
+        <w:rFonts w:eastAsia="黑体"/>
         <w:b/>
         <w:bCs/>
         <w:color w:themeColor="text1" w:val="000000"/>
@@ -10389,6 +10893,7 @@
     </w:tblStylePr>
     <w:tblStylePr w:type="lastCol">
       <w:rPr>
+        <w:rFonts w:eastAsia="黑体"/>
         <w:b w:val="0"/>
         <w:bCs w:val="0"/>
         <w:color w:themeColor="text1" w:val="000000"/>
@@ -10438,7 +10943,7 @@
       <w:spacing w:after="0" w:line="240" w:lineRule="auto"/>
     </w:pPr>
     <w:rPr>
-      <w:rFonts w:asciiTheme="majorHAnsi" w:cstheme="majorBidi" w:eastAsiaTheme="majorEastAsia" w:hAnsiTheme="majorHAnsi"/>
+      <w:rFonts w:asciiTheme="majorHAnsi" w:cstheme="majorBidi" w:hAnsiTheme="majorHAnsi" w:eastAsia="黑体"/>
       <w:color w:themeColor="text1" w:val="000000"/>
     </w:rPr>
     <w:tblPr>
@@ -10465,6 +10970,7 @@
     </w:tcPr>
     <w:tblStylePr w:type="firstRow">
       <w:rPr>
+        <w:rFonts w:eastAsia="黑体"/>
         <w:b/>
         <w:bCs/>
         <w:color w:themeColor="text1" w:val="000000"/>
@@ -10476,6 +10982,7 @@
     </w:tblStylePr>
     <w:tblStylePr w:type="lastRow">
       <w:rPr>
+        <w:rFonts w:eastAsia="黑体"/>
         <w:b/>
         <w:bCs/>
         <w:color w:themeColor="text1" w:val="000000"/>
@@ -10495,6 +11002,7 @@
     </w:tblStylePr>
     <w:tblStylePr w:type="firstCol">
       <w:rPr>
+        <w:rFonts w:eastAsia="黑体"/>
         <w:b/>
         <w:bCs/>
         <w:color w:themeColor="text1" w:val="000000"/>
@@ -10514,6 +11022,7 @@
     </w:tblStylePr>
     <w:tblStylePr w:type="lastCol">
       <w:rPr>
+        <w:rFonts w:eastAsia="黑体"/>
         <w:b w:val="0"/>
         <w:bCs w:val="0"/>
         <w:color w:themeColor="text1" w:val="000000"/>
@@ -10586,6 +11095,7 @@
     </w:tcPr>
     <w:tblStylePr w:type="firstRow">
       <w:rPr>
+        <w:rFonts w:eastAsia="黑体"/>
         <w:b/>
         <w:bCs/>
         <w:i w:val="0"/>
@@ -10607,6 +11117,7 @@
     </w:tblStylePr>
     <w:tblStylePr w:type="lastRow">
       <w:rPr>
+        <w:rFonts w:eastAsia="黑体"/>
         <w:b/>
         <w:bCs/>
         <w:i w:val="0"/>
@@ -10628,6 +11139,7 @@
     </w:tblStylePr>
     <w:tblStylePr w:type="firstCol">
       <w:rPr>
+        <w:rFonts w:eastAsia="黑体"/>
         <w:b/>
         <w:bCs/>
         <w:i w:val="0"/>
@@ -10647,6 +11159,7 @@
     </w:tblStylePr>
     <w:tblStylePr w:type="lastCol">
       <w:rPr>
+        <w:rFonts w:eastAsia="黑体"/>
         <w:b/>
         <w:bCs/>
         <w:i w:val="0"/>
@@ -10727,6 +11240,7 @@
     </w:tcPr>
     <w:tblStylePr w:type="firstRow">
       <w:rPr>
+        <w:rFonts w:eastAsia="黑体"/>
         <w:b/>
         <w:bCs/>
         <w:i w:val="0"/>
@@ -10748,6 +11262,7 @@
     </w:tblStylePr>
     <w:tblStylePr w:type="lastRow">
       <w:rPr>
+        <w:rFonts w:eastAsia="黑体"/>
         <w:b/>
         <w:bCs/>
         <w:i w:val="0"/>
@@ -10769,6 +11284,7 @@
     </w:tblStylePr>
     <w:tblStylePr w:type="firstCol">
       <w:rPr>
+        <w:rFonts w:eastAsia="黑体"/>
         <w:b/>
         <w:bCs/>
         <w:i w:val="0"/>
@@ -10788,6 +11304,7 @@
     </w:tblStylePr>
     <w:tblStylePr w:type="lastCol">
       <w:rPr>
+        <w:rFonts w:eastAsia="黑体"/>
         <w:b/>
         <w:bCs/>
         <w:i w:val="0"/>
@@ -10868,6 +11385,7 @@
     </w:tcPr>
     <w:tblStylePr w:type="firstRow">
       <w:rPr>
+        <w:rFonts w:eastAsia="黑体"/>
         <w:b/>
         <w:bCs/>
         <w:i w:val="0"/>
@@ -10889,6 +11407,7 @@
     </w:tblStylePr>
     <w:tblStylePr w:type="lastRow">
       <w:rPr>
+        <w:rFonts w:eastAsia="黑体"/>
         <w:b/>
         <w:bCs/>
         <w:i w:val="0"/>
@@ -10910,6 +11429,7 @@
     </w:tblStylePr>
     <w:tblStylePr w:type="firstCol">
       <w:rPr>
+        <w:rFonts w:eastAsia="黑体"/>
         <w:b/>
         <w:bCs/>
         <w:i w:val="0"/>
@@ -10929,6 +11449,7 @@
     </w:tblStylePr>
     <w:tblStylePr w:type="lastCol">
       <w:rPr>
+        <w:rFonts w:eastAsia="黑体"/>
         <w:b/>
         <w:bCs/>
         <w:i w:val="0"/>
@@ -11009,6 +11530,7 @@
     </w:tcPr>
     <w:tblStylePr w:type="firstRow">
       <w:rPr>
+        <w:rFonts w:eastAsia="黑体"/>
         <w:b/>
         <w:bCs/>
         <w:i w:val="0"/>
@@ -11030,6 +11552,7 @@
     </w:tblStylePr>
     <w:tblStylePr w:type="lastRow">
       <w:rPr>
+        <w:rFonts w:eastAsia="黑体"/>
         <w:b/>
         <w:bCs/>
         <w:i w:val="0"/>
@@ -11051,6 +11574,7 @@
     </w:tblStylePr>
     <w:tblStylePr w:type="firstCol">
       <w:rPr>
+        <w:rFonts w:eastAsia="黑体"/>
         <w:b/>
         <w:bCs/>
         <w:i w:val="0"/>
@@ -11070,6 +11594,7 @@
     </w:tblStylePr>
     <w:tblStylePr w:type="lastCol">
       <w:rPr>
+        <w:rFonts w:eastAsia="黑体"/>
         <w:b/>
         <w:bCs/>
         <w:i w:val="0"/>
@@ -11150,6 +11675,7 @@
     </w:tcPr>
     <w:tblStylePr w:type="firstRow">
       <w:rPr>
+        <w:rFonts w:eastAsia="黑体"/>
         <w:b/>
         <w:bCs/>
         <w:i w:val="0"/>
@@ -11171,6 +11697,7 @@
     </w:tblStylePr>
     <w:tblStylePr w:type="lastRow">
       <w:rPr>
+        <w:rFonts w:eastAsia="黑体"/>
         <w:b/>
         <w:bCs/>
         <w:i w:val="0"/>
@@ -11192,6 +11719,7 @@
     </w:tblStylePr>
     <w:tblStylePr w:type="firstCol">
       <w:rPr>
+        <w:rFonts w:eastAsia="黑体"/>
         <w:b/>
         <w:bCs/>
         <w:i w:val="0"/>
@@ -11211,6 +11739,7 @@
     </w:tblStylePr>
     <w:tblStylePr w:type="lastCol">
       <w:rPr>
+        <w:rFonts w:eastAsia="黑体"/>
         <w:b/>
         <w:bCs/>
         <w:i w:val="0"/>
@@ -11291,6 +11820,7 @@
     </w:tcPr>
     <w:tblStylePr w:type="firstRow">
       <w:rPr>
+        <w:rFonts w:eastAsia="黑体"/>
         <w:b/>
         <w:bCs/>
         <w:i w:val="0"/>
@@ -11312,6 +11842,7 @@
     </w:tblStylePr>
     <w:tblStylePr w:type="lastRow">
       <w:rPr>
+        <w:rFonts w:eastAsia="黑体"/>
         <w:b/>
         <w:bCs/>
         <w:i w:val="0"/>
@@ -11333,6 +11864,7 @@
     </w:tblStylePr>
     <w:tblStylePr w:type="firstCol">
       <w:rPr>
+        <w:rFonts w:eastAsia="黑体"/>
         <w:b/>
         <w:bCs/>
         <w:i w:val="0"/>
@@ -11352,6 +11884,7 @@
     </w:tblStylePr>
     <w:tblStylePr w:type="lastCol">
       <w:rPr>
+        <w:rFonts w:eastAsia="黑体"/>
         <w:b/>
         <w:bCs/>
         <w:i w:val="0"/>
@@ -11432,6 +11965,7 @@
     </w:tcPr>
     <w:tblStylePr w:type="firstRow">
       <w:rPr>
+        <w:rFonts w:eastAsia="黑体"/>
         <w:b/>
         <w:bCs/>
         <w:i w:val="0"/>
@@ -11453,6 +11987,7 @@
     </w:tblStylePr>
     <w:tblStylePr w:type="lastRow">
       <w:rPr>
+        <w:rFonts w:eastAsia="黑体"/>
         <w:b/>
         <w:bCs/>
         <w:i w:val="0"/>
@@ -11474,6 +12009,7 @@
     </w:tblStylePr>
     <w:tblStylePr w:type="firstCol">
       <w:rPr>
+        <w:rFonts w:eastAsia="黑体"/>
         <w:b/>
         <w:bCs/>
         <w:i w:val="0"/>
@@ -11493,6 +12029,7 @@
     </w:tblStylePr>
     <w:tblStylePr w:type="lastCol">
       <w:rPr>
+        <w:rFonts w:eastAsia="黑体"/>
         <w:b/>
         <w:bCs/>
         <w:i w:val="0"/>
@@ -11550,6 +12087,7 @@
       <w:spacing w:after="0" w:line="240" w:lineRule="auto"/>
     </w:pPr>
     <w:rPr>
+      <w:rFonts w:eastAsia="黑体"/>
       <w:color w:themeColor="background1" w:val="FFFFFF"/>
     </w:rPr>
     <w:tblPr>
@@ -11568,6 +12106,7 @@
     </w:tcPr>
     <w:tblStylePr w:type="firstRow">
       <w:rPr>
+        <w:rFonts w:eastAsia="黑体"/>
         <w:b/>
         <w:bCs/>
       </w:rPr>
@@ -11664,6 +12203,7 @@
       <w:spacing w:after="0" w:line="240" w:lineRule="auto"/>
     </w:pPr>
     <w:rPr>
+      <w:rFonts w:eastAsia="黑体"/>
       <w:color w:themeColor="background1" w:val="FFFFFF"/>
     </w:rPr>
     <w:tblPr>
@@ -11682,6 +12222,7 @@
     </w:tcPr>
     <w:tblStylePr w:type="firstRow">
       <w:rPr>
+        <w:rFonts w:eastAsia="黑体"/>
         <w:b/>
         <w:bCs/>
       </w:rPr>
@@ -11778,6 +12319,7 @@
       <w:spacing w:after="0" w:line="240" w:lineRule="auto"/>
     </w:pPr>
     <w:rPr>
+      <w:rFonts w:eastAsia="黑体"/>
       <w:color w:themeColor="background1" w:val="FFFFFF"/>
     </w:rPr>
     <w:tblPr>
@@ -11796,6 +12338,7 @@
     </w:tcPr>
     <w:tblStylePr w:type="firstRow">
       <w:rPr>
+        <w:rFonts w:eastAsia="黑体"/>
         <w:b/>
         <w:bCs/>
       </w:rPr>
@@ -11892,6 +12435,7 @@
       <w:spacing w:after="0" w:line="240" w:lineRule="auto"/>
     </w:pPr>
     <w:rPr>
+      <w:rFonts w:eastAsia="黑体"/>
       <w:color w:themeColor="background1" w:val="FFFFFF"/>
     </w:rPr>
     <w:tblPr>
@@ -11910,6 +12454,7 @@
     </w:tcPr>
     <w:tblStylePr w:type="firstRow">
       <w:rPr>
+        <w:rFonts w:eastAsia="黑体"/>
         <w:b/>
         <w:bCs/>
       </w:rPr>
@@ -12006,6 +12551,7 @@
       <w:spacing w:after="0" w:line="240" w:lineRule="auto"/>
     </w:pPr>
     <w:rPr>
+      <w:rFonts w:eastAsia="黑体"/>
       <w:color w:themeColor="background1" w:val="FFFFFF"/>
     </w:rPr>
     <w:tblPr>
@@ -12024,6 +12570,7 @@
     </w:tcPr>
     <w:tblStylePr w:type="firstRow">
       <w:rPr>
+        <w:rFonts w:eastAsia="黑体"/>
         <w:b/>
         <w:bCs/>
       </w:rPr>
@@ -12120,6 +12667,7 @@
       <w:spacing w:after="0" w:line="240" w:lineRule="auto"/>
     </w:pPr>
     <w:rPr>
+      <w:rFonts w:eastAsia="黑体"/>
       <w:color w:themeColor="background1" w:val="FFFFFF"/>
     </w:rPr>
     <w:tblPr>
@@ -12138,6 +12686,7 @@
     </w:tcPr>
     <w:tblStylePr w:type="firstRow">
       <w:rPr>
+        <w:rFonts w:eastAsia="黑体"/>
         <w:b/>
         <w:bCs/>
       </w:rPr>
@@ -12234,6 +12783,7 @@
       <w:spacing w:after="0" w:line="240" w:lineRule="auto"/>
     </w:pPr>
     <w:rPr>
+      <w:rFonts w:eastAsia="黑体"/>
       <w:color w:themeColor="background1" w:val="FFFFFF"/>
     </w:rPr>
     <w:tblPr>
@@ -12252,6 +12802,7 @@
     </w:tcPr>
     <w:tblStylePr w:type="firstRow">
       <w:rPr>
+        <w:rFonts w:eastAsia="黑体"/>
         <w:b/>
         <w:bCs/>
       </w:rPr>
@@ -12348,6 +12899,7 @@
       <w:spacing w:after="0" w:line="240" w:lineRule="auto"/>
     </w:pPr>
     <w:rPr>
+      <w:rFonts w:eastAsia="黑体"/>
       <w:color w:themeColor="text1" w:val="000000"/>
     </w:rPr>
     <w:tblPr>
@@ -12374,6 +12926,7 @@
     </w:tcPr>
     <w:tblStylePr w:type="firstRow">
       <w:rPr>
+        <w:rFonts w:eastAsia="黑体"/>
         <w:b/>
         <w:bCs/>
       </w:rPr>
@@ -12392,6 +12945,7 @@
     </w:tblStylePr>
     <w:tblStylePr w:type="lastRow">
       <w:rPr>
+        <w:rFonts w:eastAsia="黑体"/>
         <w:b/>
         <w:bCs/>
         <w:color w:themeColor="background1" w:val="FFFFFF"/>
@@ -12406,6 +12960,7 @@
     </w:tblStylePr>
     <w:tblStylePr w:type="firstCol">
       <w:rPr>
+        <w:rFonts w:eastAsia="黑体"/>
         <w:color w:themeColor="background1" w:val="FFFFFF"/>
       </w:rPr>
       <w:tblPr/>
@@ -12423,6 +12978,7 @@
     </w:tblStylePr>
     <w:tblStylePr w:type="lastCol">
       <w:rPr>
+        <w:rFonts w:eastAsia="黑体"/>
         <w:color w:themeColor="background1" w:val="FFFFFF"/>
       </w:rPr>
       <w:tblPr/>
@@ -12452,11 +13008,13 @@
     </w:tblStylePr>
     <w:tblStylePr w:type="neCell">
       <w:rPr>
+        <w:rFonts w:eastAsia="黑体"/>
         <w:color w:themeColor="text1" w:val="000000"/>
       </w:rPr>
     </w:tblStylePr>
     <w:tblStylePr w:type="nwCell">
       <w:rPr>
+        <w:rFonts w:eastAsia="黑体"/>
         <w:color w:themeColor="text1" w:val="000000"/>
       </w:rPr>
     </w:tblStylePr>
@@ -12470,6 +13028,7 @@
       <w:spacing w:after="0" w:line="240" w:lineRule="auto"/>
     </w:pPr>
     <w:rPr>
+      <w:rFonts w:eastAsia="黑体"/>
       <w:color w:themeColor="text1" w:val="000000"/>
     </w:rPr>
     <w:tblPr>
@@ -12496,6 +13055,7 @@
     </w:tcPr>
     <w:tblStylePr w:type="firstRow">
       <w:rPr>
+        <w:rFonts w:eastAsia="黑体"/>
         <w:b/>
         <w:bCs/>
       </w:rPr>
@@ -12514,6 +13074,7 @@
     </w:tblStylePr>
     <w:tblStylePr w:type="lastRow">
       <w:rPr>
+        <w:rFonts w:eastAsia="黑体"/>
         <w:b/>
         <w:bCs/>
         <w:color w:themeColor="background1" w:val="FFFFFF"/>
@@ -12528,6 +13089,7 @@
     </w:tblStylePr>
     <w:tblStylePr w:type="firstCol">
       <w:rPr>
+        <w:rFonts w:eastAsia="黑体"/>
         <w:color w:themeColor="background1" w:val="FFFFFF"/>
       </w:rPr>
       <w:tblPr/>
@@ -12545,6 +13107,7 @@
     </w:tblStylePr>
     <w:tblStylePr w:type="lastCol">
       <w:rPr>
+        <w:rFonts w:eastAsia="黑体"/>
         <w:color w:themeColor="background1" w:val="FFFFFF"/>
       </w:rPr>
       <w:tblPr/>
@@ -12574,11 +13137,13 @@
     </w:tblStylePr>
     <w:tblStylePr w:type="neCell">
       <w:rPr>
+        <w:rFonts w:eastAsia="黑体"/>
         <w:color w:themeColor="text1" w:val="000000"/>
       </w:rPr>
     </w:tblStylePr>
     <w:tblStylePr w:type="nwCell">
       <w:rPr>
+        <w:rFonts w:eastAsia="黑体"/>
         <w:color w:themeColor="text1" w:val="000000"/>
       </w:rPr>
     </w:tblStylePr>
@@ -12592,6 +13157,7 @@
       <w:spacing w:after="0" w:line="240" w:lineRule="auto"/>
     </w:pPr>
     <w:rPr>
+      <w:rFonts w:eastAsia="黑体"/>
       <w:color w:themeColor="text1" w:val="000000"/>
     </w:rPr>
     <w:tblPr>
@@ -12618,6 +13184,7 @@
     </w:tcPr>
     <w:tblStylePr w:type="firstRow">
       <w:rPr>
+        <w:rFonts w:eastAsia="黑体"/>
         <w:b/>
         <w:bCs/>
       </w:rPr>
@@ -12636,6 +13203,7 @@
     </w:tblStylePr>
     <w:tblStylePr w:type="lastRow">
       <w:rPr>
+        <w:rFonts w:eastAsia="黑体"/>
         <w:b/>
         <w:bCs/>
         <w:color w:themeColor="background1" w:val="FFFFFF"/>
@@ -12650,6 +13218,7 @@
     </w:tblStylePr>
     <w:tblStylePr w:type="firstCol">
       <w:rPr>
+        <w:rFonts w:eastAsia="黑体"/>
         <w:color w:themeColor="background1" w:val="FFFFFF"/>
       </w:rPr>
       <w:tblPr/>
@@ -12667,6 +13236,7 @@
     </w:tblStylePr>
     <w:tblStylePr w:type="lastCol">
       <w:rPr>
+        <w:rFonts w:eastAsia="黑体"/>
         <w:color w:themeColor="background1" w:val="FFFFFF"/>
       </w:rPr>
       <w:tblPr/>
@@ -12696,11 +13266,13 @@
     </w:tblStylePr>
     <w:tblStylePr w:type="neCell">
       <w:rPr>
+        <w:rFonts w:eastAsia="黑体"/>
         <w:color w:themeColor="text1" w:val="000000"/>
       </w:rPr>
     </w:tblStylePr>
     <w:tblStylePr w:type="nwCell">
       <w:rPr>
+        <w:rFonts w:eastAsia="黑体"/>
         <w:color w:themeColor="text1" w:val="000000"/>
       </w:rPr>
     </w:tblStylePr>
@@ -12714,6 +13286,7 @@
       <w:spacing w:after="0" w:line="240" w:lineRule="auto"/>
     </w:pPr>
     <w:rPr>
+      <w:rFonts w:eastAsia="黑体"/>
       <w:color w:themeColor="text1" w:val="000000"/>
     </w:rPr>
     <w:tblPr>
@@ -12740,6 +13313,7 @@
     </w:tcPr>
     <w:tblStylePr w:type="firstRow">
       <w:rPr>
+        <w:rFonts w:eastAsia="黑体"/>
         <w:b/>
         <w:bCs/>
       </w:rPr>
@@ -12758,6 +13332,7 @@
     </w:tblStylePr>
     <w:tblStylePr w:type="lastRow">
       <w:rPr>
+        <w:rFonts w:eastAsia="黑体"/>
         <w:b/>
         <w:bCs/>
         <w:color w:themeColor="background1" w:val="FFFFFF"/>
@@ -12772,6 +13347,7 @@
     </w:tblStylePr>
     <w:tblStylePr w:type="firstCol">
       <w:rPr>
+        <w:rFonts w:eastAsia="黑体"/>
         <w:color w:themeColor="background1" w:val="FFFFFF"/>
       </w:rPr>
       <w:tblPr/>
@@ -12789,6 +13365,7 @@
     </w:tblStylePr>
     <w:tblStylePr w:type="lastCol">
       <w:rPr>
+        <w:rFonts w:eastAsia="黑体"/>
         <w:color w:themeColor="background1" w:val="FFFFFF"/>
       </w:rPr>
       <w:tblPr/>
@@ -12826,6 +13403,7 @@
       <w:spacing w:after="0" w:line="240" w:lineRule="auto"/>
     </w:pPr>
     <w:rPr>
+      <w:rFonts w:eastAsia="黑体"/>
       <w:color w:themeColor="text1" w:val="000000"/>
     </w:rPr>
     <w:tblPr>
@@ -12852,6 +13430,7 @@
     </w:tcPr>
     <w:tblStylePr w:type="firstRow">
       <w:rPr>
+        <w:rFonts w:eastAsia="黑体"/>
         <w:b/>
         <w:bCs/>
       </w:rPr>
@@ -12870,6 +13449,7 @@
     </w:tblStylePr>
     <w:tblStylePr w:type="lastRow">
       <w:rPr>
+        <w:rFonts w:eastAsia="黑体"/>
         <w:b/>
         <w:bCs/>
         <w:color w:themeColor="background1" w:val="FFFFFF"/>
@@ -12884,6 +13464,7 @@
     </w:tblStylePr>
     <w:tblStylePr w:type="firstCol">
       <w:rPr>
+        <w:rFonts w:eastAsia="黑体"/>
         <w:color w:themeColor="background1" w:val="FFFFFF"/>
       </w:rPr>
       <w:tblPr/>
@@ -12901,6 +13482,7 @@
     </w:tblStylePr>
     <w:tblStylePr w:type="lastCol">
       <w:rPr>
+        <w:rFonts w:eastAsia="黑体"/>
         <w:color w:themeColor="background1" w:val="FFFFFF"/>
       </w:rPr>
       <w:tblPr/>
@@ -12930,11 +13512,13 @@
     </w:tblStylePr>
     <w:tblStylePr w:type="neCell">
       <w:rPr>
+        <w:rFonts w:eastAsia="黑体"/>
         <w:color w:themeColor="text1" w:val="000000"/>
       </w:rPr>
     </w:tblStylePr>
     <w:tblStylePr w:type="nwCell">
       <w:rPr>
+        <w:rFonts w:eastAsia="黑体"/>
         <w:color w:themeColor="text1" w:val="000000"/>
       </w:rPr>
     </w:tblStylePr>
@@ -12948,6 +13532,7 @@
       <w:spacing w:after="0" w:line="240" w:lineRule="auto"/>
     </w:pPr>
     <w:rPr>
+      <w:rFonts w:eastAsia="黑体"/>
       <w:color w:themeColor="text1" w:val="000000"/>
     </w:rPr>
     <w:tblPr>
@@ -12974,6 +13559,7 @@
     </w:tcPr>
     <w:tblStylePr w:type="firstRow">
       <w:rPr>
+        <w:rFonts w:eastAsia="黑体"/>
         <w:b/>
         <w:bCs/>
       </w:rPr>
@@ -12992,6 +13578,7 @@
     </w:tblStylePr>
     <w:tblStylePr w:type="lastRow">
       <w:rPr>
+        <w:rFonts w:eastAsia="黑体"/>
         <w:b/>
         <w:bCs/>
         <w:color w:themeColor="background1" w:val="FFFFFF"/>
@@ -13006,6 +13593,7 @@
     </w:tblStylePr>
     <w:tblStylePr w:type="firstCol">
       <w:rPr>
+        <w:rFonts w:eastAsia="黑体"/>
         <w:color w:themeColor="background1" w:val="FFFFFF"/>
       </w:rPr>
       <w:tblPr/>
@@ -13023,6 +13611,7 @@
     </w:tblStylePr>
     <w:tblStylePr w:type="lastCol">
       <w:rPr>
+        <w:rFonts w:eastAsia="黑体"/>
         <w:color w:themeColor="background1" w:val="FFFFFF"/>
       </w:rPr>
       <w:tblPr/>
@@ -13052,11 +13641,13 @@
     </w:tblStylePr>
     <w:tblStylePr w:type="neCell">
       <w:rPr>
+        <w:rFonts w:eastAsia="黑体"/>
         <w:color w:themeColor="text1" w:val="000000"/>
       </w:rPr>
     </w:tblStylePr>
     <w:tblStylePr w:type="nwCell">
       <w:rPr>
+        <w:rFonts w:eastAsia="黑体"/>
         <w:color w:themeColor="text1" w:val="000000"/>
       </w:rPr>
     </w:tblStylePr>
@@ -13070,6 +13661,7 @@
       <w:spacing w:after="0" w:line="240" w:lineRule="auto"/>
     </w:pPr>
     <w:rPr>
+      <w:rFonts w:eastAsia="黑体"/>
       <w:color w:themeColor="text1" w:val="000000"/>
     </w:rPr>
     <w:tblPr>
@@ -13096,6 +13688,7 @@
     </w:tcPr>
     <w:tblStylePr w:type="firstRow">
       <w:rPr>
+        <w:rFonts w:eastAsia="黑体"/>
         <w:b/>
         <w:bCs/>
       </w:rPr>
@@ -13114,6 +13707,7 @@
     </w:tblStylePr>
     <w:tblStylePr w:type="lastRow">
       <w:rPr>
+        <w:rFonts w:eastAsia="黑体"/>
         <w:b/>
         <w:bCs/>
         <w:color w:themeColor="background1" w:val="FFFFFF"/>
@@ -13128,6 +13722,7 @@
     </w:tblStylePr>
     <w:tblStylePr w:type="firstCol">
       <w:rPr>
+        <w:rFonts w:eastAsia="黑体"/>
         <w:color w:themeColor="background1" w:val="FFFFFF"/>
       </w:rPr>
       <w:tblPr/>
@@ -13145,6 +13740,7 @@
     </w:tblStylePr>
     <w:tblStylePr w:type="lastCol">
       <w:rPr>
+        <w:rFonts w:eastAsia="黑体"/>
         <w:color w:themeColor="background1" w:val="FFFFFF"/>
       </w:rPr>
       <w:tblPr/>
@@ -13174,11 +13770,13 @@
     </w:tblStylePr>
     <w:tblStylePr w:type="neCell">
       <w:rPr>
+        <w:rFonts w:eastAsia="黑体"/>
         <w:color w:themeColor="text1" w:val="000000"/>
       </w:rPr>
     </w:tblStylePr>
     <w:tblStylePr w:type="nwCell">
       <w:rPr>
+        <w:rFonts w:eastAsia="黑体"/>
         <w:color w:themeColor="text1" w:val="000000"/>
       </w:rPr>
     </w:tblStylePr>
@@ -13192,6 +13790,7 @@
       <w:spacing w:after="0" w:line="240" w:lineRule="auto"/>
     </w:pPr>
     <w:rPr>
+      <w:rFonts w:eastAsia="黑体"/>
       <w:color w:themeColor="text1" w:val="000000"/>
     </w:rPr>
     <w:tblPr>
@@ -13210,6 +13809,7 @@
     </w:tcPr>
     <w:tblStylePr w:type="firstRow">
       <w:rPr>
+        <w:rFonts w:eastAsia="黑体"/>
         <w:b/>
         <w:bCs/>
         <w:color w:themeColor="background1" w:val="FFFFFF"/>
@@ -13224,6 +13824,7 @@
     </w:tblStylePr>
     <w:tblStylePr w:type="lastRow">
       <w:rPr>
+        <w:rFonts w:eastAsia="黑体"/>
         <w:b/>
         <w:bCs/>
         <w:color w:themeColor="accent2" w:themeShade="CC" w:val="9E3A38"/>
@@ -13238,12 +13839,14 @@
     </w:tblStylePr>
     <w:tblStylePr w:type="firstCol">
       <w:rPr>
+        <w:rFonts w:eastAsia="黑体"/>
         <w:b/>
         <w:bCs/>
       </w:rPr>
     </w:tblStylePr>
     <w:tblStylePr w:type="lastCol">
       <w:rPr>
+        <w:rFonts w:eastAsia="黑体"/>
         <w:b/>
         <w:bCs/>
       </w:rPr>
@@ -13278,6 +13881,7 @@
       <w:spacing w:after="0" w:line="240" w:lineRule="auto"/>
     </w:pPr>
     <w:rPr>
+      <w:rFonts w:eastAsia="黑体"/>
       <w:color w:themeColor="text1" w:val="000000"/>
     </w:rPr>
     <w:tblPr>
@@ -13296,6 +13900,7 @@
     </w:tcPr>
     <w:tblStylePr w:type="firstRow">
       <w:rPr>
+        <w:rFonts w:eastAsia="黑体"/>
         <w:b/>
         <w:bCs/>
         <w:color w:themeColor="background1" w:val="FFFFFF"/>
@@ -13310,6 +13915,7 @@
     </w:tblStylePr>
     <w:tblStylePr w:type="lastRow">
       <w:rPr>
+        <w:rFonts w:eastAsia="黑体"/>
         <w:b/>
         <w:bCs/>
         <w:color w:themeColor="accent2" w:themeShade="CC" w:val="9E3A38"/>
@@ -13324,12 +13930,14 @@
     </w:tblStylePr>
     <w:tblStylePr w:type="firstCol">
       <w:rPr>
+        <w:rFonts w:eastAsia="黑体"/>
         <w:b/>
         <w:bCs/>
       </w:rPr>
     </w:tblStylePr>
     <w:tblStylePr w:type="lastCol">
       <w:rPr>
+        <w:rFonts w:eastAsia="黑体"/>
         <w:b/>
         <w:bCs/>
       </w:rPr>
@@ -13364,6 +13972,7 @@
       <w:spacing w:after="0" w:line="240" w:lineRule="auto"/>
     </w:pPr>
     <w:rPr>
+      <w:rFonts w:eastAsia="黑体"/>
       <w:color w:themeColor="text1" w:val="000000"/>
     </w:rPr>
     <w:tblPr>
@@ -13382,6 +13991,7 @@
     </w:tcPr>
     <w:tblStylePr w:type="firstRow">
       <w:rPr>
+        <w:rFonts w:eastAsia="黑体"/>
         <w:b/>
         <w:bCs/>
         <w:color w:themeColor="background1" w:val="FFFFFF"/>
@@ -13396,6 +14006,7 @@
     </w:tblStylePr>
     <w:tblStylePr w:type="lastRow">
       <w:rPr>
+        <w:rFonts w:eastAsia="黑体"/>
         <w:b/>
         <w:bCs/>
         <w:color w:themeColor="accent2" w:themeShade="CC" w:val="9E3A38"/>
@@ -13410,12 +14021,14 @@
     </w:tblStylePr>
     <w:tblStylePr w:type="firstCol">
       <w:rPr>
+        <w:rFonts w:eastAsia="黑体"/>
         <w:b/>
         <w:bCs/>
       </w:rPr>
     </w:tblStylePr>
     <w:tblStylePr w:type="lastCol">
       <w:rPr>
+        <w:rFonts w:eastAsia="黑体"/>
         <w:b/>
         <w:bCs/>
       </w:rPr>
@@ -13450,6 +14063,7 @@
       <w:spacing w:after="0" w:line="240" w:lineRule="auto"/>
     </w:pPr>
     <w:rPr>
+      <w:rFonts w:eastAsia="黑体"/>
       <w:color w:themeColor="text1" w:val="000000"/>
     </w:rPr>
     <w:tblPr>
@@ -13468,6 +14082,7 @@
     </w:tcPr>
     <w:tblStylePr w:type="firstRow">
       <w:rPr>
+        <w:rFonts w:eastAsia="黑体"/>
         <w:b/>
         <w:bCs/>
         <w:color w:themeColor="background1" w:val="FFFFFF"/>
@@ -13482,6 +14097,7 @@
     </w:tblStylePr>
     <w:tblStylePr w:type="lastRow">
       <w:rPr>
+        <w:rFonts w:eastAsia="黑体"/>
         <w:b/>
         <w:bCs/>
         <w:color w:themeColor="accent4" w:themeShade="CC" w:val="664E82"/>
@@ -13496,12 +14112,14 @@
     </w:tblStylePr>
     <w:tblStylePr w:type="firstCol">
       <w:rPr>
+        <w:rFonts w:eastAsia="黑体"/>
         <w:b/>
         <w:bCs/>
       </w:rPr>
     </w:tblStylePr>
     <w:tblStylePr w:type="lastCol">
       <w:rPr>
+        <w:rFonts w:eastAsia="黑体"/>
         <w:b/>
         <w:bCs/>
       </w:rPr>
@@ -13536,6 +14154,7 @@
       <w:spacing w:after="0" w:line="240" w:lineRule="auto"/>
     </w:pPr>
     <w:rPr>
+      <w:rFonts w:eastAsia="黑体"/>
       <w:color w:themeColor="text1" w:val="000000"/>
     </w:rPr>
     <w:tblPr>
@@ -13554,6 +14173,7 @@
     </w:tcPr>
     <w:tblStylePr w:type="firstRow">
       <w:rPr>
+        <w:rFonts w:eastAsia="黑体"/>
         <w:b/>
         <w:bCs/>
         <w:color w:themeColor="background1" w:val="FFFFFF"/>
@@ -13568,6 +14188,7 @@
     </w:tblStylePr>
     <w:tblStylePr w:type="lastRow">
       <w:rPr>
+        <w:rFonts w:eastAsia="黑体"/>
         <w:b/>
         <w:bCs/>
         <w:color w:themeColor="accent3" w:themeShade="CC" w:val="7E9C40"/>
@@ -13582,12 +14203,14 @@
     </w:tblStylePr>
     <w:tblStylePr w:type="firstCol">
       <w:rPr>
+        <w:rFonts w:eastAsia="黑体"/>
         <w:b/>
         <w:bCs/>
       </w:rPr>
     </w:tblStylePr>
     <w:tblStylePr w:type="lastCol">
       <w:rPr>
+        <w:rFonts w:eastAsia="黑体"/>
         <w:b/>
         <w:bCs/>
       </w:rPr>
@@ -13622,6 +14245,7 @@
       <w:spacing w:after="0" w:line="240" w:lineRule="auto"/>
     </w:pPr>
     <w:rPr>
+      <w:rFonts w:eastAsia="黑体"/>
       <w:color w:themeColor="text1" w:val="000000"/>
     </w:rPr>
     <w:tblPr>
@@ -13640,6 +14264,7 @@
     </w:tcPr>
     <w:tblStylePr w:type="firstRow">
       <w:rPr>
+        <w:rFonts w:eastAsia="黑体"/>
         <w:b/>
         <w:bCs/>
         <w:color w:themeColor="background1" w:val="FFFFFF"/>
@@ -13654,6 +14279,7 @@
     </w:tblStylePr>
     <w:tblStylePr w:type="lastRow">
       <w:rPr>
+        <w:rFonts w:eastAsia="黑体"/>
         <w:b/>
         <w:bCs/>
         <w:color w:themeColor="accent6" w:themeShade="CC" w:val="F2730A"/>
@@ -13668,12 +14294,14 @@
     </w:tblStylePr>
     <w:tblStylePr w:type="firstCol">
       <w:rPr>
+        <w:rFonts w:eastAsia="黑体"/>
         <w:b/>
         <w:bCs/>
       </w:rPr>
     </w:tblStylePr>
     <w:tblStylePr w:type="lastCol">
       <w:rPr>
+        <w:rFonts w:eastAsia="黑体"/>
         <w:b/>
         <w:bCs/>
       </w:rPr>
@@ -13708,6 +14336,7 @@
       <w:spacing w:after="0" w:line="240" w:lineRule="auto"/>
     </w:pPr>
     <w:rPr>
+      <w:rFonts w:eastAsia="黑体"/>
       <w:color w:themeColor="text1" w:val="000000"/>
     </w:rPr>
     <w:tblPr>
@@ -13726,6 +14355,7 @@
     </w:tcPr>
     <w:tblStylePr w:type="firstRow">
       <w:rPr>
+        <w:rFonts w:eastAsia="黑体"/>
         <w:b/>
         <w:bCs/>
         <w:color w:themeColor="background1" w:val="FFFFFF"/>
@@ -13740,6 +14370,7 @@
     </w:tblStylePr>
     <w:tblStylePr w:type="lastRow">
       <w:rPr>
+        <w:rFonts w:eastAsia="黑体"/>
         <w:b/>
         <w:bCs/>
         <w:color w:themeColor="accent5" w:themeShade="CC" w:val="348DA5"/>
@@ -13754,12 +14385,14 @@
     </w:tblStylePr>
     <w:tblStylePr w:type="firstCol">
       <w:rPr>
+        <w:rFonts w:eastAsia="黑体"/>
         <w:b/>
         <w:bCs/>
       </w:rPr>
     </w:tblStylePr>
     <w:tblStylePr w:type="lastCol">
       <w:rPr>
+        <w:rFonts w:eastAsia="黑体"/>
         <w:b/>
         <w:bCs/>
       </w:rPr>
@@ -13794,6 +14427,7 @@
       <w:spacing w:after="0" w:line="240" w:lineRule="auto"/>
     </w:pPr>
     <w:rPr>
+      <w:rFonts w:eastAsia="黑体"/>
       <w:color w:themeColor="text1" w:val="000000"/>
     </w:rPr>
     <w:tblPr>
@@ -13815,6 +14449,7 @@
     </w:tcPr>
     <w:tblStylePr w:type="firstRow">
       <w:rPr>
+        <w:rFonts w:eastAsia="黑体"/>
         <w:b/>
         <w:bCs/>
       </w:rPr>
@@ -13825,6 +14460,7 @@
     </w:tblStylePr>
     <w:tblStylePr w:type="lastRow">
       <w:rPr>
+        <w:rFonts w:eastAsia="黑体"/>
         <w:b/>
         <w:bCs/>
         <w:color w:themeColor="text1" w:val="000000"/>
@@ -13836,6 +14472,7 @@
     </w:tblStylePr>
     <w:tblStylePr w:type="firstCol">
       <w:rPr>
+        <w:rFonts w:eastAsia="黑体"/>
         <w:color w:themeColor="background1" w:val="FFFFFF"/>
       </w:rPr>
       <w:tblPr/>
@@ -13845,6 +14482,7 @@
     </w:tblStylePr>
     <w:tblStylePr w:type="lastCol">
       <w:rPr>
+        <w:rFonts w:eastAsia="黑体"/>
         <w:color w:themeColor="background1" w:val="FFFFFF"/>
       </w:rPr>
       <w:tblPr/>
@@ -13874,6 +14512,7 @@
       <w:spacing w:after="0" w:line="240" w:lineRule="auto"/>
     </w:pPr>
     <w:rPr>
+      <w:rFonts w:eastAsia="黑体"/>
       <w:color w:themeColor="text1" w:val="000000"/>
     </w:rPr>
     <w:tblPr>
@@ -13895,6 +14534,7 @@
     </w:tcPr>
     <w:tblStylePr w:type="firstRow">
       <w:rPr>
+        <w:rFonts w:eastAsia="黑体"/>
         <w:b/>
         <w:bCs/>
       </w:rPr>
@@ -13905,6 +14545,7 @@
     </w:tblStylePr>
     <w:tblStylePr w:type="lastRow">
       <w:rPr>
+        <w:rFonts w:eastAsia="黑体"/>
         <w:b/>
         <w:bCs/>
         <w:color w:themeColor="text1" w:val="000000"/>
@@ -13916,6 +14557,7 @@
     </w:tblStylePr>
     <w:tblStylePr w:type="firstCol">
       <w:rPr>
+        <w:rFonts w:eastAsia="黑体"/>
         <w:color w:themeColor="background1" w:val="FFFFFF"/>
       </w:rPr>
       <w:tblPr/>
@@ -13925,6 +14567,7 @@
     </w:tblStylePr>
     <w:tblStylePr w:type="lastCol">
       <w:rPr>
+        <w:rFonts w:eastAsia="黑体"/>
         <w:color w:themeColor="background1" w:val="FFFFFF"/>
       </w:rPr>
       <w:tblPr/>
@@ -13954,6 +14597,7 @@
       <w:spacing w:after="0" w:line="240" w:lineRule="auto"/>
     </w:pPr>
     <w:rPr>
+      <w:rFonts w:eastAsia="黑体"/>
       <w:color w:themeColor="text1" w:val="000000"/>
     </w:rPr>
     <w:tblPr>
@@ -13975,6 +14619,7 @@
     </w:tcPr>
     <w:tblStylePr w:type="firstRow">
       <w:rPr>
+        <w:rFonts w:eastAsia="黑体"/>
         <w:b/>
         <w:bCs/>
       </w:rPr>
@@ -13985,6 +14630,7 @@
     </w:tblStylePr>
     <w:tblStylePr w:type="lastRow">
       <w:rPr>
+        <w:rFonts w:eastAsia="黑体"/>
         <w:b/>
         <w:bCs/>
         <w:color w:themeColor="text1" w:val="000000"/>
@@ -13996,6 +14642,7 @@
     </w:tblStylePr>
     <w:tblStylePr w:type="firstCol">
       <w:rPr>
+        <w:rFonts w:eastAsia="黑体"/>
         <w:color w:themeColor="background1" w:val="FFFFFF"/>
       </w:rPr>
       <w:tblPr/>
@@ -14005,6 +14652,7 @@
     </w:tblStylePr>
     <w:tblStylePr w:type="lastCol">
       <w:rPr>
+        <w:rFonts w:eastAsia="黑体"/>
         <w:color w:themeColor="background1" w:val="FFFFFF"/>
       </w:rPr>
       <w:tblPr/>
@@ -14034,6 +14682,7 @@
       <w:spacing w:after="0" w:line="240" w:lineRule="auto"/>
     </w:pPr>
     <w:rPr>
+      <w:rFonts w:eastAsia="黑体"/>
       <w:color w:themeColor="text1" w:val="000000"/>
     </w:rPr>
     <w:tblPr>
@@ -14055,6 +14704,7 @@
     </w:tcPr>
     <w:tblStylePr w:type="firstRow">
       <w:rPr>
+        <w:rFonts w:eastAsia="黑体"/>
         <w:b/>
         <w:bCs/>
       </w:rPr>
@@ -14065,6 +14715,7 @@
     </w:tblStylePr>
     <w:tblStylePr w:type="lastRow">
       <w:rPr>
+        <w:rFonts w:eastAsia="黑体"/>
         <w:b/>
         <w:bCs/>
         <w:color w:themeColor="text1" w:val="000000"/>
@@ -14076,6 +14727,7 @@
     </w:tblStylePr>
     <w:tblStylePr w:type="firstCol">
       <w:rPr>
+        <w:rFonts w:eastAsia="黑体"/>
         <w:color w:themeColor="background1" w:val="FFFFFF"/>
       </w:rPr>
       <w:tblPr/>
@@ -14085,6 +14737,7 @@
     </w:tblStylePr>
     <w:tblStylePr w:type="lastCol">
       <w:rPr>
+        <w:rFonts w:eastAsia="黑体"/>
         <w:color w:themeColor="background1" w:val="FFFFFF"/>
       </w:rPr>
       <w:tblPr/>
@@ -14114,6 +14767,7 @@
       <w:spacing w:after="0" w:line="240" w:lineRule="auto"/>
     </w:pPr>
     <w:rPr>
+      <w:rFonts w:eastAsia="黑体"/>
       <w:color w:themeColor="text1" w:val="000000"/>
     </w:rPr>
     <w:tblPr>
@@ -14135,6 +14789,7 @@
     </w:tcPr>
     <w:tblStylePr w:type="firstRow">
       <w:rPr>
+        <w:rFonts w:eastAsia="黑体"/>
         <w:b/>
         <w:bCs/>
       </w:rPr>
@@ -14145,6 +14800,7 @@
     </w:tblStylePr>
     <w:tblStylePr w:type="lastRow">
       <w:rPr>
+        <w:rFonts w:eastAsia="黑体"/>
         <w:b/>
         <w:bCs/>
         <w:color w:themeColor="text1" w:val="000000"/>
@@ -14156,6 +14812,7 @@
     </w:tblStylePr>
     <w:tblStylePr w:type="firstCol">
       <w:rPr>
+        <w:rFonts w:eastAsia="黑体"/>
         <w:color w:themeColor="background1" w:val="FFFFFF"/>
       </w:rPr>
       <w:tblPr/>
@@ -14165,6 +14822,7 @@
     </w:tblStylePr>
     <w:tblStylePr w:type="lastCol">
       <w:rPr>
+        <w:rFonts w:eastAsia="黑体"/>
         <w:color w:themeColor="background1" w:val="FFFFFF"/>
       </w:rPr>
       <w:tblPr/>
@@ -14194,6 +14852,7 @@
       <w:spacing w:after="0" w:line="240" w:lineRule="auto"/>
     </w:pPr>
     <w:rPr>
+      <w:rFonts w:eastAsia="黑体"/>
       <w:color w:themeColor="text1" w:val="000000"/>
     </w:rPr>
     <w:tblPr>
@@ -14215,6 +14874,7 @@
     </w:tcPr>
     <w:tblStylePr w:type="firstRow">
       <w:rPr>
+        <w:rFonts w:eastAsia="黑体"/>
         <w:b/>
         <w:bCs/>
       </w:rPr>
@@ -14225,6 +14885,7 @@
     </w:tblStylePr>
     <w:tblStylePr w:type="lastRow">
       <w:rPr>
+        <w:rFonts w:eastAsia="黑体"/>
         <w:b/>
         <w:bCs/>
         <w:color w:themeColor="text1" w:val="000000"/>
@@ -14236,6 +14897,7 @@
     </w:tblStylePr>
     <w:tblStylePr w:type="firstCol">
       <w:rPr>
+        <w:rFonts w:eastAsia="黑体"/>
         <w:color w:themeColor="background1" w:val="FFFFFF"/>
       </w:rPr>
       <w:tblPr/>
@@ -14245,6 +14907,7 @@
     </w:tblStylePr>
     <w:tblStylePr w:type="lastCol">
       <w:rPr>
+        <w:rFonts w:eastAsia="黑体"/>
         <w:color w:themeColor="background1" w:val="FFFFFF"/>
       </w:rPr>
       <w:tblPr/>
@@ -14274,6 +14937,7 @@
       <w:spacing w:after="0" w:line="240" w:lineRule="auto"/>
     </w:pPr>
     <w:rPr>
+      <w:rFonts w:eastAsia="黑体"/>
       <w:color w:themeColor="text1" w:val="000000"/>
     </w:rPr>
     <w:tblPr>
@@ -14295,6 +14959,7 @@
     </w:tcPr>
     <w:tblStylePr w:type="firstRow">
       <w:rPr>
+        <w:rFonts w:eastAsia="黑体"/>
         <w:b/>
         <w:bCs/>
       </w:rPr>
@@ -14305,6 +14970,7 @@
     </w:tblStylePr>
     <w:tblStylePr w:type="lastRow">
       <w:rPr>
+        <w:rFonts w:eastAsia="黑体"/>
         <w:b/>
         <w:bCs/>
         <w:color w:themeColor="text1" w:val="000000"/>
@@ -14316,6 +14982,7 @@
     </w:tblStylePr>
     <w:tblStylePr w:type="firstCol">
       <w:rPr>
+        <w:rFonts w:eastAsia="黑体"/>
         <w:color w:themeColor="background1" w:val="FFFFFF"/>
       </w:rPr>
       <w:tblPr/>
@@ -14325,6 +14992,7 @@
     </w:tblStylePr>
     <w:tblStylePr w:type="lastCol">
       <w:rPr>
+        <w:rFonts w:eastAsia="黑体"/>
         <w:color w:themeColor="background1" w:val="FFFFFF"/>
       </w:rPr>
       <w:tblPr/>
@@ -14357,6 +15025,7 @@
     <w:name w:val="KeywordTok"/>
     <w:basedOn w:val="VerbatimChar"/>
     <w:rPr>
+      <w:rFonts w:eastAsia="黑体"/>
       <w:b/>
       <w:color w:val="007020"/>
     </w:rPr>
@@ -14365,6 +15034,7 @@
     <w:name w:val="DataTypeTok"/>
     <w:basedOn w:val="VerbatimChar"/>
     <w:rPr>
+      <w:rFonts w:eastAsia="黑体"/>
       <w:color w:val="902000"/>
     </w:rPr>
   </w:style>
@@ -14372,6 +15042,7 @@
     <w:name w:val="DecValTok"/>
     <w:basedOn w:val="VerbatimChar"/>
     <w:rPr>
+      <w:rFonts w:eastAsia="黑体"/>
       <w:color w:val="40a070"/>
     </w:rPr>
   </w:style>
@@ -14379,6 +15050,7 @@
     <w:name w:val="BaseNTok"/>
     <w:basedOn w:val="VerbatimChar"/>
     <w:rPr>
+      <w:rFonts w:eastAsia="黑体"/>
       <w:color w:val="40a070"/>
     </w:rPr>
   </w:style>
@@ -14386,6 +15058,7 @@
     <w:name w:val="FloatTok"/>
     <w:basedOn w:val="VerbatimChar"/>
     <w:rPr>
+      <w:rFonts w:eastAsia="黑体"/>
       <w:color w:val="40a070"/>
     </w:rPr>
   </w:style>
@@ -14393,6 +15066,7 @@
     <w:name w:val="ConstantTok"/>
     <w:basedOn w:val="VerbatimChar"/>
     <w:rPr>
+      <w:rFonts w:eastAsia="黑体"/>
       <w:color w:val="880000"/>
     </w:rPr>
   </w:style>
@@ -14400,6 +15074,7 @@
     <w:name w:val="CharTok"/>
     <w:basedOn w:val="VerbatimChar"/>
     <w:rPr>
+      <w:rFonts w:eastAsia="黑体"/>
       <w:color w:val="4070a0"/>
     </w:rPr>
   </w:style>
@@ -14407,6 +15082,7 @@
     <w:name w:val="SpecialCharTok"/>
     <w:basedOn w:val="VerbatimChar"/>
     <w:rPr>
+      <w:rFonts w:eastAsia="黑体"/>
       <w:color w:val="4070a0"/>
     </w:rPr>
   </w:style>
@@ -14414,6 +15090,7 @@
     <w:name w:val="StringTok"/>
     <w:basedOn w:val="VerbatimChar"/>
     <w:rPr>
+      <w:rFonts w:eastAsia="黑体"/>
       <w:color w:val="4070a0"/>
     </w:rPr>
   </w:style>
@@ -14421,6 +15098,7 @@
     <w:name w:val="VerbatimStringTok"/>
     <w:basedOn w:val="VerbatimChar"/>
     <w:rPr>
+      <w:rFonts w:eastAsia="黑体"/>
       <w:color w:val="4070a0"/>
     </w:rPr>
   </w:style>
@@ -14428,6 +15106,7 @@
     <w:name w:val="SpecialStringTok"/>
     <w:basedOn w:val="VerbatimChar"/>
     <w:rPr>
+      <w:rFonts w:eastAsia="黑体"/>
       <w:color w:val="bb6688"/>
     </w:rPr>
   </w:style>
@@ -14435,6 +15114,7 @@
     <w:name w:val="ImportTok"/>
     <w:basedOn w:val="VerbatimChar"/>
     <w:rPr>
+      <w:rFonts w:eastAsia="黑体"/>
       <w:b/>
       <w:color w:val="008000"/>
     </w:rPr>
@@ -14443,6 +15123,7 @@
     <w:name w:val="CommentTok"/>
     <w:basedOn w:val="VerbatimChar"/>
     <w:rPr>
+      <w:rFonts w:eastAsia="黑体"/>
       <w:i/>
       <w:color w:val="60a0b0"/>
     </w:rPr>
@@ -14451,6 +15132,7 @@
     <w:name w:val="DocumentationTok"/>
     <w:basedOn w:val="VerbatimChar"/>
     <w:rPr>
+      <w:rFonts w:eastAsia="黑体"/>
       <w:i/>
       <w:color w:val="ba2121"/>
     </w:rPr>
@@ -14459,6 +15141,7 @@
     <w:name w:val="AnnotationTok"/>
     <w:basedOn w:val="VerbatimChar"/>
     <w:rPr>
+      <w:rFonts w:eastAsia="黑体"/>
       <w:b/>
       <w:i/>
       <w:color w:val="60a0b0"/>
@@ -14468,6 +15151,7 @@
     <w:name w:val="CommentVarTok"/>
     <w:basedOn w:val="VerbatimChar"/>
     <w:rPr>
+      <w:rFonts w:eastAsia="黑体"/>
       <w:b/>
       <w:i/>
       <w:color w:val="60a0b0"/>
@@ -14477,6 +15161,7 @@
     <w:name w:val="OtherTok"/>
     <w:basedOn w:val="VerbatimChar"/>
     <w:rPr>
+      <w:rFonts w:eastAsia="黑体"/>
       <w:color w:val="007020"/>
     </w:rPr>
   </w:style>
@@ -14484,6 +15169,7 @@
     <w:name w:val="FunctionTok"/>
     <w:basedOn w:val="VerbatimChar"/>
     <w:rPr>
+      <w:rFonts w:eastAsia="黑体"/>
       <w:color w:val="06287e"/>
     </w:rPr>
   </w:style>
@@ -14491,6 +15177,7 @@
     <w:name w:val="VariableTok"/>
     <w:basedOn w:val="VerbatimChar"/>
     <w:rPr>
+      <w:rFonts w:eastAsia="黑体"/>
       <w:color w:val="19177c"/>
     </w:rPr>
   </w:style>
@@ -14498,6 +15185,7 @@
     <w:name w:val="ControlFlowTok"/>
     <w:basedOn w:val="VerbatimChar"/>
     <w:rPr>
+      <w:rFonts w:eastAsia="黑体"/>
       <w:b/>
       <w:color w:val="007020"/>
     </w:rPr>
@@ -14506,6 +15194,7 @@
     <w:name w:val="OperatorTok"/>
     <w:basedOn w:val="VerbatimChar"/>
     <w:rPr>
+      <w:rFonts w:eastAsia="黑体"/>
       <w:color w:val="666666"/>
     </w:rPr>
   </w:style>
@@ -14513,18 +15202,22 @@
     <w:name w:val="BuiltInTok"/>
     <w:basedOn w:val="VerbatimChar"/>
     <w:rPr>
+      <w:rFonts w:eastAsia="黑体"/>
       <w:color w:val="008000"/>
     </w:rPr>
   </w:style>
   <w:style w:type="character" w:customStyle="1" w:styleId="ExtensionTok">
     <w:name w:val="ExtensionTok"/>
     <w:basedOn w:val="VerbatimChar"/>
-    <w:rPr/>
+    <w:rPr>
+      <w:rFonts w:eastAsia="黑体"/>
+    </w:rPr>
   </w:style>
   <w:style w:type="character" w:customStyle="1" w:styleId="PreprocessorTok">
     <w:name w:val="PreprocessorTok"/>
     <w:basedOn w:val="VerbatimChar"/>
     <w:rPr>
+      <w:rFonts w:eastAsia="黑体"/>
       <w:color w:val="bc7a00"/>
     </w:rPr>
   </w:style>
@@ -14532,18 +15225,22 @@
     <w:name w:val="AttributeTok"/>
     <w:basedOn w:val="VerbatimChar"/>
     <w:rPr>
+      <w:rFonts w:eastAsia="黑体"/>
       <w:color w:val="7d9029"/>
     </w:rPr>
   </w:style>
   <w:style w:type="character" w:customStyle="1" w:styleId="RegionMarkerTok">
     <w:name w:val="RegionMarkerTok"/>
     <w:basedOn w:val="VerbatimChar"/>
-    <w:rPr/>
+    <w:rPr>
+      <w:rFonts w:eastAsia="黑体"/>
+    </w:rPr>
   </w:style>
   <w:style w:type="character" w:customStyle="1" w:styleId="InformationTok">
     <w:name w:val="InformationTok"/>
     <w:basedOn w:val="VerbatimChar"/>
     <w:rPr>
+      <w:rFonts w:eastAsia="黑体"/>
       <w:b/>
       <w:i/>
       <w:color w:val="60a0b0"/>
@@ -14553,6 +15250,7 @@
     <w:name w:val="WarningTok"/>
     <w:basedOn w:val="VerbatimChar"/>
     <w:rPr>
+      <w:rFonts w:eastAsia="黑体"/>
       <w:b/>
       <w:i/>
       <w:color w:val="60a0b0"/>
@@ -14562,6 +15260,7 @@
     <w:name w:val="AlertTok"/>
     <w:basedOn w:val="VerbatimChar"/>
     <w:rPr>
+      <w:rFonts w:eastAsia="黑体"/>
       <w:b/>
       <w:color w:val="ff0000"/>
     </w:rPr>
@@ -14570,6 +15269,7 @@
     <w:name w:val="ErrorTok"/>
     <w:basedOn w:val="VerbatimChar"/>
     <w:rPr>
+      <w:rFonts w:eastAsia="黑体"/>
       <w:b/>
       <w:color w:val="ff0000"/>
     </w:rPr>
@@ -14577,7 +15277,9 @@
   <w:style w:type="character" w:customStyle="1" w:styleId="NormalTok">
     <w:name w:val="NormalTok"/>
     <w:basedOn w:val="VerbatimChar"/>
-    <w:rPr/>
+    <w:rPr>
+      <w:rFonts w:eastAsia="黑体"/>
+    </w:rPr>
   </w:style>
 </w:styles>
 </file>
@@ -14626,12 +15328,12 @@
     <a:fontScheme name="Office">
       <a:majorFont>
         <a:latin typeface="Calibri"/>
-        <a:ea typeface=""/>
+        <a:ea typeface="黑体"/>
         <a:cs typeface=""/>
         <a:font script="Jpan" typeface="ＭＳ ゴシック"/>
         <a:font script="Hang" typeface="맑은 고딕"/>
-        <a:font script="Hans" typeface="宋体"/>
-        <a:font script="Hant" typeface="新細明體"/>
+        <a:font script="Hans" typeface="黑体"/>
+        <a:font script="Hant" typeface="黑体"/>
         <a:font script="Arab" typeface="Times New Roman"/>
         <a:font script="Hebr" typeface="Times New Roman"/>
         <a:font script="Thai" typeface="Angsana New"/>
@@ -14661,12 +15363,12 @@
       </a:majorFont>
       <a:minorFont>
         <a:latin typeface="Cambria"/>
-        <a:ea typeface=""/>
+        <a:ea typeface="黑体"/>
         <a:cs typeface=""/>
         <a:font script="Jpan" typeface="ＭＳ 明朝"/>
         <a:font script="Hang" typeface="맑은 고딕"/>
-        <a:font script="Hans" typeface="宋体"/>
-        <a:font script="Hant" typeface="新細明體"/>
+        <a:font script="Hans" typeface="黑体"/>
+        <a:font script="Hant" typeface="黑体"/>
         <a:font script="Arab" typeface="Arial"/>
         <a:font script="Hebr" typeface="Arial"/>
         <a:font script="Thai" typeface="Cordia New"/>

--- a/05-数字电路/03-单片机及嵌入式接口/UART串口电路/UART串口电路.docx
+++ b/05-数字电路/03-单片机及嵌入式接口/UART串口电路/UART串口电路.docx
@@ -2257,7 +2257,7 @@
           <w:color w:val="555555"/>
           <w:sz w:val="21"/>
         </w:rPr>
-        <w:t>材料收集者：杜文杰，WX手机：19519196569，QQ:3478827729</w:t>
+        <w:t>材料收集者：杜文杰，微信/手机：19519196569，QQ:3478827729</w:t>
       </w:r>
     </w:p>
     <w:sectPr>
